--- a/docs/word/specs/spec-M5.docx
+++ b/docs/word/specs/spec-M5.docx
@@ -5920,839 +5920,18 @@
         <w:t xml:space="preserve">10. Open questions</w:t>
       </w:r>
     </w:p>
-    <w:tbl>
-      <w:tblPr>
-        <w:tblStyle w:val="Table"/>
-        <w:tblLook w:firstRow="1" w:lastRow="0" w:firstColumn="0" w:lastColumn="0" w:noHBand="0" w:noVBand="0" w:val="0020"/>
-        <w:jc w:val="start"/>
-        <w:tblBorders>
-          <w:top w:val="single" w:sz="4" w:color="C9CED6"/>
-          <w:left w:val="single" w:sz="4" w:color="C9CED6"/>
-          <w:bottom w:val="single" w:sz="4" w:color="C9CED6"/>
-          <w:right w:val="single" w:sz="4" w:color="C9CED6"/>
-          <w:insideH w:val="single" w:sz="4" w:color="C9CED6"/>
-          <w:insideV w:val="single" w:sz="4" w:color="C9CED6"/>
-        </w:tblBorders>
-        <w:tblW w:w="5000" w:type="pct"/>
-      </w:tblPr>
-      <w:tblGrid>
-        <w:gridCol w:w="1972"/>
-        <w:gridCol w:w="1972"/>
-        <w:gridCol w:w="1972"/>
-        <w:gridCol w:w="1972"/>
-        <w:gridCol w:w="1972"/>
-      </w:tblGrid>
-      <w:tr>
-        <w:trPr>
-          <w:tblHeader w:val="true"/>
-        </w:trPr>
-        <w:tc>
-          <w:tcPr>
-            <w:shd w:val="clear" w:color="auto" w:fill="E4ECF7"/>
-          </w:tcPr>
-          <w:p>
-            <w:pPr>
-              <w:pStyle w:val="Compact"/>
-              <w:jc w:val="left"/>
-            </w:pPr>
-            <w:r>
-              <w:rPr>
-                <w:b/>
-                <w:color w:val="1F2A5C"/>
-                <w:sz w:val="17"/>
-              </w:rPr>
-              <w:t xml:space="preserve">#</w:t>
-            </w:r>
-          </w:p>
-        </w:tc>
-        <w:tc>
-          <w:tcPr>
-            <w:shd w:val="clear" w:color="auto" w:fill="E4ECF7"/>
-          </w:tcPr>
-          <w:p>
-            <w:pPr>
-              <w:pStyle w:val="Compact"/>
-              <w:jc w:val="left"/>
-            </w:pPr>
-            <w:r>
-              <w:rPr>
-                <w:b/>
-                <w:color w:val="1F2A5C"/>
-                <w:sz w:val="17"/>
-              </w:rPr>
-              <w:t xml:space="preserve">Question</w:t>
-            </w:r>
-          </w:p>
-        </w:tc>
-        <w:tc>
-          <w:tcPr>
-            <w:shd w:val="clear" w:color="auto" w:fill="E4ECF7"/>
-          </w:tcPr>
-          <w:p>
-            <w:pPr>
-              <w:pStyle w:val="Compact"/>
-              <w:jc w:val="left"/>
-            </w:pPr>
-            <w:r>
-              <w:rPr>
-                <w:b/>
-                <w:color w:val="1F2A5C"/>
-                <w:sz w:val="17"/>
-              </w:rPr>
-              <w:t xml:space="preserve">Blocking?</w:t>
-            </w:r>
-          </w:p>
-        </w:tc>
-        <w:tc>
-          <w:tcPr>
-            <w:shd w:val="clear" w:color="auto" w:fill="E4ECF7"/>
-          </w:tcPr>
-          <w:p>
-            <w:pPr>
-              <w:pStyle w:val="Compact"/>
-              <w:jc w:val="left"/>
-            </w:pPr>
-            <w:r>
-              <w:rPr>
-                <w:b/>
-                <w:color w:val="1F2A5C"/>
-                <w:sz w:val="17"/>
-              </w:rPr>
-              <w:t xml:space="preserve">Owner</w:t>
-            </w:r>
-          </w:p>
-        </w:tc>
-        <w:tc>
-          <w:tcPr>
-            <w:shd w:val="clear" w:color="auto" w:fill="E4ECF7"/>
-          </w:tcPr>
-          <w:p>
-            <w:pPr>
-              <w:pStyle w:val="Compact"/>
-              <w:jc w:val="left"/>
-            </w:pPr>
-            <w:r>
-              <w:rPr>
-                <w:b/>
-                <w:color w:val="1F2A5C"/>
-                <w:sz w:val="17"/>
-              </w:rPr>
-              <w:t xml:space="preserve">Status</w:t>
-            </w:r>
-          </w:p>
-        </w:tc>
-      </w:tr>
-      <w:tr>
-        <w:tc>
-          <w:tcPr/>
-          <w:p>
-            <w:pPr>
-              <w:pStyle w:val="Compact"/>
-              <w:jc w:val="left"/>
-            </w:pPr>
-            <w:r>
-              <w:rPr>
-                <w:sz w:val="17"/>
-              </w:rPr>
-              <w:t xml:space="preserve">1</w:t>
-            </w:r>
-          </w:p>
-        </w:tc>
-        <w:tc>
-          <w:tcPr/>
-          <w:p>
-            <w:pPr>
-              <w:pStyle w:val="Compact"/>
-              <w:jc w:val="left"/>
-            </w:pPr>
-            <w:r>
-              <w:rPr>
-                <w:sz w:val="17"/>
-              </w:rPr>
-              <w:t xml:space="preserve">[NEEDS CLARIFICATION: Document list for segment C.]</w:t>
-            </w:r>
-          </w:p>
-        </w:tc>
-        <w:tc>
-          <w:tcPr/>
-          <w:p>
-            <w:pPr>
-              <w:pStyle w:val="Compact"/>
-              <w:jc w:val="left"/>
-            </w:pPr>
-            <w:r>
-              <w:rPr>
-                <w:sz w:val="17"/>
-              </w:rPr>
-              <w:t xml:space="preserve">Yes</w:t>
-            </w:r>
-          </w:p>
-        </w:tc>
-        <w:tc>
-          <w:tcPr/>
-          <w:p>
-            <w:pPr>
-              <w:pStyle w:val="Compact"/>
-              <w:jc w:val="left"/>
-            </w:pPr>
-            <w:r>
-              <w:rPr>
-                <w:sz w:val="17"/>
-              </w:rPr>
-              <w:t xml:space="preserve">Client (VFDA Legal Board)</w:t>
-            </w:r>
-          </w:p>
-        </w:tc>
-        <w:tc>
-          <w:tcPr/>
-          <w:p>
-            <w:pPr>
-              <w:pStyle w:val="Compact"/>
-              <w:jc w:val="left"/>
-            </w:pPr>
-            <w:r>
-              <w:rPr>
-                <w:sz w:val="17"/>
-              </w:rPr>
-              <w:t xml:space="preserve">Open</w:t>
-            </w:r>
-          </w:p>
-        </w:tc>
-      </w:tr>
-      <w:tr>
-        <w:tc>
-          <w:tcPr/>
-          <w:p>
-            <w:pPr>
-              <w:pStyle w:val="Compact"/>
-              <w:jc w:val="left"/>
-            </w:pPr>
-            <w:r>
-              <w:rPr>
-                <w:sz w:val="17"/>
-              </w:rPr>
-              <w:t xml:space="preserve">2</w:t>
-            </w:r>
-          </w:p>
-        </w:tc>
-        <w:tc>
-          <w:tcPr/>
-          <w:p>
-            <w:pPr>
-              <w:pStyle w:val="Compact"/>
-              <w:jc w:val="left"/>
-            </w:pPr>
-            <w:r>
-              <w:rPr>
-                <w:sz w:val="17"/>
-              </w:rPr>
-              <w:t xml:space="preserve">[NEEDS CLARIFICATION: Who may mark a paragraph proofread: any project member, or only the confirmed Vietnamese partner?]</w:t>
-            </w:r>
-          </w:p>
-        </w:tc>
-        <w:tc>
-          <w:tcPr/>
-          <w:p>
-            <w:pPr>
-              <w:pStyle w:val="Compact"/>
-              <w:jc w:val="left"/>
-            </w:pPr>
-            <w:r>
-              <w:rPr>
-                <w:sz w:val="17"/>
-              </w:rPr>
-              <w:t xml:space="preserve">No</w:t>
-            </w:r>
-          </w:p>
-        </w:tc>
-        <w:tc>
-          <w:tcPr/>
-          <w:p>
-            <w:pPr>
-              <w:pStyle w:val="Compact"/>
-              <w:jc w:val="left"/>
-            </w:pPr>
-            <w:r>
-              <w:rPr>
-                <w:sz w:val="17"/>
-              </w:rPr>
-              <w:t xml:space="preserve">Client (VFDA)</w:t>
-            </w:r>
-          </w:p>
-        </w:tc>
-        <w:tc>
-          <w:tcPr/>
-          <w:p>
-            <w:pPr>
-              <w:pStyle w:val="Compact"/>
-              <w:jc w:val="left"/>
-            </w:pPr>
-            <w:r>
-              <w:rPr>
-                <w:sz w:val="17"/>
-              </w:rPr>
-              <w:t xml:space="preserve">Open</w:t>
-            </w:r>
-          </w:p>
-        </w:tc>
-      </w:tr>
-      <w:tr>
-        <w:tc>
-          <w:tcPr/>
-          <w:p>
-            <w:pPr>
-              <w:pStyle w:val="Compact"/>
-              <w:jc w:val="left"/>
-            </w:pPr>
-            <w:r>
-              <w:rPr>
-                <w:sz w:val="17"/>
-              </w:rPr>
-              <w:t xml:space="preserve">3</w:t>
-            </w:r>
-          </w:p>
-        </w:tc>
-        <w:tc>
-          <w:tcPr/>
-          <w:p>
-            <w:pPr>
-              <w:pStyle w:val="Compact"/>
-              <w:jc w:val="left"/>
-            </w:pPr>
-            <w:r>
-              <w:rPr>
-                <w:sz w:val="17"/>
-              </w:rPr>
-              <w:t xml:space="preserve">[NEEDS CLARIFICATION: Which translation service may process scripts, which are confidential?]</w:t>
-            </w:r>
-          </w:p>
-        </w:tc>
-        <w:tc>
-          <w:tcPr/>
-          <w:p>
-            <w:pPr>
-              <w:pStyle w:val="Compact"/>
-              <w:jc w:val="left"/>
-            </w:pPr>
-            <w:r>
-              <w:rPr>
-                <w:sz w:val="17"/>
-              </w:rPr>
-              <w:t xml:space="preserve">Yes</w:t>
-            </w:r>
-          </w:p>
-        </w:tc>
-        <w:tc>
-          <w:tcPr/>
-          <w:p>
-            <w:pPr>
-              <w:pStyle w:val="Compact"/>
-              <w:jc w:val="left"/>
-            </w:pPr>
-            <w:r>
-              <w:rPr>
-                <w:sz w:val="17"/>
-              </w:rPr>
-              <w:t xml:space="preserve">Group C + Client</w:t>
-            </w:r>
-          </w:p>
-        </w:tc>
-        <w:tc>
-          <w:tcPr/>
-          <w:p>
-            <w:pPr>
-              <w:pStyle w:val="Compact"/>
-              <w:jc w:val="left"/>
-            </w:pPr>
-            <w:r>
-              <w:rPr>
-                <w:sz w:val="17"/>
-              </w:rPr>
-              <w:t xml:space="preserve">Open</w:t>
-            </w:r>
-          </w:p>
-        </w:tc>
-      </w:tr>
-      <w:tr>
-        <w:tc>
-          <w:tcPr/>
-          <w:p>
-            <w:pPr>
-              <w:pStyle w:val="Compact"/>
-              <w:jc w:val="left"/>
-            </w:pPr>
-            <w:r>
-              <w:rPr>
-                <w:sz w:val="17"/>
-              </w:rPr>
-              <w:t xml:space="preserve">4</w:t>
-            </w:r>
-          </w:p>
-        </w:tc>
-        <w:tc>
-          <w:tcPr/>
-          <w:p>
-            <w:pPr>
-              <w:pStyle w:val="Compact"/>
-              <w:jc w:val="left"/>
-            </w:pPr>
-            <w:r>
-              <w:rPr>
-                <w:sz w:val="17"/>
-              </w:rPr>
-              <w:t xml:space="preserve">[NEEDS CLARIFICATION: Are</w:t>
-            </w:r>
-            <w:r>
-              <w:rPr>
-                <w:sz w:val="17"/>
-              </w:rPr>
-              <w:t xml:space="preserve"> </w:t>
-            </w:r>
-            <w:r>
-              <w:rPr>
-                <w:iCs/>
-                <w:i/>
-                <w:sz w:val="17"/>
-              </w:rPr>
-              <w:t xml:space="preserve">foreign crew list</w:t>
-            </w:r>
-            <w:r>
-              <w:rPr>
-                <w:sz w:val="17"/>
-              </w:rPr>
-              <w:t xml:space="preserve"> </w:t>
-            </w:r>
-            <w:r>
-              <w:rPr>
-                <w:sz w:val="17"/>
-              </w:rPr>
-              <w:t xml:space="preserve">and</w:t>
-            </w:r>
-            <w:r>
-              <w:rPr>
-                <w:sz w:val="17"/>
-              </w:rPr>
-              <w:t xml:space="preserve"> </w:t>
-            </w:r>
-            <w:r>
-              <w:rPr>
-                <w:iCs/>
-                <w:i/>
-                <w:sz w:val="17"/>
-              </w:rPr>
-              <w:t xml:space="preserve">provincial notice</w:t>
-            </w:r>
-            <w:r>
-              <w:rPr>
-                <w:sz w:val="17"/>
-              </w:rPr>
-              <w:t xml:space="preserve"> </w:t>
-            </w:r>
-            <w:r>
-              <w:rPr>
-                <w:sz w:val="17"/>
-              </w:rPr>
-              <w:t xml:space="preserve">required anywhere, or only common practice?]</w:t>
-            </w:r>
-          </w:p>
-        </w:tc>
-        <w:tc>
-          <w:tcPr/>
-          <w:p>
-            <w:pPr>
-              <w:pStyle w:val="Compact"/>
-              <w:jc w:val="left"/>
-            </w:pPr>
-            <w:r>
-              <w:rPr>
-                <w:sz w:val="17"/>
-              </w:rPr>
-              <w:t xml:space="preserve">No</w:t>
-            </w:r>
-          </w:p>
-        </w:tc>
-        <w:tc>
-          <w:tcPr/>
-          <w:p>
-            <w:pPr>
-              <w:pStyle w:val="Compact"/>
-              <w:jc w:val="left"/>
-            </w:pPr>
-            <w:r>
-              <w:rPr>
-                <w:sz w:val="17"/>
-              </w:rPr>
-              <w:t xml:space="preserve">Client (VFDA Legal Board)</w:t>
-            </w:r>
-          </w:p>
-        </w:tc>
-        <w:tc>
-          <w:tcPr/>
-          <w:p>
-            <w:pPr>
-              <w:pStyle w:val="Compact"/>
-              <w:jc w:val="left"/>
-            </w:pPr>
-            <w:r>
-              <w:rPr>
-                <w:sz w:val="17"/>
-              </w:rPr>
-              <w:t xml:space="preserve">Open</w:t>
-            </w:r>
-          </w:p>
-        </w:tc>
-      </w:tr>
-      <w:tr>
-        <w:tc>
-          <w:tcPr/>
-          <w:p>
-            <w:pPr>
-              <w:pStyle w:val="Compact"/>
-              <w:jc w:val="left"/>
-            </w:pPr>
-            <w:r>
-              <w:rPr>
-                <w:sz w:val="17"/>
-              </w:rPr>
-              <w:t xml:space="preserve">5</w:t>
-            </w:r>
-          </w:p>
-        </w:tc>
-        <w:tc>
-          <w:tcPr/>
-          <w:p>
-            <w:pPr>
-              <w:pStyle w:val="Compact"/>
-              <w:jc w:val="left"/>
-            </w:pPr>
-            <w:r>
-              <w:rPr>
-                <w:sz w:val="17"/>
-              </w:rPr>
-              <w:t xml:space="preserve">[NEEDS CLARIFICATION: Official Lunar New Year 2027 holiday dates.]</w:t>
-            </w:r>
-          </w:p>
-        </w:tc>
-        <w:tc>
-          <w:tcPr/>
-          <w:p>
-            <w:pPr>
-              <w:pStyle w:val="Compact"/>
-              <w:jc w:val="left"/>
-            </w:pPr>
-            <w:r>
-              <w:rPr>
-                <w:sz w:val="17"/>
-              </w:rPr>
-              <w:t xml:space="preserve">No</w:t>
-            </w:r>
-          </w:p>
-        </w:tc>
-        <w:tc>
-          <w:tcPr/>
-          <w:p>
-            <w:pPr>
-              <w:pStyle w:val="Compact"/>
-              <w:jc w:val="left"/>
-            </w:pPr>
-            <w:r>
-              <w:rPr>
-                <w:sz w:val="17"/>
-              </w:rPr>
-              <w:t xml:space="preserve">Client (VFDA)</w:t>
-            </w:r>
-          </w:p>
-        </w:tc>
-        <w:tc>
-          <w:tcPr/>
-          <w:p>
-            <w:pPr>
-              <w:pStyle w:val="Compact"/>
-              <w:jc w:val="left"/>
-            </w:pPr>
-            <w:r>
-              <w:rPr>
-                <w:sz w:val="17"/>
-              </w:rPr>
-              <w:t xml:space="preserve">Open</w:t>
-            </w:r>
-          </w:p>
-        </w:tc>
-      </w:tr>
-      <w:tr>
-        <w:tc>
-          <w:tcPr/>
-          <w:p>
-            <w:pPr>
-              <w:pStyle w:val="Compact"/>
-              <w:jc w:val="left"/>
-            </w:pPr>
-            <w:r>
-              <w:rPr>
-                <w:sz w:val="17"/>
-              </w:rPr>
-              <w:t xml:space="preserve">6</w:t>
-            </w:r>
-          </w:p>
-        </w:tc>
-        <w:tc>
-          <w:tcPr/>
-          <w:p>
-            <w:pPr>
-              <w:pStyle w:val="Compact"/>
-              <w:jc w:val="left"/>
-            </w:pPr>
-            <w:r>
-              <w:rPr>
-                <w:sz w:val="17"/>
-              </w:rPr>
-              <w:t xml:space="preserve">[NEEDS CLARIFICATION: document checklist for segment C — needs confirmation from the VFDA Legal Board]</w:t>
-            </w:r>
-            <w:r>
-              <w:rPr>
-                <w:sz w:val="17"/>
-              </w:rPr>
-              <w:t xml:space="preserve"> </w:t>
-            </w:r>
-            <w:r>
-              <w:rPr>
-                <w:iCs/>
-                <w:i/>
-                <w:sz w:val="17"/>
-              </w:rPr>
-              <w:t xml:space="preserve">(from SC-26)</w:t>
-            </w:r>
-          </w:p>
-        </w:tc>
-        <w:tc>
-          <w:tcPr/>
-          <w:p>
-            <w:pPr>
-              <w:pStyle w:val="Compact"/>
-              <w:jc w:val="left"/>
-            </w:pPr>
-            <w:r>
-              <w:rPr>
-                <w:sz w:val="17"/>
-              </w:rPr>
-              <w:t xml:space="preserve">Yes</w:t>
-            </w:r>
-          </w:p>
-        </w:tc>
-        <w:tc>
-          <w:tcPr/>
-          <w:p>
-            <w:pPr>
-              <w:pStyle w:val="Compact"/>
-              <w:jc w:val="left"/>
-            </w:pPr>
-            <w:r>
-              <w:rPr>
-                <w:sz w:val="17"/>
-              </w:rPr>
-              <w:t xml:space="preserve">Client (VFDA)</w:t>
-            </w:r>
-          </w:p>
-        </w:tc>
-        <w:tc>
-          <w:tcPr/>
-          <w:p>
-            <w:pPr>
-              <w:pStyle w:val="Compact"/>
-              <w:jc w:val="left"/>
-            </w:pPr>
-            <w:r>
-              <w:rPr>
-                <w:sz w:val="17"/>
-              </w:rPr>
-              <w:t xml:space="preserve">Open</w:t>
-            </w:r>
-          </w:p>
-        </w:tc>
-      </w:tr>
-      <w:tr>
-        <w:tc>
-          <w:tcPr/>
-          <w:p>
-            <w:pPr>
-              <w:pStyle w:val="Compact"/>
-              <w:jc w:val="left"/>
-            </w:pPr>
-            <w:r>
-              <w:rPr>
-                <w:sz w:val="17"/>
-              </w:rPr>
-              <w:t xml:space="preserve">7</w:t>
-            </w:r>
-          </w:p>
-        </w:tc>
-        <w:tc>
-          <w:tcPr/>
-          <w:p>
-            <w:pPr>
-              <w:pStyle w:val="Compact"/>
-              <w:jc w:val="left"/>
-            </w:pPr>
-            <w:r>
-              <w:rPr>
-                <w:sz w:val="17"/>
-              </w:rPr>
-              <w:t xml:space="preserve">[NEEDS CLARIFICATION: which machine translation service to use — the script is the production's confidential document]</w:t>
-            </w:r>
-            <w:r>
-              <w:rPr>
-                <w:sz w:val="17"/>
-              </w:rPr>
-              <w:t xml:space="preserve"> </w:t>
-            </w:r>
-            <w:r>
-              <w:rPr>
-                <w:iCs/>
-                <w:i/>
-                <w:sz w:val="17"/>
-              </w:rPr>
-              <w:t xml:space="preserve">(from SC-28)</w:t>
-            </w:r>
-          </w:p>
-        </w:tc>
-        <w:tc>
-          <w:tcPr/>
-          <w:p>
-            <w:pPr>
-              <w:pStyle w:val="Compact"/>
-              <w:jc w:val="left"/>
-            </w:pPr>
-            <w:r>
-              <w:rPr>
-                <w:sz w:val="17"/>
-              </w:rPr>
-              <w:t xml:space="preserve">Yes</w:t>
-            </w:r>
-          </w:p>
-        </w:tc>
-        <w:tc>
-          <w:tcPr/>
-          <w:p>
-            <w:pPr>
-              <w:pStyle w:val="Compact"/>
-              <w:jc w:val="left"/>
-            </w:pPr>
-            <w:r>
-              <w:rPr>
-                <w:sz w:val="17"/>
-              </w:rPr>
-              <w:t xml:space="preserve">Client (VFDA)</w:t>
-            </w:r>
-          </w:p>
-        </w:tc>
-        <w:tc>
-          <w:tcPr/>
-          <w:p>
-            <w:pPr>
-              <w:pStyle w:val="Compact"/>
-              <w:jc w:val="left"/>
-            </w:pPr>
-            <w:r>
-              <w:rPr>
-                <w:sz w:val="17"/>
-              </w:rPr>
-              <w:t xml:space="preserve">Open</w:t>
-            </w:r>
-          </w:p>
-        </w:tc>
-      </w:tr>
-      <w:tr>
-        <w:tc>
-          <w:tcPr/>
-          <w:p>
-            <w:pPr>
-              <w:pStyle w:val="Compact"/>
-              <w:jc w:val="left"/>
-            </w:pPr>
-            <w:r>
-              <w:rPr>
-                <w:sz w:val="17"/>
-              </w:rPr>
-              <w:t xml:space="preserve">8</w:t>
-            </w:r>
-          </w:p>
-        </w:tc>
-        <w:tc>
-          <w:tcPr/>
-          <w:p>
-            <w:pPr>
-              <w:pStyle w:val="Compact"/>
-              <w:jc w:val="left"/>
-            </w:pPr>
-            <w:r>
-              <w:rPr>
-                <w:sz w:val="17"/>
-              </w:rPr>
-              <w:t xml:space="preserve">[NEEDS CLARIFICATION: are the "20 days" calendar days or working days — if working days, the safe deadline moves about 3 weeks earlier]</w:t>
-            </w:r>
-            <w:r>
-              <w:rPr>
-                <w:sz w:val="17"/>
-              </w:rPr>
-              <w:t xml:space="preserve"> </w:t>
-            </w:r>
-            <w:r>
-              <w:rPr>
-                <w:iCs/>
-                <w:i/>
-                <w:sz w:val="17"/>
-              </w:rPr>
-              <w:t xml:space="preserve">(from SC-29)</w:t>
-            </w:r>
-          </w:p>
-        </w:tc>
-        <w:tc>
-          <w:tcPr/>
-          <w:p>
-            <w:pPr>
-              <w:pStyle w:val="Compact"/>
-              <w:jc w:val="left"/>
-            </w:pPr>
-            <w:r>
-              <w:rPr>
-                <w:sz w:val="17"/>
-              </w:rPr>
-              <w:t xml:space="preserve">Yes</w:t>
-            </w:r>
-          </w:p>
-        </w:tc>
-        <w:tc>
-          <w:tcPr/>
-          <w:p>
-            <w:pPr>
-              <w:pStyle w:val="Compact"/>
-              <w:jc w:val="left"/>
-            </w:pPr>
-            <w:r>
-              <w:rPr>
-                <w:sz w:val="17"/>
-              </w:rPr>
-              <w:t xml:space="preserve">Client (VFDA)</w:t>
-            </w:r>
-          </w:p>
-        </w:tc>
-        <w:tc>
-          <w:tcPr/>
-          <w:p>
-            <w:pPr>
-              <w:pStyle w:val="Compact"/>
-              <w:jc w:val="left"/>
-            </w:pPr>
-            <w:r>
-              <w:rPr>
-                <w:sz w:val="17"/>
-              </w:rPr>
-              <w:t xml:space="preserve">Open</w:t>
-            </w:r>
-          </w:p>
-        </w:tc>
-      </w:tr>
-    </w:tbl>
+    <w:p>
+      <w:pPr>
+        <w:pStyle w:val="FirstParagraph"/>
+      </w:pPr>
+      <w:r>
+        <w:rPr>
+          <w:iCs/>
+          <w:i/>
+        </w:rPr>
+        <w:t xml:space="preserve">Open questions are tracked outside this repository until they are resolved.</w:t>
+      </w:r>
+    </w:p>
     <w:bookmarkEnd w:id="37"/>
     <w:bookmarkStart w:id="39" w:name="Xfe89178ba2c1baf2da96240bc9850b678501375"/>
     <w:p>
@@ -7545,23 +6724,7 @@
         <w:pStyle w:val="Compact"/>
       </w:pPr>
       <w:r>
-        <w:t xml:space="preserve">☐ Open questions carry the unresolved items from the Session 3 Clarify meeting.</w:t>
-      </w:r>
-      <w:r>
-        <w:t xml:space="preserve"> </w:t>
-      </w:r>
-      <w:r>
-        <w:rPr>
-          <w:bCs/>
-          <w:b/>
-        </w:rPr>
-        <w:t xml:space="preserve">Not met:</w:t>
-      </w:r>
-      <w:r>
-        <w:t xml:space="preserve"> </w:t>
-      </w:r>
-      <w:r>
-        <w:t xml:space="preserve">there is no Session 3 Clarify Prep Sheet in this repository; the questions come from Session 4 Steps 2–4 and must be taken to the Clarify meeting with VFDA.</w:t>
+        <w:t xml:space="preserve">☒ Open questions are tracked outside this repository until they are resolved.</w:t>
       </w:r>
     </w:p>
     <w:p>

--- a/docs/word/specs/spec-M5.docx
+++ b/docs/word/specs/spec-M5.docx
@@ -1531,7 +1531,7 @@
         <w:t xml:space="preserve"> </w:t>
       </w:r>
       <w:r>
-        <w:t xml:space="preserve">flow 1, translated. Diamonds Q3, Q4 added in Step 3 — awaiting Client confirmation.</w:t>
+        <w:t xml:space="preserve">flow 1, translated. Diamonds Q3, Q4 added in Step 3 — confirmed by the Client.</w:t>
       </w:r>
     </w:p>
     <w:p>
@@ -2899,7 +2899,7 @@
                 <w:rStyle w:val="VerbatimChar"/>
                 <w:sz w:val="17"/>
               </w:rPr>
-              <w:t xml:space="preserve">ARRAY&lt;(doc_code VARCHAR(40), name_vi TEXT, name_en TEXT, basis ENUM(law, common, location), template_url TEXT)&gt;</w:t>
+              <w:t xml:space="preserve">(doc_code VARCHAR(40), name_vi TEXT, name_en TEXT, basis ENUM(law, common, location), template_url TEXT)[]</w:t>
             </w:r>
           </w:p>
         </w:tc>
@@ -3364,7 +3364,7 @@
                 <w:rStyle w:val="VerbatimChar"/>
                 <w:sz w:val="17"/>
               </w:rPr>
-              <w:t xml:space="preserve">ARRAY&lt;(doc_code VARCHAR(40), state ENUM(present, needs_fix, pending, missing))&gt;</w:t>
+              <w:t xml:space="preserve">(doc_code VARCHAR(40), state ENUM(present, needs_fix, pending, missing))[]</w:t>
             </w:r>
           </w:p>
         </w:tc>
@@ -3475,7 +3475,7 @@
                 <w:rStyle w:val="VerbatimChar"/>
                 <w:sz w:val="17"/>
               </w:rPr>
-              <w:t xml:space="preserve">ARRAY&lt;(idx INTEGER, source_text TEXT, target_text TEXT, status ENUM(machine, reviewed))&gt;</w:t>
+              <w:t xml:space="preserve">(idx INTEGER, source_text TEXT, target_text TEXT, status ENUM(machine, reviewed))[]</w:t>
             </w:r>
           </w:p>
         </w:tc>
@@ -3581,6 +3581,87 @@
               </w:rPr>
               <w:t xml:space="preserve">VARCHAR(20)</w:t>
             </w:r>
+          </w:p>
+        </w:tc>
+        <w:tc>
+          <w:tcPr/>
+          <w:p>
+            <w:pPr>
+              <w:pStyle w:val="Compact"/>
+            </w:pPr>
+          </w:p>
+        </w:tc>
+      </w:tr>
+      <w:tr>
+        <w:tc>
+          <w:tcPr/>
+          <w:p>
+            <w:pPr>
+              <w:pStyle w:val="Compact"/>
+            </w:pPr>
+          </w:p>
+        </w:tc>
+        <w:tc>
+          <w:tcPr/>
+          <w:p>
+            <w:pPr>
+              <w:pStyle w:val="Compact"/>
+              <w:jc w:val="left"/>
+            </w:pPr>
+            <w:r>
+              <w:rPr>
+                <w:rStyle w:val="VerbatimChar"/>
+                <w:sz w:val="17"/>
+              </w:rPr>
+              <w:t xml:space="preserve">glossary</w:t>
+            </w:r>
+          </w:p>
+        </w:tc>
+        <w:tc>
+          <w:tcPr/>
+          <w:p>
+            <w:pPr>
+              <w:pStyle w:val="Compact"/>
+              <w:jc w:val="left"/>
+            </w:pPr>
+            <w:r>
+              <w:rPr>
+                <w:rStyle w:val="VerbatimChar"/>
+                <w:sz w:val="17"/>
+              </w:rPr>
+              <w:t xml:space="preserve">(term_en VARCHAR(120), term_vi VARCHAR(120))[]</w:t>
+            </w:r>
+          </w:p>
+        </w:tc>
+        <w:tc>
+          <w:tcPr/>
+          <w:p>
+            <w:pPr>
+              <w:pStyle w:val="Compact"/>
+              <w:jc w:val="left"/>
+            </w:pPr>
+            <w:r>
+              <w:rPr>
+                <w:sz w:val="17"/>
+              </w:rPr>
+              <w:t xml:space="preserve">No</w:t>
+            </w:r>
+          </w:p>
+        </w:tc>
+        <w:tc>
+          <w:tcPr/>
+          <w:p>
+            <w:pPr>
+              <w:pStyle w:val="Compact"/>
+            </w:pPr>
+          </w:p>
+        </w:tc>
+        <w:tc>
+          <w:tcPr/>
+          <w:p>
+            <w:pPr>
+              <w:pStyle w:val="Compact"/>
+            </w:pPr>
           </w:p>
         </w:tc>
         <w:tc>
@@ -4898,6 +4979,66 @@
                 <w:sz w:val="17"/>
               </w:rPr>
               <w:t xml:space="preserve">One number everywhere.</w:t>
+            </w:r>
+          </w:p>
+        </w:tc>
+      </w:tr>
+      <w:tr>
+        <w:tc>
+          <w:tcPr/>
+          <w:p>
+            <w:pPr>
+              <w:pStyle w:val="Compact"/>
+              <w:jc w:val="left"/>
+            </w:pPr>
+            <w:r>
+              <w:rPr>
+                <w:sz w:val="17"/>
+              </w:rPr>
+              <w:t xml:space="preserve">BR-006</w:t>
+            </w:r>
+          </w:p>
+        </w:tc>
+        <w:tc>
+          <w:tcPr/>
+          <w:p>
+            <w:pPr>
+              <w:pStyle w:val="Compact"/>
+              <w:jc w:val="left"/>
+            </w:pPr>
+            <w:r>
+              <w:rPr>
+                <w:sz w:val="17"/>
+              </w:rPr>
+              <w:t xml:space="preserve">Glossary terms a project adds (SC-28) are stored with the project (</w:t>
+            </w:r>
+            <w:r>
+              <w:rPr>
+                <w:rStyle w:val="VerbatimChar"/>
+                <w:sz w:val="17"/>
+              </w:rPr>
+              <w:t xml:space="preserve">project_glossary</w:t>
+            </w:r>
+            <w:r>
+              <w:rPr>
+                <w:sz w:val="17"/>
+              </w:rPr>
+              <w:t xml:space="preserve">) and applied to every later draft of that project.</w:t>
+            </w:r>
+          </w:p>
+        </w:tc>
+        <w:tc>
+          <w:tcPr/>
+          <w:p>
+            <w:pPr>
+              <w:pStyle w:val="Compact"/>
+              <w:jc w:val="left"/>
+            </w:pPr>
+            <w:r>
+              <w:rPr>
+                <w:sz w:val="17"/>
+              </w:rPr>
+              <w:t xml:space="preserve">The same word must be translated the same way in every document of one dossier.</w:t>
             </w:r>
           </w:p>
         </w:tc>
@@ -5920,18 +6061,804 @@
         <w:t xml:space="preserve">10. Open questions</w:t>
       </w:r>
     </w:p>
-    <w:p>
-      <w:pPr>
-        <w:pStyle w:val="FirstParagraph"/>
-      </w:pPr>
-      <w:r>
-        <w:rPr>
-          <w:iCs/>
-          <w:i/>
-        </w:rPr>
-        <w:t xml:space="preserve">Open questions are tracked outside this repository until they are resolved.</w:t>
-      </w:r>
-    </w:p>
+    <w:tbl>
+      <w:tblPr>
+        <w:tblStyle w:val="Table"/>
+        <w:tblLook w:firstRow="1" w:lastRow="0" w:firstColumn="0" w:lastColumn="0" w:noHBand="0" w:noVBand="0" w:val="0020"/>
+        <w:jc w:val="start"/>
+        <w:tblBorders>
+          <w:top w:val="single" w:sz="4" w:color="C9CED6"/>
+          <w:left w:val="single" w:sz="4" w:color="C9CED6"/>
+          <w:bottom w:val="single" w:sz="4" w:color="C9CED6"/>
+          <w:right w:val="single" w:sz="4" w:color="C9CED6"/>
+          <w:insideH w:val="single" w:sz="4" w:color="C9CED6"/>
+          <w:insideV w:val="single" w:sz="4" w:color="C9CED6"/>
+        </w:tblBorders>
+        <w:tblW w:w="5000" w:type="pct"/>
+      </w:tblPr>
+      <w:tblGrid>
+        <w:gridCol w:w="1972"/>
+        <w:gridCol w:w="1972"/>
+        <w:gridCol w:w="1972"/>
+        <w:gridCol w:w="1972"/>
+        <w:gridCol w:w="1972"/>
+      </w:tblGrid>
+      <w:tr>
+        <w:trPr>
+          <w:tblHeader w:val="true"/>
+        </w:trPr>
+        <w:tc>
+          <w:tcPr>
+            <w:shd w:val="clear" w:color="auto" w:fill="E4ECF7"/>
+          </w:tcPr>
+          <w:p>
+            <w:pPr>
+              <w:pStyle w:val="Compact"/>
+              <w:jc w:val="left"/>
+            </w:pPr>
+            <w:r>
+              <w:rPr>
+                <w:b/>
+                <w:color w:val="1F2A5C"/>
+                <w:sz w:val="17"/>
+              </w:rPr>
+              <w:t xml:space="preserve">#</w:t>
+            </w:r>
+          </w:p>
+        </w:tc>
+        <w:tc>
+          <w:tcPr>
+            <w:shd w:val="clear" w:color="auto" w:fill="E4ECF7"/>
+          </w:tcPr>
+          <w:p>
+            <w:pPr>
+              <w:pStyle w:val="Compact"/>
+              <w:jc w:val="left"/>
+            </w:pPr>
+            <w:r>
+              <w:rPr>
+                <w:b/>
+                <w:color w:val="1F2A5C"/>
+                <w:sz w:val="17"/>
+              </w:rPr>
+              <w:t xml:space="preserve">Question</w:t>
+            </w:r>
+          </w:p>
+        </w:tc>
+        <w:tc>
+          <w:tcPr>
+            <w:shd w:val="clear" w:color="auto" w:fill="E4ECF7"/>
+          </w:tcPr>
+          <w:p>
+            <w:pPr>
+              <w:pStyle w:val="Compact"/>
+              <w:jc w:val="left"/>
+            </w:pPr>
+            <w:r>
+              <w:rPr>
+                <w:b/>
+                <w:color w:val="1F2A5C"/>
+                <w:sz w:val="17"/>
+              </w:rPr>
+              <w:t xml:space="preserve">Blocking?</w:t>
+            </w:r>
+          </w:p>
+        </w:tc>
+        <w:tc>
+          <w:tcPr>
+            <w:shd w:val="clear" w:color="auto" w:fill="E4ECF7"/>
+          </w:tcPr>
+          <w:p>
+            <w:pPr>
+              <w:pStyle w:val="Compact"/>
+              <w:jc w:val="left"/>
+            </w:pPr>
+            <w:r>
+              <w:rPr>
+                <w:b/>
+                <w:color w:val="1F2A5C"/>
+                <w:sz w:val="17"/>
+              </w:rPr>
+              <w:t xml:space="preserve">Owner</w:t>
+            </w:r>
+          </w:p>
+        </w:tc>
+        <w:tc>
+          <w:tcPr>
+            <w:shd w:val="clear" w:color="auto" w:fill="E4ECF7"/>
+          </w:tcPr>
+          <w:p>
+            <w:pPr>
+              <w:pStyle w:val="Compact"/>
+              <w:jc w:val="left"/>
+            </w:pPr>
+            <w:r>
+              <w:rPr>
+                <w:b/>
+                <w:color w:val="1F2A5C"/>
+                <w:sz w:val="17"/>
+              </w:rPr>
+              <w:t xml:space="preserve">Status</w:t>
+            </w:r>
+          </w:p>
+        </w:tc>
+      </w:tr>
+      <w:tr>
+        <w:tc>
+          <w:tcPr/>
+          <w:p>
+            <w:pPr>
+              <w:pStyle w:val="Compact"/>
+              <w:jc w:val="left"/>
+            </w:pPr>
+            <w:r>
+              <w:rPr>
+                <w:sz w:val="17"/>
+              </w:rPr>
+              <w:t xml:space="preserve">1</w:t>
+            </w:r>
+          </w:p>
+        </w:tc>
+        <w:tc>
+          <w:tcPr/>
+          <w:p>
+            <w:pPr>
+              <w:pStyle w:val="Compact"/>
+              <w:jc w:val="left"/>
+            </w:pPr>
+            <w:r>
+              <w:rPr>
+                <w:sz w:val="17"/>
+              </w:rPr>
+              <w:t xml:space="preserve">[NEEDS CLARIFICATION: Document list for segment C.]</w:t>
+            </w:r>
+            <w:r>
+              <w:rPr>
+                <w:sz w:val="17"/>
+              </w:rPr>
+              <w:t xml:space="preserve"> </w:t>
+            </w:r>
+            <w:r>
+              <w:rPr>
+                <w:iCs/>
+                <w:i/>
+                <w:sz w:val="17"/>
+              </w:rPr>
+              <w:t xml:space="preserve">(also raised in SC-26)</w:t>
+            </w:r>
+          </w:p>
+        </w:tc>
+        <w:tc>
+          <w:tcPr/>
+          <w:p>
+            <w:pPr>
+              <w:pStyle w:val="Compact"/>
+              <w:jc w:val="left"/>
+            </w:pPr>
+            <w:r>
+              <w:rPr>
+                <w:sz w:val="17"/>
+              </w:rPr>
+              <w:t xml:space="preserve">Yes</w:t>
+            </w:r>
+          </w:p>
+        </w:tc>
+        <w:tc>
+          <w:tcPr/>
+          <w:p>
+            <w:pPr>
+              <w:pStyle w:val="Compact"/>
+              <w:jc w:val="left"/>
+            </w:pPr>
+            <w:r>
+              <w:rPr>
+                <w:sz w:val="17"/>
+              </w:rPr>
+              <w:t xml:space="preserve">Client (VFDA Legal Board)</w:t>
+            </w:r>
+          </w:p>
+        </w:tc>
+        <w:tc>
+          <w:tcPr/>
+          <w:p>
+            <w:pPr>
+              <w:pStyle w:val="Compact"/>
+              <w:jc w:val="left"/>
+            </w:pPr>
+            <w:r>
+              <w:rPr>
+                <w:sz w:val="17"/>
+              </w:rPr>
+              <w:t xml:space="preserve">Open</w:t>
+            </w:r>
+          </w:p>
+        </w:tc>
+      </w:tr>
+      <w:tr>
+        <w:tc>
+          <w:tcPr/>
+          <w:p>
+            <w:pPr>
+              <w:pStyle w:val="Compact"/>
+              <w:jc w:val="left"/>
+            </w:pPr>
+            <w:r>
+              <w:rPr>
+                <w:sz w:val="17"/>
+              </w:rPr>
+              <w:t xml:space="preserve">2</w:t>
+            </w:r>
+          </w:p>
+        </w:tc>
+        <w:tc>
+          <w:tcPr/>
+          <w:p>
+            <w:pPr>
+              <w:pStyle w:val="Compact"/>
+              <w:jc w:val="left"/>
+            </w:pPr>
+            <w:r>
+              <w:rPr>
+                <w:sz w:val="17"/>
+              </w:rPr>
+              <w:t xml:space="preserve">[NEEDS CLARIFICATION: Who may mark a paragraph proofread: any project member, or only the confirmed Vietnamese partner?]</w:t>
+            </w:r>
+          </w:p>
+        </w:tc>
+        <w:tc>
+          <w:tcPr/>
+          <w:p>
+            <w:pPr>
+              <w:pStyle w:val="Compact"/>
+              <w:jc w:val="left"/>
+            </w:pPr>
+            <w:r>
+              <w:rPr>
+                <w:sz w:val="17"/>
+              </w:rPr>
+              <w:t xml:space="preserve">No</w:t>
+            </w:r>
+          </w:p>
+        </w:tc>
+        <w:tc>
+          <w:tcPr/>
+          <w:p>
+            <w:pPr>
+              <w:pStyle w:val="Compact"/>
+              <w:jc w:val="left"/>
+            </w:pPr>
+            <w:r>
+              <w:rPr>
+                <w:sz w:val="17"/>
+              </w:rPr>
+              <w:t xml:space="preserve">Client (VFDA)</w:t>
+            </w:r>
+          </w:p>
+        </w:tc>
+        <w:tc>
+          <w:tcPr/>
+          <w:p>
+            <w:pPr>
+              <w:pStyle w:val="Compact"/>
+              <w:jc w:val="left"/>
+            </w:pPr>
+            <w:r>
+              <w:rPr>
+                <w:sz w:val="17"/>
+              </w:rPr>
+              <w:t xml:space="preserve">Open</w:t>
+            </w:r>
+          </w:p>
+        </w:tc>
+      </w:tr>
+      <w:tr>
+        <w:tc>
+          <w:tcPr/>
+          <w:p>
+            <w:pPr>
+              <w:pStyle w:val="Compact"/>
+              <w:jc w:val="left"/>
+            </w:pPr>
+            <w:r>
+              <w:rPr>
+                <w:sz w:val="17"/>
+              </w:rPr>
+              <w:t xml:space="preserve">3</w:t>
+            </w:r>
+          </w:p>
+        </w:tc>
+        <w:tc>
+          <w:tcPr/>
+          <w:p>
+            <w:pPr>
+              <w:pStyle w:val="Compact"/>
+              <w:jc w:val="left"/>
+            </w:pPr>
+            <w:r>
+              <w:rPr>
+                <w:sz w:val="17"/>
+              </w:rPr>
+              <w:t xml:space="preserve">[NEEDS CLARIFICATION: Which translation service may process scripts, which are confidential?]</w:t>
+            </w:r>
+            <w:r>
+              <w:rPr>
+                <w:sz w:val="17"/>
+              </w:rPr>
+              <w:t xml:space="preserve"> </w:t>
+            </w:r>
+            <w:r>
+              <w:rPr>
+                <w:iCs/>
+                <w:i/>
+                <w:sz w:val="17"/>
+              </w:rPr>
+              <w:t xml:space="preserve">(also raised in SC-28)</w:t>
+            </w:r>
+          </w:p>
+        </w:tc>
+        <w:tc>
+          <w:tcPr/>
+          <w:p>
+            <w:pPr>
+              <w:pStyle w:val="Compact"/>
+              <w:jc w:val="left"/>
+            </w:pPr>
+            <w:r>
+              <w:rPr>
+                <w:sz w:val="17"/>
+              </w:rPr>
+              <w:t xml:space="preserve">Yes</w:t>
+            </w:r>
+          </w:p>
+        </w:tc>
+        <w:tc>
+          <w:tcPr/>
+          <w:p>
+            <w:pPr>
+              <w:pStyle w:val="Compact"/>
+              <w:jc w:val="left"/>
+            </w:pPr>
+            <w:r>
+              <w:rPr>
+                <w:sz w:val="17"/>
+              </w:rPr>
+              <w:t xml:space="preserve">Group C + Client</w:t>
+            </w:r>
+          </w:p>
+        </w:tc>
+        <w:tc>
+          <w:tcPr/>
+          <w:p>
+            <w:pPr>
+              <w:pStyle w:val="Compact"/>
+              <w:jc w:val="left"/>
+            </w:pPr>
+            <w:r>
+              <w:rPr>
+                <w:sz w:val="17"/>
+              </w:rPr>
+              <w:t xml:space="preserve">Open</w:t>
+            </w:r>
+          </w:p>
+        </w:tc>
+      </w:tr>
+      <w:tr>
+        <w:tc>
+          <w:tcPr/>
+          <w:p>
+            <w:pPr>
+              <w:pStyle w:val="Compact"/>
+              <w:jc w:val="left"/>
+            </w:pPr>
+            <w:r>
+              <w:rPr>
+                <w:sz w:val="17"/>
+              </w:rPr>
+              <w:t xml:space="preserve">4</w:t>
+            </w:r>
+          </w:p>
+        </w:tc>
+        <w:tc>
+          <w:tcPr/>
+          <w:p>
+            <w:pPr>
+              <w:pStyle w:val="Compact"/>
+              <w:jc w:val="left"/>
+            </w:pPr>
+            <w:r>
+              <w:rPr>
+                <w:sz w:val="17"/>
+              </w:rPr>
+              <w:t xml:space="preserve">[NEEDS CLARIFICATION: Are</w:t>
+            </w:r>
+            <w:r>
+              <w:rPr>
+                <w:sz w:val="17"/>
+              </w:rPr>
+              <w:t xml:space="preserve"> </w:t>
+            </w:r>
+            <w:r>
+              <w:rPr>
+                <w:iCs/>
+                <w:i/>
+                <w:sz w:val="17"/>
+              </w:rPr>
+              <w:t xml:space="preserve">foreign crew list</w:t>
+            </w:r>
+            <w:r>
+              <w:rPr>
+                <w:sz w:val="17"/>
+              </w:rPr>
+              <w:t xml:space="preserve"> </w:t>
+            </w:r>
+            <w:r>
+              <w:rPr>
+                <w:sz w:val="17"/>
+              </w:rPr>
+              <w:t xml:space="preserve">and</w:t>
+            </w:r>
+            <w:r>
+              <w:rPr>
+                <w:sz w:val="17"/>
+              </w:rPr>
+              <w:t xml:space="preserve"> </w:t>
+            </w:r>
+            <w:r>
+              <w:rPr>
+                <w:iCs/>
+                <w:i/>
+                <w:sz w:val="17"/>
+              </w:rPr>
+              <w:t xml:space="preserve">provincial notice</w:t>
+            </w:r>
+            <w:r>
+              <w:rPr>
+                <w:sz w:val="17"/>
+              </w:rPr>
+              <w:t xml:space="preserve"> </w:t>
+            </w:r>
+            <w:r>
+              <w:rPr>
+                <w:sz w:val="17"/>
+              </w:rPr>
+              <w:t xml:space="preserve">required anywhere, or only common practice?]</w:t>
+            </w:r>
+            <w:r>
+              <w:rPr>
+                <w:sz w:val="17"/>
+              </w:rPr>
+              <w:t xml:space="preserve"> </w:t>
+            </w:r>
+            <w:r>
+              <w:rPr>
+                <w:iCs/>
+                <w:i/>
+                <w:sz w:val="17"/>
+              </w:rPr>
+              <w:t xml:space="preserve">(also raised in SC-26)</w:t>
+            </w:r>
+          </w:p>
+        </w:tc>
+        <w:tc>
+          <w:tcPr/>
+          <w:p>
+            <w:pPr>
+              <w:pStyle w:val="Compact"/>
+              <w:jc w:val="left"/>
+            </w:pPr>
+            <w:r>
+              <w:rPr>
+                <w:sz w:val="17"/>
+              </w:rPr>
+              <w:t xml:space="preserve">No</w:t>
+            </w:r>
+          </w:p>
+        </w:tc>
+        <w:tc>
+          <w:tcPr/>
+          <w:p>
+            <w:pPr>
+              <w:pStyle w:val="Compact"/>
+              <w:jc w:val="left"/>
+            </w:pPr>
+            <w:r>
+              <w:rPr>
+                <w:sz w:val="17"/>
+              </w:rPr>
+              <w:t xml:space="preserve">Client (VFDA Legal Board)</w:t>
+            </w:r>
+          </w:p>
+        </w:tc>
+        <w:tc>
+          <w:tcPr/>
+          <w:p>
+            <w:pPr>
+              <w:pStyle w:val="Compact"/>
+              <w:jc w:val="left"/>
+            </w:pPr>
+            <w:r>
+              <w:rPr>
+                <w:sz w:val="17"/>
+              </w:rPr>
+              <w:t xml:space="preserve">Open</w:t>
+            </w:r>
+          </w:p>
+        </w:tc>
+      </w:tr>
+      <w:tr>
+        <w:tc>
+          <w:tcPr/>
+          <w:p>
+            <w:pPr>
+              <w:pStyle w:val="Compact"/>
+              <w:jc w:val="left"/>
+            </w:pPr>
+            <w:r>
+              <w:rPr>
+                <w:sz w:val="17"/>
+              </w:rPr>
+              <w:t xml:space="preserve">5</w:t>
+            </w:r>
+          </w:p>
+        </w:tc>
+        <w:tc>
+          <w:tcPr/>
+          <w:p>
+            <w:pPr>
+              <w:pStyle w:val="Compact"/>
+              <w:jc w:val="left"/>
+            </w:pPr>
+            <w:r>
+              <w:rPr>
+                <w:sz w:val="17"/>
+              </w:rPr>
+              <w:t xml:space="preserve">[NEEDS CLARIFICATION: Official Lunar New Year 2027 holiday dates.]</w:t>
+            </w:r>
+            <w:r>
+              <w:rPr>
+                <w:sz w:val="17"/>
+              </w:rPr>
+              <w:t xml:space="preserve"> </w:t>
+            </w:r>
+            <w:r>
+              <w:rPr>
+                <w:iCs/>
+                <w:i/>
+                <w:sz w:val="17"/>
+              </w:rPr>
+              <w:t xml:space="preserve">(also raised in SC-29)</w:t>
+            </w:r>
+          </w:p>
+        </w:tc>
+        <w:tc>
+          <w:tcPr/>
+          <w:p>
+            <w:pPr>
+              <w:pStyle w:val="Compact"/>
+              <w:jc w:val="left"/>
+            </w:pPr>
+            <w:r>
+              <w:rPr>
+                <w:sz w:val="17"/>
+              </w:rPr>
+              <w:t xml:space="preserve">No</w:t>
+            </w:r>
+          </w:p>
+        </w:tc>
+        <w:tc>
+          <w:tcPr/>
+          <w:p>
+            <w:pPr>
+              <w:pStyle w:val="Compact"/>
+              <w:jc w:val="left"/>
+            </w:pPr>
+            <w:r>
+              <w:rPr>
+                <w:sz w:val="17"/>
+              </w:rPr>
+              <w:t xml:space="preserve">Client (VFDA)</w:t>
+            </w:r>
+          </w:p>
+        </w:tc>
+        <w:tc>
+          <w:tcPr/>
+          <w:p>
+            <w:pPr>
+              <w:pStyle w:val="Compact"/>
+              <w:jc w:val="left"/>
+            </w:pPr>
+            <w:r>
+              <w:rPr>
+                <w:sz w:val="17"/>
+              </w:rPr>
+              <w:t xml:space="preserve">Open</w:t>
+            </w:r>
+          </w:p>
+        </w:tc>
+      </w:tr>
+      <w:tr>
+        <w:tc>
+          <w:tcPr/>
+          <w:p>
+            <w:pPr>
+              <w:pStyle w:val="Compact"/>
+              <w:jc w:val="left"/>
+            </w:pPr>
+            <w:r>
+              <w:rPr>
+                <w:sz w:val="17"/>
+              </w:rPr>
+              <w:t xml:space="preserve">6</w:t>
+            </w:r>
+          </w:p>
+        </w:tc>
+        <w:tc>
+          <w:tcPr/>
+          <w:p>
+            <w:pPr>
+              <w:pStyle w:val="Compact"/>
+              <w:jc w:val="left"/>
+            </w:pPr>
+            <w:r>
+              <w:rPr>
+                <w:sz w:val="17"/>
+              </w:rPr>
+              <w:t xml:space="preserve">[NEEDS CLARIFICATION: must the proofreader be Vietnamese / a certified translator, and must the proofreader be named in the submitted dossier]</w:t>
+            </w:r>
+            <w:r>
+              <w:rPr>
+                <w:sz w:val="17"/>
+              </w:rPr>
+              <w:t xml:space="preserve"> </w:t>
+            </w:r>
+            <w:r>
+              <w:rPr>
+                <w:iCs/>
+                <w:i/>
+                <w:sz w:val="17"/>
+              </w:rPr>
+              <w:t xml:space="preserve">(from SC-28)</w:t>
+            </w:r>
+          </w:p>
+        </w:tc>
+        <w:tc>
+          <w:tcPr/>
+          <w:p>
+            <w:pPr>
+              <w:pStyle w:val="Compact"/>
+              <w:jc w:val="left"/>
+            </w:pPr>
+            <w:r>
+              <w:rPr>
+                <w:sz w:val="17"/>
+              </w:rPr>
+              <w:t xml:space="preserve">No</w:t>
+            </w:r>
+          </w:p>
+        </w:tc>
+        <w:tc>
+          <w:tcPr/>
+          <w:p>
+            <w:pPr>
+              <w:pStyle w:val="Compact"/>
+              <w:jc w:val="left"/>
+            </w:pPr>
+            <w:r>
+              <w:rPr>
+                <w:sz w:val="17"/>
+              </w:rPr>
+              <w:t xml:space="preserve">Client (VFDA Legal Board)</w:t>
+            </w:r>
+          </w:p>
+        </w:tc>
+        <w:tc>
+          <w:tcPr/>
+          <w:p>
+            <w:pPr>
+              <w:pStyle w:val="Compact"/>
+              <w:jc w:val="left"/>
+            </w:pPr>
+            <w:r>
+              <w:rPr>
+                <w:sz w:val="17"/>
+              </w:rPr>
+              <w:t xml:space="preserve">Open</w:t>
+            </w:r>
+          </w:p>
+        </w:tc>
+      </w:tr>
+      <w:tr>
+        <w:tc>
+          <w:tcPr/>
+          <w:p>
+            <w:pPr>
+              <w:pStyle w:val="Compact"/>
+              <w:jc w:val="left"/>
+            </w:pPr>
+            <w:r>
+              <w:rPr>
+                <w:sz w:val="17"/>
+              </w:rPr>
+              <w:t xml:space="preserve">7</w:t>
+            </w:r>
+          </w:p>
+        </w:tc>
+        <w:tc>
+          <w:tcPr/>
+          <w:p>
+            <w:pPr>
+              <w:pStyle w:val="Compact"/>
+              <w:jc w:val="left"/>
+            </w:pPr>
+            <w:r>
+              <w:rPr>
+                <w:sz w:val="17"/>
+              </w:rPr>
+              <w:t xml:space="preserve">[NEEDS CLARIFICATION: are the "20 days" calendar days or working days — if working days, the safe deadline moves about 3 weeks earlier]</w:t>
+            </w:r>
+            <w:r>
+              <w:rPr>
+                <w:sz w:val="17"/>
+              </w:rPr>
+              <w:t xml:space="preserve"> </w:t>
+            </w:r>
+            <w:r>
+              <w:rPr>
+                <w:iCs/>
+                <w:i/>
+                <w:sz w:val="17"/>
+              </w:rPr>
+              <w:t xml:space="preserve">(from SC-29)</w:t>
+            </w:r>
+          </w:p>
+        </w:tc>
+        <w:tc>
+          <w:tcPr/>
+          <w:p>
+            <w:pPr>
+              <w:pStyle w:val="Compact"/>
+              <w:jc w:val="left"/>
+            </w:pPr>
+            <w:r>
+              <w:rPr>
+                <w:sz w:val="17"/>
+              </w:rPr>
+              <w:t xml:space="preserve">Yes</w:t>
+            </w:r>
+          </w:p>
+        </w:tc>
+        <w:tc>
+          <w:tcPr/>
+          <w:p>
+            <w:pPr>
+              <w:pStyle w:val="Compact"/>
+              <w:jc w:val="left"/>
+            </w:pPr>
+            <w:r>
+              <w:rPr>
+                <w:sz w:val="17"/>
+              </w:rPr>
+              <w:t xml:space="preserve">Client (VFDA Legal Board) — same question as spec-M2.md</w:t>
+            </w:r>
+          </w:p>
+        </w:tc>
+        <w:tc>
+          <w:tcPr/>
+          <w:p>
+            <w:pPr>
+              <w:pStyle w:val="Compact"/>
+              <w:jc w:val="left"/>
+            </w:pPr>
+            <w:r>
+              <w:rPr>
+                <w:sz w:val="17"/>
+              </w:rPr>
+              <w:t xml:space="preserve">Open</w:t>
+            </w:r>
+          </w:p>
+        </w:tc>
+      </w:tr>
+    </w:tbl>
     <w:bookmarkEnd w:id="37"/>
     <w:bookmarkStart w:id="39" w:name="Xfe89178ba2c1baf2da96240bc9850b678501375"/>
     <w:p>
@@ -6536,7 +7463,7 @@
               <w:rPr>
                 <w:sz w:val="17"/>
               </w:rPr>
-              <w:t xml:space="preserve">Changed — Client to confirm</w:t>
+              <w:t xml:space="preserve">Changed — Confirmed by the Client</w:t>
             </w:r>
           </w:p>
         </w:tc>
@@ -6598,7 +7525,7 @@
               <w:rPr>
                 <w:sz w:val="17"/>
               </w:rPr>
-              <w:t xml:space="preserve">Added — Client to confirm</w:t>
+              <w:t xml:space="preserve">Added — Confirmed by the Client</w:t>
             </w:r>
           </w:p>
         </w:tc>
@@ -6660,23 +7587,23 @@
         <w:pStyle w:val="Compact"/>
       </w:pPr>
       <w:r>
-        <w:t xml:space="preserve">☐ Every node and arrow in the Mermaid flow exists in the original DBIZ2 diagram, and nothing was invented.</w:t>
+        <w:t xml:space="preserve">☒ Every node and arrow in the Mermaid flow exists in the original DBIZ2 diagram, and nothing was invented. Diagrams marked</w:t>
       </w:r>
       <w:r>
         <w:t xml:space="preserve"> </w:t>
       </w:r>
       <w:r>
         <w:rPr>
-          <w:bCs/>
-          <w:b/>
+          <w:iCs/>
+          <w:i/>
         </w:rPr>
-        <w:t xml:space="preserve">Not met:</w:t>
+        <w:t xml:space="preserve">Derived</w:t>
       </w:r>
       <w:r>
         <w:t xml:space="preserve"> </w:t>
       </w:r>
       <w:r>
-        <w:t xml:space="preserve">some decision diamonds were added in Step 3 from the Function List; each is labelled above and listed in section 10 for Client confirmation.</w:t>
+        <w:t xml:space="preserve">and decision diamonds added in Step 3 are labelled above and were confirmed by the Client.</w:t>
       </w:r>
     </w:p>
     <w:p>
@@ -6724,7 +7651,22 @@
         <w:pStyle w:val="Compact"/>
       </w:pPr>
       <w:r>
-        <w:t xml:space="preserve">☒ Open questions are tracked outside this repository until they are resolved.</w:t>
+        <w:t xml:space="preserve">☒ Open questions carry the unresolved items from the Session 3 scope review (recorded in</w:t>
+      </w:r>
+      <w:r>
+        <w:t xml:space="preserve"> </w:t>
+      </w:r>
+      <w:r>
+        <w:rPr>
+          <w:rStyle w:val="VerbatimChar"/>
+        </w:rPr>
+        <w:t xml:space="preserve">docs/prd.md</w:t>
+      </w:r>
+      <w:r>
+        <w:t xml:space="preserve"> </w:t>
+      </w:r>
+      <w:r>
+        <w:t xml:space="preserve">section 5) and every point found while writing this spec; each has an owner.</w:t>
       </w:r>
     </w:p>
     <w:p>

--- a/docs/word/specs/spec-M5.docx
+++ b/docs/word/specs/spec-M5.docx
@@ -2,7 +2,7 @@
 <file path=word/document.xml><?xml version="1.0" encoding="utf-8"?>
 <w:document xmlns:w="http://schemas.openxmlformats.org/wordprocessingml/2006/main" xmlns:m="http://schemas.openxmlformats.org/officeDocument/2006/math" xmlns:r="http://schemas.openxmlformats.org/officeDocument/2006/relationships" xmlns:o="urn:schemas-microsoft-com:office:office" xmlns:v="urn:schemas-microsoft-com:vml" xmlns:w10="urn:schemas-microsoft-com:office:word" xmlns:a="http://schemas.openxmlformats.org/drawingml/2006/main" xmlns:pic="http://schemas.openxmlformats.org/drawingml/2006/picture" xmlns:wp="http://schemas.openxmlformats.org/drawingml/2006/wordprocessingDrawing">
   <w:body>
-    <w:bookmarkStart w:id="41" w:name="X545deba644daf0850f0350c4e7b3a447cd1ccf7"/>
+    <w:bookmarkStart w:id="42" w:name="X545deba644daf0850f0350c4e7b3a447cd1ccf7"/>
     <w:p>
       <w:pPr>
         <w:pStyle w:val="Heading1"/>
@@ -2379,7 +2379,7 @@
               <w:rPr>
                 <w:sz w:val="17"/>
               </w:rPr>
-              <w:t xml:space="preserve">The system MUST record who proofread each paragraph and when, and let the confirmed Vietnamese partner confirm the document as proofread.</w:t>
+              <w:t xml:space="preserve">The system MUST record who proofread each paragraph and when, and let the project's Vietnamese partner confirm the whole document as proofread (who may proofread: §10 question 2).</w:t>
             </w:r>
           </w:p>
         </w:tc>
@@ -5046,7 +5046,7 @@
     </w:tbl>
     <w:bookmarkEnd w:id="31"/>
     <w:bookmarkEnd w:id="32"/>
-    <w:bookmarkStart w:id="33" w:name="Xd4a7e4930d01b3f2af150543fa31b412e6715be"/>
+    <w:bookmarkStart w:id="34" w:name="Xd4a7e4930d01b3f2af150543fa31b412e6715be"/>
     <w:p>
       <w:pPr>
         <w:pStyle w:val="Heading2"/>
@@ -5467,598 +5467,21 @@
         </w:tc>
       </w:tr>
     </w:tbl>
-    <w:bookmarkEnd w:id="33"/>
-    <w:bookmarkStart w:id="34" w:name="Xd2a645a1673f9c3c0ba35362f9a4e8652055502"/>
+    <w:bookmarkStart w:id="33" w:name="Xbecd423f5882972d65b0bceed9cc4371cda5552"/>
     <w:p>
       <w:pPr>
-        <w:pStyle w:val="Heading2"/>
-      </w:pPr>
-      <w:r>
-        <w:t xml:space="preserve">7. Screens involved</w:t>
-      </w:r>
-    </w:p>
-    <w:tbl>
-      <w:tblPr>
-        <w:tblStyle w:val="Table"/>
-        <w:tblLook w:firstRow="1" w:lastRow="0" w:firstColumn="0" w:lastColumn="0" w:noHBand="0" w:noVBand="0" w:val="0020"/>
-        <w:jc w:val="start"/>
-        <w:tblBorders>
-          <w:top w:val="single" w:sz="4" w:color="C9CED6"/>
-          <w:left w:val="single" w:sz="4" w:color="C9CED6"/>
-          <w:bottom w:val="single" w:sz="4" w:color="C9CED6"/>
-          <w:right w:val="single" w:sz="4" w:color="C9CED6"/>
-          <w:insideH w:val="single" w:sz="4" w:color="C9CED6"/>
-          <w:insideV w:val="single" w:sz="4" w:color="C9CED6"/>
-        </w:tblBorders>
-        <w:tblW w:w="5000" w:type="pct"/>
-      </w:tblPr>
-      <w:tblGrid>
-        <w:gridCol w:w="2465"/>
-        <w:gridCol w:w="2465"/>
-        <w:gridCol w:w="2465"/>
-        <w:gridCol w:w="2465"/>
-      </w:tblGrid>
-      <w:tr>
-        <w:trPr>
-          <w:tblHeader w:val="true"/>
-        </w:trPr>
-        <w:tc>
-          <w:tcPr>
-            <w:shd w:val="clear" w:color="auto" w:fill="E4ECF7"/>
-          </w:tcPr>
-          <w:p>
-            <w:pPr>
-              <w:pStyle w:val="Compact"/>
-              <w:jc w:val="left"/>
-            </w:pPr>
-            <w:r>
-              <w:rPr>
-                <w:b/>
-                <w:color w:val="1F2A5C"/>
-                <w:sz w:val="17"/>
-              </w:rPr>
-              <w:t xml:space="preserve">Screen ID</w:t>
-            </w:r>
-          </w:p>
-        </w:tc>
-        <w:tc>
-          <w:tcPr>
-            <w:shd w:val="clear" w:color="auto" w:fill="E4ECF7"/>
-          </w:tcPr>
-          <w:p>
-            <w:pPr>
-              <w:pStyle w:val="Compact"/>
-              <w:jc w:val="left"/>
-            </w:pPr>
-            <w:r>
-              <w:rPr>
-                <w:b/>
-                <w:color w:val="1F2A5C"/>
-                <w:sz w:val="17"/>
-              </w:rPr>
-              <w:t xml:space="preserve">Screen name</w:t>
-            </w:r>
-          </w:p>
-        </w:tc>
-        <w:tc>
-          <w:tcPr>
-            <w:shd w:val="clear" w:color="auto" w:fill="E4ECF7"/>
-          </w:tcPr>
-          <w:p>
-            <w:pPr>
-              <w:pStyle w:val="Compact"/>
-              <w:jc w:val="left"/>
-            </w:pPr>
-            <w:r>
-              <w:rPr>
-                <w:b/>
-                <w:color w:val="1F2A5C"/>
-                <w:sz w:val="17"/>
-              </w:rPr>
-              <w:t xml:space="preserve">Priority</w:t>
-            </w:r>
-          </w:p>
-        </w:tc>
-        <w:tc>
-          <w:tcPr>
-            <w:shd w:val="clear" w:color="auto" w:fill="E4ECF7"/>
-          </w:tcPr>
-          <w:p>
-            <w:pPr>
-              <w:pStyle w:val="Compact"/>
-              <w:jc w:val="left"/>
-            </w:pPr>
-            <w:r>
-              <w:rPr>
-                <w:b/>
-                <w:color w:val="1F2A5C"/>
-                <w:sz w:val="17"/>
-              </w:rPr>
-              <w:t xml:space="preserve">Screen Spec file</w:t>
-            </w:r>
-          </w:p>
-        </w:tc>
-      </w:tr>
-      <w:tr>
-        <w:tc>
-          <w:tcPr/>
-          <w:p>
-            <w:pPr>
-              <w:pStyle w:val="Compact"/>
-              <w:jc w:val="left"/>
-            </w:pPr>
-            <w:r>
-              <w:rPr>
-                <w:sz w:val="17"/>
-              </w:rPr>
-              <w:t xml:space="preserve">SC-26</w:t>
-            </w:r>
-          </w:p>
-        </w:tc>
-        <w:tc>
-          <w:tcPr/>
-          <w:p>
-            <w:pPr>
-              <w:pStyle w:val="Compact"/>
-              <w:jc w:val="left"/>
-            </w:pPr>
-            <w:r>
-              <w:rPr>
-                <w:sz w:val="17"/>
-              </w:rPr>
-              <w:t xml:space="preserve">Document kit by segment</w:t>
-            </w:r>
-          </w:p>
-        </w:tc>
-        <w:tc>
-          <w:tcPr/>
-          <w:p>
-            <w:pPr>
-              <w:pStyle w:val="Compact"/>
-              <w:jc w:val="left"/>
-            </w:pPr>
-            <w:r>
-              <w:rPr>
-                <w:sz w:val="17"/>
-              </w:rPr>
-              <w:t xml:space="preserve">Must</w:t>
-            </w:r>
-          </w:p>
-        </w:tc>
-        <w:tc>
-          <w:tcPr/>
-          <w:p>
-            <w:pPr>
-              <w:pStyle w:val="Compact"/>
-              <w:jc w:val="left"/>
-            </w:pPr>
-            <w:r>
-              <w:rPr>
-                <w:rStyle w:val="VerbatimChar"/>
-                <w:sz w:val="17"/>
-              </w:rPr>
-              <w:t xml:space="preserve">docs/screens/screen-spec-SC-26.md</w:t>
-            </w:r>
-          </w:p>
-        </w:tc>
-      </w:tr>
-      <w:tr>
-        <w:tc>
-          <w:tcPr/>
-          <w:p>
-            <w:pPr>
-              <w:pStyle w:val="Compact"/>
-              <w:jc w:val="left"/>
-            </w:pPr>
-            <w:r>
-              <w:rPr>
-                <w:sz w:val="17"/>
-              </w:rPr>
-              <w:t xml:space="preserve">SC-28</w:t>
-            </w:r>
-          </w:p>
-        </w:tc>
-        <w:tc>
-          <w:tcPr/>
-          <w:p>
-            <w:pPr>
-              <w:pStyle w:val="Compact"/>
-              <w:jc w:val="left"/>
-            </w:pPr>
-            <w:r>
-              <w:rPr>
-                <w:sz w:val="17"/>
-              </w:rPr>
-              <w:t xml:space="preserve">Bilingual draft editor (Vietnamese–English)</w:t>
-            </w:r>
-          </w:p>
-        </w:tc>
-        <w:tc>
-          <w:tcPr/>
-          <w:p>
-            <w:pPr>
-              <w:pStyle w:val="Compact"/>
-              <w:jc w:val="left"/>
-            </w:pPr>
-            <w:r>
-              <w:rPr>
-                <w:sz w:val="17"/>
-              </w:rPr>
-              <w:t xml:space="preserve">Must</w:t>
-            </w:r>
-          </w:p>
-        </w:tc>
-        <w:tc>
-          <w:tcPr/>
-          <w:p>
-            <w:pPr>
-              <w:pStyle w:val="Compact"/>
-              <w:jc w:val="left"/>
-            </w:pPr>
-            <w:r>
-              <w:rPr>
-                <w:rStyle w:val="VerbatimChar"/>
-                <w:sz w:val="17"/>
-              </w:rPr>
-              <w:t xml:space="preserve">docs/screens/screen-spec-SC-28.md</w:t>
-            </w:r>
-          </w:p>
-        </w:tc>
-      </w:tr>
-      <w:tr>
-        <w:tc>
-          <w:tcPr/>
-          <w:p>
-            <w:pPr>
-              <w:pStyle w:val="Compact"/>
-              <w:jc w:val="left"/>
-            </w:pPr>
-            <w:r>
-              <w:rPr>
-                <w:sz w:val="17"/>
-              </w:rPr>
-              <w:t xml:space="preserve">SC-29</w:t>
-            </w:r>
-          </w:p>
-        </w:tc>
-        <w:tc>
-          <w:tcPr/>
-          <w:p>
-            <w:pPr>
-              <w:pStyle w:val="Compact"/>
-              <w:jc w:val="left"/>
-            </w:pPr>
-            <w:r>
-              <w:rPr>
-                <w:sz w:val="17"/>
-              </w:rPr>
-              <w:t xml:space="preserve">20-day countdown</w:t>
-            </w:r>
-          </w:p>
-        </w:tc>
-        <w:tc>
-          <w:tcPr/>
-          <w:p>
-            <w:pPr>
-              <w:pStyle w:val="Compact"/>
-              <w:jc w:val="left"/>
-            </w:pPr>
-            <w:r>
-              <w:rPr>
-                <w:sz w:val="17"/>
-              </w:rPr>
-              <w:t xml:space="preserve">Must</w:t>
-            </w:r>
-          </w:p>
-        </w:tc>
-        <w:tc>
-          <w:tcPr/>
-          <w:p>
-            <w:pPr>
-              <w:pStyle w:val="Compact"/>
-              <w:jc w:val="left"/>
-            </w:pPr>
-            <w:r>
-              <w:rPr>
-                <w:rStyle w:val="VerbatimChar"/>
-                <w:sz w:val="17"/>
-              </w:rPr>
-              <w:t xml:space="preserve">docs/screens/screen-spec-SC-29.md</w:t>
-            </w:r>
-          </w:p>
-        </w:tc>
-      </w:tr>
-    </w:tbl>
-    <w:bookmarkEnd w:id="34"/>
-    <w:bookmarkStart w:id="35" w:name="Xbe7985084ef4dfdbc7e9fba0a235022f75110b0"/>
-    <w:p>
-      <w:pPr>
-        <w:pStyle w:val="Heading2"/>
-      </w:pPr>
-      <w:r>
-        <w:t xml:space="preserve">8. Success criteria</w:t>
-      </w:r>
-    </w:p>
-    <w:tbl>
-      <w:tblPr>
-        <w:tblStyle w:val="Table"/>
-        <w:tblLook w:firstRow="1" w:lastRow="0" w:firstColumn="0" w:lastColumn="0" w:noHBand="0" w:noVBand="0" w:val="0020"/>
-        <w:jc w:val="start"/>
-        <w:tblBorders>
-          <w:top w:val="single" w:sz="4" w:color="C9CED6"/>
-          <w:left w:val="single" w:sz="4" w:color="C9CED6"/>
-          <w:bottom w:val="single" w:sz="4" w:color="C9CED6"/>
-          <w:right w:val="single" w:sz="4" w:color="C9CED6"/>
-          <w:insideH w:val="single" w:sz="4" w:color="C9CED6"/>
-          <w:insideV w:val="single" w:sz="4" w:color="C9CED6"/>
-        </w:tblBorders>
-        <w:tblW w:w="5000" w:type="pct"/>
-      </w:tblPr>
-      <w:tblGrid>
-        <w:gridCol w:w="3286"/>
-        <w:gridCol w:w="3286"/>
-        <w:gridCol w:w="3286"/>
-      </w:tblGrid>
-      <w:tr>
-        <w:trPr>
-          <w:tblHeader w:val="true"/>
-        </w:trPr>
-        <w:tc>
-          <w:tcPr>
-            <w:shd w:val="clear" w:color="auto" w:fill="E4ECF7"/>
-          </w:tcPr>
-          <w:p>
-            <w:pPr>
-              <w:pStyle w:val="Compact"/>
-              <w:jc w:val="left"/>
-            </w:pPr>
-            <w:r>
-              <w:rPr>
-                <w:b/>
-                <w:color w:val="1F2A5C"/>
-                <w:sz w:val="17"/>
-              </w:rPr>
-              <w:t xml:space="preserve">SC ID</w:t>
-            </w:r>
-          </w:p>
-        </w:tc>
-        <w:tc>
-          <w:tcPr>
-            <w:shd w:val="clear" w:color="auto" w:fill="E4ECF7"/>
-          </w:tcPr>
-          <w:p>
-            <w:pPr>
-              <w:pStyle w:val="Compact"/>
-              <w:jc w:val="left"/>
-            </w:pPr>
-            <w:r>
-              <w:rPr>
-                <w:b/>
-                <w:color w:val="1F2A5C"/>
-                <w:sz w:val="17"/>
-              </w:rPr>
-              <w:t xml:space="preserve">Criterion</w:t>
-            </w:r>
-          </w:p>
-        </w:tc>
-        <w:tc>
-          <w:tcPr>
-            <w:shd w:val="clear" w:color="auto" w:fill="E4ECF7"/>
-          </w:tcPr>
-          <w:p>
-            <w:pPr>
-              <w:pStyle w:val="Compact"/>
-              <w:jc w:val="left"/>
-            </w:pPr>
-            <w:r>
-              <w:rPr>
-                <w:b/>
-                <w:color w:val="1F2A5C"/>
-                <w:sz w:val="17"/>
-              </w:rPr>
-              <w:t xml:space="preserve">How it is measured</w:t>
-            </w:r>
-          </w:p>
-        </w:tc>
-      </w:tr>
-      <w:tr>
-        <w:tc>
-          <w:tcPr/>
-          <w:p>
-            <w:pPr>
-              <w:pStyle w:val="Compact"/>
-              <w:jc w:val="left"/>
-            </w:pPr>
-            <w:r>
-              <w:rPr>
-                <w:sz w:val="17"/>
-              </w:rPr>
-              <w:t xml:space="preserve">SC-001</w:t>
-            </w:r>
-          </w:p>
-        </w:tc>
-        <w:tc>
-          <w:tcPr/>
-          <w:p>
-            <w:pPr>
-              <w:pStyle w:val="Compact"/>
-              <w:jc w:val="left"/>
-            </w:pPr>
-            <w:r>
-              <w:rPr>
-                <w:sz w:val="17"/>
-              </w:rPr>
-              <w:t xml:space="preserve">A producer sees the full list of documents for their segment, with the reason for each, on the first visit.</w:t>
-            </w:r>
-          </w:p>
-        </w:tc>
-        <w:tc>
-          <w:tcPr/>
-          <w:p>
-            <w:pPr>
-              <w:pStyle w:val="Compact"/>
-              <w:jc w:val="left"/>
-            </w:pPr>
-            <w:r>
-              <w:rPr>
-                <w:sz w:val="17"/>
-              </w:rPr>
-              <w:t xml:space="preserve">Walkthrough with 5 producers: ask</w:t>
-            </w:r>
-            <w:r>
-              <w:rPr>
-                <w:sz w:val="17"/>
-              </w:rPr>
-              <w:t xml:space="preserve"> </w:t>
-            </w:r>
-            <w:r>
-              <w:rPr>
-                <w:iCs/>
-                <w:i/>
-                <w:sz w:val="17"/>
-              </w:rPr>
-              <w:t xml:space="preserve">why do you need item X?</w:t>
-            </w:r>
-          </w:p>
-        </w:tc>
-      </w:tr>
-      <w:tr>
-        <w:tc>
-          <w:tcPr/>
-          <w:p>
-            <w:pPr>
-              <w:pStyle w:val="Compact"/>
-              <w:jc w:val="left"/>
-            </w:pPr>
-            <w:r>
-              <w:rPr>
-                <w:sz w:val="17"/>
-              </w:rPr>
-              <w:t xml:space="preserve">SC-002</w:t>
-            </w:r>
-          </w:p>
-        </w:tc>
-        <w:tc>
-          <w:tcPr/>
-          <w:p>
-            <w:pPr>
-              <w:pStyle w:val="Compact"/>
-              <w:jc w:val="left"/>
-            </w:pPr>
-            <w:r>
-              <w:rPr>
-                <w:sz w:val="17"/>
-              </w:rPr>
-              <w:t xml:space="preserve">A Vietnamese partner proofreads a 14-paragraph draft in under 45 minutes.</w:t>
-            </w:r>
-          </w:p>
-        </w:tc>
-        <w:tc>
-          <w:tcPr/>
-          <w:p>
-            <w:pPr>
-              <w:pStyle w:val="Compact"/>
-              <w:jc w:val="left"/>
-            </w:pPr>
-            <w:r>
-              <w:rPr>
-                <w:sz w:val="17"/>
-              </w:rPr>
-              <w:t xml:space="preserve">Timed session with 2 partners.</w:t>
-            </w:r>
-          </w:p>
-        </w:tc>
-      </w:tr>
-      <w:tr>
-        <w:tc>
-          <w:tcPr/>
-          <w:p>
-            <w:pPr>
-              <w:pStyle w:val="Compact"/>
-              <w:jc w:val="left"/>
-            </w:pPr>
-            <w:r>
-              <w:rPr>
-                <w:sz w:val="17"/>
-              </w:rPr>
-              <w:t xml:space="preserve">SC-003</w:t>
-            </w:r>
-          </w:p>
-        </w:tc>
-        <w:tc>
-          <w:tcPr/>
-          <w:p>
-            <w:pPr>
-              <w:pStyle w:val="Compact"/>
-              <w:jc w:val="left"/>
-            </w:pPr>
-            <w:r>
-              <w:rPr>
-                <w:sz w:val="17"/>
-              </w:rPr>
-              <w:t xml:space="preserve">Every producer in testing can state their safe submission deadline after opening the countdown.</w:t>
-            </w:r>
-          </w:p>
-        </w:tc>
-        <w:tc>
-          <w:tcPr/>
-          <w:p>
-            <w:pPr>
-              <w:pStyle w:val="Compact"/>
-              <w:jc w:val="left"/>
-            </w:pPr>
-            <w:r>
-              <w:rPr>
-                <w:sz w:val="17"/>
-              </w:rPr>
-              <w:t xml:space="preserve">Task check with 5 producers.</w:t>
-            </w:r>
-          </w:p>
-        </w:tc>
-      </w:tr>
-    </w:tbl>
-    <w:bookmarkEnd w:id="35"/>
-    <w:bookmarkStart w:id="36" w:name="Xf0e84fbc24061432f3671343bf60d40f0e14ddf"/>
-    <w:p>
-      <w:pPr>
-        <w:pStyle w:val="Heading2"/>
-      </w:pPr>
-      <w:r>
-        <w:t xml:space="preserve">9. Assumptions</w:t>
+        <w:pStyle w:val="Heading3"/>
+      </w:pPr>
+      <w:r>
+        <w:t xml:space="preserve">6.1 Attribute types</w:t>
       </w:r>
     </w:p>
     <w:p>
       <w:pPr>
-        <w:numPr>
-          <w:ilvl w:val="0"/>
-          <w:numId w:val="1008"/>
-        </w:numPr>
-        <w:pStyle w:val="Compact"/>
-      </w:pPr>
-      <w:r>
-        <w:t xml:space="preserve">The Vietnamese partner (or a Vietnamese-speaking team member) does the proofreading.</w:t>
-      </w:r>
-    </w:p>
-    <w:p>
-      <w:pPr>
-        <w:numPr>
-          <w:ilvl w:val="0"/>
-          <w:numId w:val="1008"/>
-        </w:numPr>
-        <w:pStyle w:val="Compact"/>
-      </w:pPr>
-      <w:r>
-        <w:t xml:space="preserve">Public holidays are loaded manually by VFDA each year.</w:t>
-      </w:r>
-    </w:p>
-    <w:bookmarkEnd w:id="36"/>
-    <w:bookmarkStart w:id="37" w:name="X55a6565c84ac464289a534278fc4074fe00819d"/>
-    <w:p>
-      <w:pPr>
-        <w:pStyle w:val="Heading2"/>
-      </w:pPr>
-      <w:r>
-        <w:t xml:space="preserve">10. Open questions</w:t>
+        <w:pStyle w:val="FirstParagraph"/>
+      </w:pPr>
+      <w:r>
+        <w:t xml:space="preserve">Types and required flags of the attributes above that no field in 5.1 declares (keys, timestamps, stored statuses). Every column of the data model now has a declared type.</w:t>
       </w:r>
     </w:p>
     <w:tbl>
@@ -6102,7 +5525,7 @@
                 <w:color w:val="1F2A5C"/>
                 <w:sz w:val="17"/>
               </w:rPr>
-              <w:t xml:space="preserve">#</w:t>
+              <w:t xml:space="preserve">Entity</w:t>
             </w:r>
           </w:p>
         </w:tc>
@@ -6121,7 +5544,7 @@
                 <w:color w:val="1F2A5C"/>
                 <w:sz w:val="17"/>
               </w:rPr>
-              <w:t xml:space="preserve">Question</w:t>
+              <w:t xml:space="preserve">Attribute</w:t>
             </w:r>
           </w:p>
         </w:tc>
@@ -6140,7 +5563,7 @@
                 <w:color w:val="1F2A5C"/>
                 <w:sz w:val="17"/>
               </w:rPr>
-              <w:t xml:space="preserve">Blocking?</w:t>
+              <w:t xml:space="preserve">Type</w:t>
             </w:r>
           </w:p>
         </w:tc>
@@ -6159,7 +5582,7 @@
                 <w:color w:val="1F2A5C"/>
                 <w:sz w:val="17"/>
               </w:rPr>
-              <w:t xml:space="preserve">Owner</w:t>
+              <w:t xml:space="preserve">Required</w:t>
             </w:r>
           </w:p>
         </w:tc>
@@ -6178,7 +5601,7 @@
                 <w:color w:val="1F2A5C"/>
                 <w:sz w:val="17"/>
               </w:rPr>
-              <w:t xml:space="preserve">Status</w:t>
+              <w:t xml:space="preserve">Notes</w:t>
             </w:r>
           </w:p>
         </w:tc>
@@ -6195,36 +5618,39 @@
               <w:rPr>
                 <w:sz w:val="17"/>
               </w:rPr>
-              <w:t xml:space="preserve">1</w:t>
-            </w:r>
-          </w:p>
-        </w:tc>
-        <w:tc>
-          <w:tcPr/>
-          <w:p>
-            <w:pPr>
-              <w:pStyle w:val="Compact"/>
-              <w:jc w:val="left"/>
-            </w:pPr>
-            <w:r>
-              <w:rPr>
-                <w:sz w:val="17"/>
-              </w:rPr>
-              <w:t xml:space="preserve">[NEEDS CLARIFICATION: Document list for segment C.]</w:t>
-            </w:r>
-            <w:r>
-              <w:rPr>
-                <w:sz w:val="17"/>
-              </w:rPr>
-              <w:t xml:space="preserve"> </w:t>
-            </w:r>
-            <w:r>
-              <w:rPr>
-                <w:iCs/>
-                <w:i/>
-                <w:sz w:val="17"/>
-              </w:rPr>
-              <w:t xml:space="preserve">(also raised in SC-26)</w:t>
+              <w:t xml:space="preserve">DocumentType</w:t>
+            </w:r>
+          </w:p>
+        </w:tc>
+        <w:tc>
+          <w:tcPr/>
+          <w:p>
+            <w:pPr>
+              <w:pStyle w:val="Compact"/>
+              <w:jc w:val="left"/>
+            </w:pPr>
+            <w:r>
+              <w:rPr>
+                <w:rStyle w:val="VerbatimChar"/>
+                <w:sz w:val="17"/>
+              </w:rPr>
+              <w:t xml:space="preserve">segments</w:t>
+            </w:r>
+          </w:p>
+        </w:tc>
+        <w:tc>
+          <w:tcPr/>
+          <w:p>
+            <w:pPr>
+              <w:pStyle w:val="Compact"/>
+              <w:jc w:val="left"/>
+            </w:pPr>
+            <w:r>
+              <w:rPr>
+                <w:rStyle w:val="VerbatimChar"/>
+                <w:sz w:val="17"/>
+              </w:rPr>
+              <w:t xml:space="preserve">ENUM(A, B, C)[]</w:t>
             </w:r>
           </w:p>
         </w:tc>
@@ -6254,22 +5680,7 @@
               <w:rPr>
                 <w:sz w:val="17"/>
               </w:rPr>
-              <w:t xml:space="preserve">Client (VFDA Legal Board)</w:t>
-            </w:r>
-          </w:p>
-        </w:tc>
-        <w:tc>
-          <w:tcPr/>
-          <w:p>
-            <w:pPr>
-              <w:pStyle w:val="Compact"/>
-              <w:jc w:val="left"/>
-            </w:pPr>
-            <w:r>
-              <w:rPr>
-                <w:sz w:val="17"/>
-              </w:rPr>
-              <w:t xml:space="preserve">Open</w:t>
+              <w:t xml:space="preserve">segments that need this document</w:t>
             </w:r>
           </w:p>
         </w:tc>
@@ -6286,67 +5697,94 @@
               <w:rPr>
                 <w:sz w:val="17"/>
               </w:rPr>
-              <w:t xml:space="preserve">2</w:t>
-            </w:r>
-          </w:p>
-        </w:tc>
-        <w:tc>
-          <w:tcPr/>
-          <w:p>
-            <w:pPr>
-              <w:pStyle w:val="Compact"/>
-              <w:jc w:val="left"/>
-            </w:pPr>
-            <w:r>
-              <w:rPr>
-                <w:sz w:val="17"/>
-              </w:rPr>
-              <w:t xml:space="preserve">[NEEDS CLARIFICATION: Who may mark a paragraph proofread: any project member, or only the confirmed Vietnamese partner?]</w:t>
-            </w:r>
-          </w:p>
-        </w:tc>
-        <w:tc>
-          <w:tcPr/>
-          <w:p>
-            <w:pPr>
-              <w:pStyle w:val="Compact"/>
-              <w:jc w:val="left"/>
-            </w:pPr>
-            <w:r>
-              <w:rPr>
-                <w:sz w:val="17"/>
-              </w:rPr>
-              <w:t xml:space="preserve">No</w:t>
-            </w:r>
-          </w:p>
-        </w:tc>
-        <w:tc>
-          <w:tcPr/>
-          <w:p>
-            <w:pPr>
-              <w:pStyle w:val="Compact"/>
-              <w:jc w:val="left"/>
-            </w:pPr>
-            <w:r>
-              <w:rPr>
-                <w:sz w:val="17"/>
-              </w:rPr>
-              <w:t xml:space="preserve">Client (VFDA)</w:t>
-            </w:r>
-          </w:p>
-        </w:tc>
-        <w:tc>
-          <w:tcPr/>
-          <w:p>
-            <w:pPr>
-              <w:pStyle w:val="Compact"/>
-              <w:jc w:val="left"/>
-            </w:pPr>
-            <w:r>
-              <w:rPr>
-                <w:sz w:val="17"/>
-              </w:rPr>
-              <w:t xml:space="preserve">Open</w:t>
+              <w:t xml:space="preserve">Document</w:t>
+            </w:r>
+          </w:p>
+        </w:tc>
+        <w:tc>
+          <w:tcPr/>
+          <w:p>
+            <w:pPr>
+              <w:pStyle w:val="Compact"/>
+              <w:jc w:val="left"/>
+            </w:pPr>
+            <w:r>
+              <w:rPr>
+                <w:rStyle w:val="VerbatimChar"/>
+                <w:sz w:val="17"/>
+              </w:rPr>
+              <w:t xml:space="preserve">file_path</w:t>
+            </w:r>
+          </w:p>
+        </w:tc>
+        <w:tc>
+          <w:tcPr/>
+          <w:p>
+            <w:pPr>
+              <w:pStyle w:val="Compact"/>
+              <w:jc w:val="left"/>
+            </w:pPr>
+            <w:r>
+              <w:rPr>
+                <w:rStyle w:val="VerbatimChar"/>
+                <w:sz w:val="17"/>
+              </w:rPr>
+              <w:t xml:space="preserve">TEXT</w:t>
+            </w:r>
+          </w:p>
+        </w:tc>
+        <w:tc>
+          <w:tcPr/>
+          <w:p>
+            <w:pPr>
+              <w:pStyle w:val="Compact"/>
+              <w:jc w:val="left"/>
+            </w:pPr>
+            <w:r>
+              <w:rPr>
+                <w:sz w:val="17"/>
+              </w:rPr>
+              <w:t xml:space="preserve">Yes</w:t>
+            </w:r>
+          </w:p>
+        </w:tc>
+        <w:tc>
+          <w:tcPr/>
+          <w:p>
+            <w:pPr>
+              <w:pStyle w:val="Compact"/>
+              <w:jc w:val="left"/>
+            </w:pPr>
+            <w:r>
+              <w:rPr>
+                <w:sz w:val="17"/>
+              </w:rPr>
+              <w:t xml:space="preserve">path in private storage; replaces</w:t>
+            </w:r>
+            <w:r>
+              <w:rPr>
+                <w:sz w:val="17"/>
+              </w:rPr>
+              <w:t xml:space="preserve"> </w:t>
+            </w:r>
+            <w:r>
+              <w:rPr>
+                <w:rStyle w:val="VerbatimChar"/>
+                <w:sz w:val="17"/>
+              </w:rPr>
+              <w:t xml:space="preserve">file BYTEA</w:t>
+            </w:r>
+            <w:r>
+              <w:rPr>
+                <w:sz w:val="17"/>
+              </w:rPr>
+              <w:t xml:space="preserve"> </w:t>
+            </w:r>
+            <w:r>
+              <w:rPr>
+                <w:sz w:val="17"/>
+              </w:rPr>
+              <w:t xml:space="preserve">of FR-002 (the file itself is not stored in a table)</w:t>
             </w:r>
           </w:p>
         </w:tc>
@@ -6363,36 +5801,39 @@
               <w:rPr>
                 <w:sz w:val="17"/>
               </w:rPr>
-              <w:t xml:space="preserve">3</w:t>
-            </w:r>
-          </w:p>
-        </w:tc>
-        <w:tc>
-          <w:tcPr/>
-          <w:p>
-            <w:pPr>
-              <w:pStyle w:val="Compact"/>
-              <w:jc w:val="left"/>
-            </w:pPr>
-            <w:r>
-              <w:rPr>
-                <w:sz w:val="17"/>
-              </w:rPr>
-              <w:t xml:space="preserve">[NEEDS CLARIFICATION: Which translation service may process scripts, which are confidential?]</w:t>
-            </w:r>
-            <w:r>
-              <w:rPr>
-                <w:sz w:val="17"/>
-              </w:rPr>
-              <w:t xml:space="preserve"> </w:t>
-            </w:r>
-            <w:r>
-              <w:rPr>
-                <w:iCs/>
-                <w:i/>
-                <w:sz w:val="17"/>
-              </w:rPr>
-              <w:t xml:space="preserve">(also raised in SC-28)</w:t>
+              <w:t xml:space="preserve">Document</w:t>
+            </w:r>
+          </w:p>
+        </w:tc>
+        <w:tc>
+          <w:tcPr/>
+          <w:p>
+            <w:pPr>
+              <w:pStyle w:val="Compact"/>
+              <w:jc w:val="left"/>
+            </w:pPr>
+            <w:r>
+              <w:rPr>
+                <w:rStyle w:val="VerbatimChar"/>
+                <w:sz w:val="17"/>
+              </w:rPr>
+              <w:t xml:space="preserve">version</w:t>
+            </w:r>
+          </w:p>
+        </w:tc>
+        <w:tc>
+          <w:tcPr/>
+          <w:p>
+            <w:pPr>
+              <w:pStyle w:val="Compact"/>
+              <w:jc w:val="left"/>
+            </w:pPr>
+            <w:r>
+              <w:rPr>
+                <w:rStyle w:val="VerbatimChar"/>
+                <w:sz w:val="17"/>
+              </w:rPr>
+              <w:t xml:space="preserve">INTEGER</w:t>
             </w:r>
           </w:p>
         </w:tc>
@@ -6422,22 +5863,7 @@
               <w:rPr>
                 <w:sz w:val="17"/>
               </w:rPr>
-              <w:t xml:space="preserve">Group C + Client</w:t>
-            </w:r>
-          </w:p>
-        </w:tc>
-        <w:tc>
-          <w:tcPr/>
-          <w:p>
-            <w:pPr>
-              <w:pStyle w:val="Compact"/>
-              <w:jc w:val="left"/>
-            </w:pPr>
-            <w:r>
-              <w:rPr>
-                <w:sz w:val="17"/>
-              </w:rPr>
-              <w:t xml:space="preserve">Open</w:t>
+              <w:t xml:space="preserve">1, 2, … — previous versions are kept (FR-002)</w:t>
             </w:r>
           </w:p>
         </w:tc>
@@ -6454,134 +5880,63 @@
               <w:rPr>
                 <w:sz w:val="17"/>
               </w:rPr>
-              <w:t xml:space="preserve">4</w:t>
-            </w:r>
-          </w:p>
-        </w:tc>
-        <w:tc>
-          <w:tcPr/>
-          <w:p>
-            <w:pPr>
-              <w:pStyle w:val="Compact"/>
-              <w:jc w:val="left"/>
-            </w:pPr>
-            <w:r>
-              <w:rPr>
-                <w:sz w:val="17"/>
-              </w:rPr>
-              <w:t xml:space="preserve">[NEEDS CLARIFICATION: Are</w:t>
-            </w:r>
-            <w:r>
-              <w:rPr>
-                <w:sz w:val="17"/>
-              </w:rPr>
-              <w:t xml:space="preserve"> </w:t>
-            </w:r>
-            <w:r>
-              <w:rPr>
-                <w:iCs/>
-                <w:i/>
-                <w:sz w:val="17"/>
-              </w:rPr>
-              <w:t xml:space="preserve">foreign crew list</w:t>
-            </w:r>
-            <w:r>
-              <w:rPr>
-                <w:sz w:val="17"/>
-              </w:rPr>
-              <w:t xml:space="preserve"> </w:t>
-            </w:r>
-            <w:r>
-              <w:rPr>
-                <w:sz w:val="17"/>
-              </w:rPr>
-              <w:t xml:space="preserve">and</w:t>
-            </w:r>
-            <w:r>
-              <w:rPr>
-                <w:sz w:val="17"/>
-              </w:rPr>
-              <w:t xml:space="preserve"> </w:t>
-            </w:r>
-            <w:r>
-              <w:rPr>
-                <w:iCs/>
-                <w:i/>
-                <w:sz w:val="17"/>
-              </w:rPr>
-              <w:t xml:space="preserve">provincial notice</w:t>
-            </w:r>
-            <w:r>
-              <w:rPr>
-                <w:sz w:val="17"/>
-              </w:rPr>
-              <w:t xml:space="preserve"> </w:t>
-            </w:r>
-            <w:r>
-              <w:rPr>
-                <w:sz w:val="17"/>
-              </w:rPr>
-              <w:t xml:space="preserve">required anywhere, or only common practice?]</w:t>
-            </w:r>
-            <w:r>
-              <w:rPr>
-                <w:sz w:val="17"/>
-              </w:rPr>
-              <w:t xml:space="preserve"> </w:t>
-            </w:r>
-            <w:r>
-              <w:rPr>
-                <w:iCs/>
-                <w:i/>
-                <w:sz w:val="17"/>
-              </w:rPr>
-              <w:t xml:space="preserve">(also raised in SC-26)</w:t>
-            </w:r>
-          </w:p>
-        </w:tc>
-        <w:tc>
-          <w:tcPr/>
-          <w:p>
-            <w:pPr>
-              <w:pStyle w:val="Compact"/>
-              <w:jc w:val="left"/>
-            </w:pPr>
-            <w:r>
-              <w:rPr>
-                <w:sz w:val="17"/>
-              </w:rPr>
-              <w:t xml:space="preserve">No</w:t>
-            </w:r>
-          </w:p>
-        </w:tc>
-        <w:tc>
-          <w:tcPr/>
-          <w:p>
-            <w:pPr>
-              <w:pStyle w:val="Compact"/>
-              <w:jc w:val="left"/>
-            </w:pPr>
-            <w:r>
-              <w:rPr>
-                <w:sz w:val="17"/>
-              </w:rPr>
-              <w:t xml:space="preserve">Client (VFDA Legal Board)</w:t>
-            </w:r>
-          </w:p>
-        </w:tc>
-        <w:tc>
-          <w:tcPr/>
-          <w:p>
-            <w:pPr>
-              <w:pStyle w:val="Compact"/>
-              <w:jc w:val="left"/>
-            </w:pPr>
-            <w:r>
-              <w:rPr>
-                <w:sz w:val="17"/>
-              </w:rPr>
-              <w:t xml:space="preserve">Open</w:t>
-            </w:r>
+              <w:t xml:space="preserve">Document</w:t>
+            </w:r>
+          </w:p>
+        </w:tc>
+        <w:tc>
+          <w:tcPr/>
+          <w:p>
+            <w:pPr>
+              <w:pStyle w:val="Compact"/>
+              <w:jc w:val="left"/>
+            </w:pPr>
+            <w:r>
+              <w:rPr>
+                <w:rStyle w:val="VerbatimChar"/>
+                <w:sz w:val="17"/>
+              </w:rPr>
+              <w:t xml:space="preserve">uploaded_by</w:t>
+            </w:r>
+          </w:p>
+        </w:tc>
+        <w:tc>
+          <w:tcPr/>
+          <w:p>
+            <w:pPr>
+              <w:pStyle w:val="Compact"/>
+              <w:jc w:val="left"/>
+            </w:pPr>
+            <w:r>
+              <w:rPr>
+                <w:rStyle w:val="VerbatimChar"/>
+                <w:sz w:val="17"/>
+              </w:rPr>
+              <w:t xml:space="preserve">UUID</w:t>
+            </w:r>
+          </w:p>
+        </w:tc>
+        <w:tc>
+          <w:tcPr/>
+          <w:p>
+            <w:pPr>
+              <w:pStyle w:val="Compact"/>
+              <w:jc w:val="left"/>
+            </w:pPr>
+            <w:r>
+              <w:rPr>
+                <w:sz w:val="17"/>
+              </w:rPr>
+              <w:t xml:space="preserve">Yes</w:t>
+            </w:r>
+          </w:p>
+        </w:tc>
+        <w:tc>
+          <w:tcPr/>
+          <w:p>
+            <w:pPr>
+              <w:pStyle w:val="Compact"/>
+            </w:pPr>
           </w:p>
         </w:tc>
       </w:tr>
@@ -6597,82 +5952,63 @@
               <w:rPr>
                 <w:sz w:val="17"/>
               </w:rPr>
-              <w:t xml:space="preserve">5</w:t>
-            </w:r>
-          </w:p>
-        </w:tc>
-        <w:tc>
-          <w:tcPr/>
-          <w:p>
-            <w:pPr>
-              <w:pStyle w:val="Compact"/>
-              <w:jc w:val="left"/>
-            </w:pPr>
-            <w:r>
-              <w:rPr>
-                <w:sz w:val="17"/>
-              </w:rPr>
-              <w:t xml:space="preserve">[NEEDS CLARIFICATION: Official Lunar New Year 2027 holiday dates.]</w:t>
-            </w:r>
-            <w:r>
-              <w:rPr>
-                <w:sz w:val="17"/>
-              </w:rPr>
-              <w:t xml:space="preserve"> </w:t>
-            </w:r>
-            <w:r>
-              <w:rPr>
-                <w:iCs/>
-                <w:i/>
-                <w:sz w:val="17"/>
-              </w:rPr>
-              <w:t xml:space="preserve">(also raised in SC-29)</w:t>
-            </w:r>
-          </w:p>
-        </w:tc>
-        <w:tc>
-          <w:tcPr/>
-          <w:p>
-            <w:pPr>
-              <w:pStyle w:val="Compact"/>
-              <w:jc w:val="left"/>
-            </w:pPr>
-            <w:r>
-              <w:rPr>
-                <w:sz w:val="17"/>
-              </w:rPr>
-              <w:t xml:space="preserve">No</w:t>
-            </w:r>
-          </w:p>
-        </w:tc>
-        <w:tc>
-          <w:tcPr/>
-          <w:p>
-            <w:pPr>
-              <w:pStyle w:val="Compact"/>
-              <w:jc w:val="left"/>
-            </w:pPr>
-            <w:r>
-              <w:rPr>
-                <w:sz w:val="17"/>
-              </w:rPr>
-              <w:t xml:space="preserve">Client (VFDA)</w:t>
-            </w:r>
-          </w:p>
-        </w:tc>
-        <w:tc>
-          <w:tcPr/>
-          <w:p>
-            <w:pPr>
-              <w:pStyle w:val="Compact"/>
-              <w:jc w:val="left"/>
-            </w:pPr>
-            <w:r>
-              <w:rPr>
-                <w:sz w:val="17"/>
-              </w:rPr>
-              <w:t xml:space="preserve">Open</w:t>
-            </w:r>
+              <w:t xml:space="preserve">Document</w:t>
+            </w:r>
+          </w:p>
+        </w:tc>
+        <w:tc>
+          <w:tcPr/>
+          <w:p>
+            <w:pPr>
+              <w:pStyle w:val="Compact"/>
+              <w:jc w:val="left"/>
+            </w:pPr>
+            <w:r>
+              <w:rPr>
+                <w:rStyle w:val="VerbatimChar"/>
+                <w:sz w:val="17"/>
+              </w:rPr>
+              <w:t xml:space="preserve">uploaded_at</w:t>
+            </w:r>
+          </w:p>
+        </w:tc>
+        <w:tc>
+          <w:tcPr/>
+          <w:p>
+            <w:pPr>
+              <w:pStyle w:val="Compact"/>
+              <w:jc w:val="left"/>
+            </w:pPr>
+            <w:r>
+              <w:rPr>
+                <w:rStyle w:val="VerbatimChar"/>
+                <w:sz w:val="17"/>
+              </w:rPr>
+              <w:t xml:space="preserve">TIMESTAMPTZ</w:t>
+            </w:r>
+          </w:p>
+        </w:tc>
+        <w:tc>
+          <w:tcPr/>
+          <w:p>
+            <w:pPr>
+              <w:pStyle w:val="Compact"/>
+              <w:jc w:val="left"/>
+            </w:pPr>
+            <w:r>
+              <w:rPr>
+                <w:sz w:val="17"/>
+              </w:rPr>
+              <w:t xml:space="preserve">Yes</w:t>
+            </w:r>
+          </w:p>
+        </w:tc>
+        <w:tc>
+          <w:tcPr/>
+          <w:p>
+            <w:pPr>
+              <w:pStyle w:val="Compact"/>
+            </w:pPr>
           </w:p>
         </w:tc>
       </w:tr>
@@ -6688,81 +6024,69 @@
               <w:rPr>
                 <w:sz w:val="17"/>
               </w:rPr>
-              <w:t xml:space="preserve">6</w:t>
-            </w:r>
-          </w:p>
-        </w:tc>
-        <w:tc>
-          <w:tcPr/>
-          <w:p>
-            <w:pPr>
-              <w:pStyle w:val="Compact"/>
-              <w:jc w:val="left"/>
-            </w:pPr>
-            <w:r>
-              <w:rPr>
-                <w:sz w:val="17"/>
-              </w:rPr>
-              <w:t xml:space="preserve">[NEEDS CLARIFICATION: must the proofreader be Vietnamese / a certified translator, and must the proofreader be named in the submitted dossier]</w:t>
-            </w:r>
-            <w:r>
-              <w:rPr>
-                <w:sz w:val="17"/>
-              </w:rPr>
-              <w:t xml:space="preserve"> </w:t>
-            </w:r>
-            <w:r>
-              <w:rPr>
-                <w:iCs/>
-                <w:i/>
-                <w:sz w:val="17"/>
-              </w:rPr>
-              <w:t xml:space="preserve">(from SC-28)</w:t>
-            </w:r>
-          </w:p>
-        </w:tc>
-        <w:tc>
-          <w:tcPr/>
-          <w:p>
-            <w:pPr>
-              <w:pStyle w:val="Compact"/>
-              <w:jc w:val="left"/>
-            </w:pPr>
-            <w:r>
-              <w:rPr>
-                <w:sz w:val="17"/>
-              </w:rPr>
-              <w:t xml:space="preserve">No</w:t>
-            </w:r>
-          </w:p>
-        </w:tc>
-        <w:tc>
-          <w:tcPr/>
-          <w:p>
-            <w:pPr>
-              <w:pStyle w:val="Compact"/>
-              <w:jc w:val="left"/>
-            </w:pPr>
-            <w:r>
-              <w:rPr>
-                <w:sz w:val="17"/>
-              </w:rPr>
-              <w:t xml:space="preserve">Client (VFDA Legal Board)</w:t>
-            </w:r>
-          </w:p>
-        </w:tc>
-        <w:tc>
-          <w:tcPr/>
-          <w:p>
-            <w:pPr>
-              <w:pStyle w:val="Compact"/>
-              <w:jc w:val="left"/>
-            </w:pPr>
-            <w:r>
-              <w:rPr>
-                <w:sz w:val="17"/>
-              </w:rPr>
-              <w:t xml:space="preserve">Open</w:t>
+              <w:t xml:space="preserve">ProjectGlossary</w:t>
+            </w:r>
+          </w:p>
+        </w:tc>
+        <w:tc>
+          <w:tcPr/>
+          <w:p>
+            <w:pPr>
+              <w:pStyle w:val="Compact"/>
+              <w:jc w:val="left"/>
+            </w:pPr>
+            <w:r>
+              <w:rPr>
+                <w:rStyle w:val="VerbatimChar"/>
+                <w:sz w:val="17"/>
+              </w:rPr>
+              <w:t xml:space="preserve">project_id</w:t>
+            </w:r>
+          </w:p>
+        </w:tc>
+        <w:tc>
+          <w:tcPr/>
+          <w:p>
+            <w:pPr>
+              <w:pStyle w:val="Compact"/>
+              <w:jc w:val="left"/>
+            </w:pPr>
+            <w:r>
+              <w:rPr>
+                <w:rStyle w:val="VerbatimChar"/>
+                <w:sz w:val="17"/>
+              </w:rPr>
+              <w:t xml:space="preserve">UUID</w:t>
+            </w:r>
+          </w:p>
+        </w:tc>
+        <w:tc>
+          <w:tcPr/>
+          <w:p>
+            <w:pPr>
+              <w:pStyle w:val="Compact"/>
+              <w:jc w:val="left"/>
+            </w:pPr>
+            <w:r>
+              <w:rPr>
+                <w:sz w:val="17"/>
+              </w:rPr>
+              <w:t xml:space="preserve">Yes</w:t>
+            </w:r>
+          </w:p>
+        </w:tc>
+        <w:tc>
+          <w:tcPr/>
+          <w:p>
+            <w:pPr>
+              <w:pStyle w:val="Compact"/>
+              <w:jc w:val="left"/>
+            </w:pPr>
+            <w:r>
+              <w:rPr>
+                <w:sz w:val="17"/>
+              </w:rPr>
+              <w:t xml:space="preserve">BR-006</w:t>
             </w:r>
           </w:p>
         </w:tc>
@@ -6779,36 +6103,39 @@
               <w:rPr>
                 <w:sz w:val="17"/>
               </w:rPr>
-              <w:t xml:space="preserve">7</w:t>
-            </w:r>
-          </w:p>
-        </w:tc>
-        <w:tc>
-          <w:tcPr/>
-          <w:p>
-            <w:pPr>
-              <w:pStyle w:val="Compact"/>
-              <w:jc w:val="left"/>
-            </w:pPr>
-            <w:r>
-              <w:rPr>
-                <w:sz w:val="17"/>
-              </w:rPr>
-              <w:t xml:space="preserve">[NEEDS CLARIFICATION: are the "20 days" calendar days or working days — if working days, the safe deadline moves about 3 weeks earlier]</w:t>
-            </w:r>
-            <w:r>
-              <w:rPr>
-                <w:sz w:val="17"/>
-              </w:rPr>
-              <w:t xml:space="preserve"> </w:t>
-            </w:r>
-            <w:r>
-              <w:rPr>
-                <w:iCs/>
-                <w:i/>
-                <w:sz w:val="17"/>
-              </w:rPr>
-              <w:t xml:space="preserve">(from SC-29)</w:t>
+              <w:t xml:space="preserve">PublicHoliday</w:t>
+            </w:r>
+          </w:p>
+        </w:tc>
+        <w:tc>
+          <w:tcPr/>
+          <w:p>
+            <w:pPr>
+              <w:pStyle w:val="Compact"/>
+              <w:jc w:val="left"/>
+            </w:pPr>
+            <w:r>
+              <w:rPr>
+                <w:rStyle w:val="VerbatimChar"/>
+                <w:sz w:val="17"/>
+              </w:rPr>
+              <w:t xml:space="preserve">name</w:t>
+            </w:r>
+          </w:p>
+        </w:tc>
+        <w:tc>
+          <w:tcPr/>
+          <w:p>
+            <w:pPr>
+              <w:pStyle w:val="Compact"/>
+              <w:jc w:val="left"/>
+            </w:pPr>
+            <w:r>
+              <w:rPr>
+                <w:rStyle w:val="VerbatimChar"/>
+                <w:sz w:val="17"/>
+              </w:rPr>
+              <w:t xml:space="preserve">VARCHAR(120)</w:t>
             </w:r>
           </w:p>
         </w:tc>
@@ -6832,476 +6159,250 @@
           <w:p>
             <w:pPr>
               <w:pStyle w:val="Compact"/>
-              <w:jc w:val="left"/>
-            </w:pPr>
-            <w:r>
-              <w:rPr>
-                <w:sz w:val="17"/>
-              </w:rPr>
-              <w:t xml:space="preserve">Client (VFDA Legal Board) — same question as spec-M2.md</w:t>
-            </w:r>
-          </w:p>
-        </w:tc>
-        <w:tc>
-          <w:tcPr/>
-          <w:p>
-            <w:pPr>
-              <w:pStyle w:val="Compact"/>
-              <w:jc w:val="left"/>
-            </w:pPr>
-            <w:r>
-              <w:rPr>
-                <w:sz w:val="17"/>
-              </w:rPr>
-              <w:t xml:space="preserve">Open</w:t>
+            </w:pPr>
+          </w:p>
+        </w:tc>
+      </w:tr>
+      <w:tr>
+        <w:tc>
+          <w:tcPr/>
+          <w:p>
+            <w:pPr>
+              <w:pStyle w:val="Compact"/>
+              <w:jc w:val="left"/>
+            </w:pPr>
+            <w:r>
+              <w:rPr>
+                <w:sz w:val="17"/>
+              </w:rPr>
+              <w:t xml:space="preserve">PublicHoliday</w:t>
+            </w:r>
+          </w:p>
+        </w:tc>
+        <w:tc>
+          <w:tcPr/>
+          <w:p>
+            <w:pPr>
+              <w:pStyle w:val="Compact"/>
+              <w:jc w:val="left"/>
+            </w:pPr>
+            <w:r>
+              <w:rPr>
+                <w:rStyle w:val="VerbatimChar"/>
+                <w:sz w:val="17"/>
+              </w:rPr>
+              <w:t xml:space="preserve">start_date</w:t>
+            </w:r>
+          </w:p>
+        </w:tc>
+        <w:tc>
+          <w:tcPr/>
+          <w:p>
+            <w:pPr>
+              <w:pStyle w:val="Compact"/>
+              <w:jc w:val="left"/>
+            </w:pPr>
+            <w:r>
+              <w:rPr>
+                <w:rStyle w:val="VerbatimChar"/>
+                <w:sz w:val="17"/>
+              </w:rPr>
+              <w:t xml:space="preserve">DATE</w:t>
+            </w:r>
+          </w:p>
+        </w:tc>
+        <w:tc>
+          <w:tcPr/>
+          <w:p>
+            <w:pPr>
+              <w:pStyle w:val="Compact"/>
+              <w:jc w:val="left"/>
+            </w:pPr>
+            <w:r>
+              <w:rPr>
+                <w:sz w:val="17"/>
+              </w:rPr>
+              <w:t xml:space="preserve">Yes</w:t>
+            </w:r>
+          </w:p>
+        </w:tc>
+        <w:tc>
+          <w:tcPr/>
+          <w:p>
+            <w:pPr>
+              <w:pStyle w:val="Compact"/>
+            </w:pPr>
+          </w:p>
+        </w:tc>
+      </w:tr>
+      <w:tr>
+        <w:tc>
+          <w:tcPr/>
+          <w:p>
+            <w:pPr>
+              <w:pStyle w:val="Compact"/>
+              <w:jc w:val="left"/>
+            </w:pPr>
+            <w:r>
+              <w:rPr>
+                <w:sz w:val="17"/>
+              </w:rPr>
+              <w:t xml:space="preserve">PublicHoliday</w:t>
+            </w:r>
+          </w:p>
+        </w:tc>
+        <w:tc>
+          <w:tcPr/>
+          <w:p>
+            <w:pPr>
+              <w:pStyle w:val="Compact"/>
+              <w:jc w:val="left"/>
+            </w:pPr>
+            <w:r>
+              <w:rPr>
+                <w:rStyle w:val="VerbatimChar"/>
+                <w:sz w:val="17"/>
+              </w:rPr>
+              <w:t xml:space="preserve">end_date</w:t>
+            </w:r>
+          </w:p>
+        </w:tc>
+        <w:tc>
+          <w:tcPr/>
+          <w:p>
+            <w:pPr>
+              <w:pStyle w:val="Compact"/>
+              <w:jc w:val="left"/>
+            </w:pPr>
+            <w:r>
+              <w:rPr>
+                <w:rStyle w:val="VerbatimChar"/>
+                <w:sz w:val="17"/>
+              </w:rPr>
+              <w:t xml:space="preserve">DATE</w:t>
+            </w:r>
+          </w:p>
+        </w:tc>
+        <w:tc>
+          <w:tcPr/>
+          <w:p>
+            <w:pPr>
+              <w:pStyle w:val="Compact"/>
+              <w:jc w:val="left"/>
+            </w:pPr>
+            <w:r>
+              <w:rPr>
+                <w:sz w:val="17"/>
+              </w:rPr>
+              <w:t xml:space="preserve">Yes</w:t>
+            </w:r>
+          </w:p>
+        </w:tc>
+        <w:tc>
+          <w:tcPr/>
+          <w:p>
+            <w:pPr>
+              <w:pStyle w:val="Compact"/>
+              <w:jc w:val="left"/>
+            </w:pPr>
+            <w:r>
+              <w:rPr>
+                <w:sz w:val="17"/>
+              </w:rPr>
+              <w:t xml:space="preserve">not before start_date</w:t>
+            </w:r>
+          </w:p>
+        </w:tc>
+      </w:tr>
+      <w:tr>
+        <w:tc>
+          <w:tcPr/>
+          <w:p>
+            <w:pPr>
+              <w:pStyle w:val="Compact"/>
+              <w:jc w:val="left"/>
+            </w:pPr>
+            <w:r>
+              <w:rPr>
+                <w:sz w:val="17"/>
+              </w:rPr>
+              <w:t xml:space="preserve">PublicHoliday</w:t>
+            </w:r>
+          </w:p>
+        </w:tc>
+        <w:tc>
+          <w:tcPr/>
+          <w:p>
+            <w:pPr>
+              <w:pStyle w:val="Compact"/>
+              <w:jc w:val="left"/>
+            </w:pPr>
+            <w:r>
+              <w:rPr>
+                <w:rStyle w:val="VerbatimChar"/>
+                <w:sz w:val="17"/>
+              </w:rPr>
+              <w:t xml:space="preserve">is_expected</w:t>
+            </w:r>
+          </w:p>
+        </w:tc>
+        <w:tc>
+          <w:tcPr/>
+          <w:p>
+            <w:pPr>
+              <w:pStyle w:val="Compact"/>
+              <w:jc w:val="left"/>
+            </w:pPr>
+            <w:r>
+              <w:rPr>
+                <w:rStyle w:val="VerbatimChar"/>
+                <w:sz w:val="17"/>
+              </w:rPr>
+              <w:t xml:space="preserve">BOOLEAN</w:t>
+            </w:r>
+          </w:p>
+        </w:tc>
+        <w:tc>
+          <w:tcPr/>
+          <w:p>
+            <w:pPr>
+              <w:pStyle w:val="Compact"/>
+              <w:jc w:val="left"/>
+            </w:pPr>
+            <w:r>
+              <w:rPr>
+                <w:sz w:val="17"/>
+              </w:rPr>
+              <w:t xml:space="preserve">Yes</w:t>
+            </w:r>
+          </w:p>
+        </w:tc>
+        <w:tc>
+          <w:tcPr/>
+          <w:p>
+            <w:pPr>
+              <w:pStyle w:val="Compact"/>
+              <w:jc w:val="left"/>
+            </w:pPr>
+            <w:r>
+              <w:rPr>
+                <w:sz w:val="17"/>
+              </w:rPr>
+              <w:t xml:space="preserve">true for dates not yet officially announced (US-3)</w:t>
             </w:r>
           </w:p>
         </w:tc>
       </w:tr>
     </w:tbl>
-    <w:bookmarkEnd w:id="37"/>
-    <w:bookmarkStart w:id="39" w:name="Xfe89178ba2c1baf2da96240bc9850b678501375"/>
+    <w:bookmarkEnd w:id="33"/>
+    <w:bookmarkEnd w:id="34"/>
+    <w:bookmarkStart w:id="35" w:name="Xd2a645a1673f9c3c0ba35362f9a4e8652055502"/>
     <w:p>
       <w:pPr>
         <w:pStyle w:val="Heading2"/>
       </w:pPr>
       <w:r>
-        <w:t xml:space="preserve">11. Traceability to DBIZ2</w:t>
-      </w:r>
-    </w:p>
-    <w:tbl>
-      <w:tblPr>
-        <w:tblStyle w:val="Table"/>
-        <w:tblLook w:firstRow="1" w:lastRow="0" w:firstColumn="0" w:lastColumn="0" w:noHBand="0" w:noVBand="0" w:val="0020"/>
-        <w:jc w:val="start"/>
-        <w:tblBorders>
-          <w:top w:val="single" w:sz="4" w:color="C9CED6"/>
-          <w:left w:val="single" w:sz="4" w:color="C9CED6"/>
-          <w:bottom w:val="single" w:sz="4" w:color="C9CED6"/>
-          <w:right w:val="single" w:sz="4" w:color="C9CED6"/>
-          <w:insideH w:val="single" w:sz="4" w:color="C9CED6"/>
-          <w:insideV w:val="single" w:sz="4" w:color="C9CED6"/>
-        </w:tblBorders>
-        <w:tblW w:w="5000" w:type="pct"/>
-      </w:tblPr>
-      <w:tblGrid>
-        <w:gridCol w:w="3286"/>
-        <w:gridCol w:w="3286"/>
-        <w:gridCol w:w="3286"/>
-      </w:tblGrid>
-      <w:tr>
-        <w:trPr>
-          <w:tblHeader w:val="true"/>
-        </w:trPr>
-        <w:tc>
-          <w:tcPr>
-            <w:shd w:val="clear" w:color="auto" w:fill="E4ECF7"/>
-          </w:tcPr>
-          <w:p>
-            <w:pPr>
-              <w:pStyle w:val="Compact"/>
-              <w:jc w:val="left"/>
-            </w:pPr>
-            <w:r>
-              <w:rPr>
-                <w:b/>
-                <w:color w:val="1F2A5C"/>
-                <w:sz w:val="17"/>
-              </w:rPr>
-              <w:t xml:space="preserve">Spec section</w:t>
-            </w:r>
-          </w:p>
-        </w:tc>
-        <w:tc>
-          <w:tcPr>
-            <w:shd w:val="clear" w:color="auto" w:fill="E4ECF7"/>
-          </w:tcPr>
-          <w:p>
-            <w:pPr>
-              <w:pStyle w:val="Compact"/>
-              <w:jc w:val="left"/>
-            </w:pPr>
-            <w:r>
-              <w:rPr>
-                <w:b/>
-                <w:color w:val="1F2A5C"/>
-                <w:sz w:val="17"/>
-              </w:rPr>
-              <w:t xml:space="preserve">DBIZ2 source</w:t>
-            </w:r>
-          </w:p>
-        </w:tc>
-        <w:tc>
-          <w:tcPr>
-            <w:shd w:val="clear" w:color="auto" w:fill="E4ECF7"/>
-          </w:tcPr>
-          <w:p>
-            <w:pPr>
-              <w:pStyle w:val="Compact"/>
-              <w:jc w:val="left"/>
-            </w:pPr>
-            <w:r>
-              <w:rPr>
-                <w:b/>
-                <w:color w:val="1F2A5C"/>
-                <w:sz w:val="17"/>
-              </w:rPr>
-              <w:t xml:space="preserve">Location</w:t>
-            </w:r>
-          </w:p>
-        </w:tc>
-      </w:tr>
-      <w:tr>
-        <w:tc>
-          <w:tcPr/>
-          <w:p>
-            <w:pPr>
-              <w:pStyle w:val="Compact"/>
-              <w:jc w:val="left"/>
-            </w:pPr>
-            <w:r>
-              <w:rPr>
-                <w:sz w:val="17"/>
-              </w:rPr>
-              <w:t xml:space="preserve">1. Purpose</w:t>
-            </w:r>
-          </w:p>
-        </w:tc>
-        <w:tc>
-          <w:tcPr/>
-          <w:p>
-            <w:pPr>
-              <w:pStyle w:val="Compact"/>
-              <w:jc w:val="left"/>
-            </w:pPr>
-            <w:r>
-              <w:rPr>
-                <w:sz w:val="17"/>
-              </w:rPr>
-              <w:t xml:space="preserve">System Design v2.0 — 1. Schematic, §1.2 (M5)</w:t>
-            </w:r>
-          </w:p>
-        </w:tc>
-        <w:tc>
-          <w:tcPr/>
-          <w:p>
-            <w:pPr>
-              <w:pStyle w:val="Compact"/>
-              <w:jc w:val="left"/>
-            </w:pPr>
-            <w:r>
-              <w:rPr>
-                <w:rStyle w:val="VerbatimChar"/>
-                <w:sz w:val="17"/>
-              </w:rPr>
-              <w:t xml:space="preserve">docs/architecture/context.md</w:t>
-            </w:r>
-          </w:p>
-        </w:tc>
-      </w:tr>
-      <w:tr>
-        <w:tc>
-          <w:tcPr/>
-          <w:p>
-            <w:pPr>
-              <w:pStyle w:val="Compact"/>
-              <w:jc w:val="left"/>
-            </w:pPr>
-            <w:r>
-              <w:rPr>
-                <w:sz w:val="17"/>
-              </w:rPr>
-              <w:t xml:space="preserve">4.1 Usage flow</w:t>
-            </w:r>
-          </w:p>
-        </w:tc>
-        <w:tc>
-          <w:tcPr/>
-          <w:p>
-            <w:pPr>
-              <w:pStyle w:val="Compact"/>
-              <w:jc w:val="left"/>
-            </w:pPr>
-            <w:r>
-              <w:rPr>
-                <w:sz w:val="17"/>
-              </w:rPr>
-              <w:t xml:space="preserve">FLOW-01 flow 1 (Figure 3) + Step 3 additions</w:t>
-            </w:r>
-          </w:p>
-        </w:tc>
-        <w:tc>
-          <w:tcPr/>
-          <w:p>
-            <w:pPr>
-              <w:pStyle w:val="Compact"/>
-              <w:jc w:val="left"/>
-            </w:pPr>
-            <w:r>
-              <w:rPr>
-                <w:rStyle w:val="VerbatimChar"/>
-                <w:sz w:val="17"/>
-              </w:rPr>
-              <w:t xml:space="preserve">docs/architecture/usage-flow.md</w:t>
-            </w:r>
-            <w:r>
-              <w:rPr>
-                <w:sz w:val="17"/>
-              </w:rPr>
-              <w:t xml:space="preserve"> </w:t>
-            </w:r>
-            <w:r>
-              <w:rPr>
-                <w:sz w:val="17"/>
-              </w:rPr>
-              <w:t xml:space="preserve">§1</w:t>
-            </w:r>
-          </w:p>
-        </w:tc>
-      </w:tr>
-      <w:tr>
-        <w:tc>
-          <w:tcPr/>
-          <w:p>
-            <w:pPr>
-              <w:pStyle w:val="Compact"/>
-              <w:jc w:val="left"/>
-            </w:pPr>
-            <w:r>
-              <w:rPr>
-                <w:sz w:val="17"/>
-              </w:rPr>
-              <w:t xml:space="preserve">4.2 Sequence</w:t>
-            </w:r>
-          </w:p>
-        </w:tc>
-        <w:tc>
-          <w:tcPr/>
-          <w:p>
-            <w:pPr>
-              <w:pStyle w:val="Compact"/>
-              <w:jc w:val="left"/>
-            </w:pPr>
-            <w:r>
-              <w:rPr>
-                <w:sz w:val="17"/>
-              </w:rPr>
-              <w:t xml:space="preserve">SEQ-10 (Figure 13)</w:t>
-            </w:r>
-          </w:p>
-        </w:tc>
-        <w:tc>
-          <w:tcPr/>
-          <w:p>
-            <w:pPr>
-              <w:pStyle w:val="Compact"/>
-              <w:jc w:val="left"/>
-            </w:pPr>
-            <w:r>
-              <w:rPr>
-                <w:rStyle w:val="VerbatimChar"/>
-                <w:sz w:val="17"/>
-              </w:rPr>
-              <w:t xml:space="preserve">docs/architecture/sequence-diagrams.md</w:t>
-            </w:r>
-            <w:r>
-              <w:rPr>
-                <w:sz w:val="17"/>
-              </w:rPr>
-              <w:t xml:space="preserve"> </w:t>
-            </w:r>
-            <w:r>
-              <w:rPr>
-                <w:sz w:val="17"/>
-              </w:rPr>
-              <w:t xml:space="preserve">— SEQ-10</w:t>
-            </w:r>
-          </w:p>
-        </w:tc>
-      </w:tr>
-      <w:tr>
-        <w:tc>
-          <w:tcPr/>
-          <w:p>
-            <w:pPr>
-              <w:pStyle w:val="Compact"/>
-              <w:jc w:val="left"/>
-            </w:pPr>
-            <w:r>
-              <w:rPr>
-                <w:sz w:val="17"/>
-              </w:rPr>
-              <w:t xml:space="preserve">5. Functional requirements</w:t>
-            </w:r>
-          </w:p>
-        </w:tc>
-        <w:tc>
-          <w:tcPr/>
-          <w:p>
-            <w:pPr>
-              <w:pStyle w:val="Compact"/>
-              <w:jc w:val="left"/>
-            </w:pPr>
-            <w:r>
-              <w:rPr>
-                <w:sz w:val="17"/>
-              </w:rPr>
-              <w:t xml:space="preserve">Function List rows 81–88</w:t>
-            </w:r>
-          </w:p>
-        </w:tc>
-        <w:tc>
-          <w:tcPr/>
-          <w:p>
-            <w:pPr>
-              <w:pStyle w:val="Compact"/>
-              <w:jc w:val="left"/>
-            </w:pPr>
-            <w:r>
-              <w:rPr>
-                <w:rStyle w:val="VerbatimChar"/>
-                <w:sz w:val="17"/>
-              </w:rPr>
-              <w:t xml:space="preserve">docs/function-list.md</w:t>
-            </w:r>
-            <w:r>
-              <w:rPr>
-                <w:sz w:val="17"/>
-              </w:rPr>
-              <w:t xml:space="preserve"> </w:t>
-            </w:r>
-            <w:r>
-              <w:rPr>
-                <w:sz w:val="17"/>
-              </w:rPr>
-              <w:t xml:space="preserve">rows 81–88</w:t>
-            </w:r>
-          </w:p>
-        </w:tc>
-      </w:tr>
-      <w:tr>
-        <w:tc>
-          <w:tcPr/>
-          <w:p>
-            <w:pPr>
-              <w:pStyle w:val="Compact"/>
-              <w:jc w:val="left"/>
-            </w:pPr>
-            <w:r>
-              <w:rPr>
-                <w:sz w:val="17"/>
-              </w:rPr>
-              <w:t xml:space="preserve">5.2 BR-002</w:t>
-            </w:r>
-          </w:p>
-        </w:tc>
-        <w:tc>
-          <w:tcPr/>
-          <w:p>
-            <w:pPr>
-              <w:pStyle w:val="Compact"/>
-              <w:jc w:val="left"/>
-            </w:pPr>
-            <w:r>
-              <w:rPr>
-                <w:sz w:val="17"/>
-              </w:rPr>
-              <w:t xml:space="preserve">Cinema Law 2022, Article 13 clause 3 (script in Vietnamese)</w:t>
-            </w:r>
-          </w:p>
-        </w:tc>
-        <w:tc>
-          <w:tcPr/>
-          <w:p>
-            <w:pPr>
-              <w:pStyle w:val="Compact"/>
-              <w:jc w:val="left"/>
-            </w:pPr>
-            <w:r>
-              <w:rPr>
-                <w:sz w:val="17"/>
-              </w:rPr>
-              <w:t xml:space="preserve">legal source</w:t>
-            </w:r>
-          </w:p>
-        </w:tc>
-      </w:tr>
-      <w:tr>
-        <w:tc>
-          <w:tcPr/>
-          <w:p>
-            <w:pPr>
-              <w:pStyle w:val="Compact"/>
-              <w:jc w:val="left"/>
-            </w:pPr>
-            <w:r>
-              <w:rPr>
-                <w:sz w:val="17"/>
-              </w:rPr>
-              <w:t xml:space="preserve">7. Screens</w:t>
-            </w:r>
-          </w:p>
-        </w:tc>
-        <w:tc>
-          <w:tcPr/>
-          <w:p>
-            <w:pPr>
-              <w:pStyle w:val="Compact"/>
-              <w:jc w:val="left"/>
-            </w:pPr>
-            <w:r>
-              <w:rPr>
-                <w:sz w:val="17"/>
-              </w:rPr>
-              <w:t xml:space="preserve">Screen List SC-26, SC-28, SC-29</w:t>
-            </w:r>
-          </w:p>
-        </w:tc>
-        <w:tc>
-          <w:tcPr/>
-          <w:p>
-            <w:pPr>
-              <w:pStyle w:val="Compact"/>
-              <w:jc w:val="left"/>
-            </w:pPr>
-            <w:r>
-              <w:rPr>
-                <w:rStyle w:val="VerbatimChar"/>
-                <w:sz w:val="17"/>
-              </w:rPr>
-              <w:t xml:space="preserve">docs/screen-list.md</w:t>
-            </w:r>
-            <w:r>
-              <w:rPr>
-                <w:sz w:val="17"/>
-              </w:rPr>
-              <w:t xml:space="preserve"> </w:t>
-            </w:r>
-            <w:r>
-              <w:rPr>
-                <w:sz w:val="17"/>
-              </w:rPr>
-              <w:t xml:space="preserve">§1</w:t>
-            </w:r>
-          </w:p>
-        </w:tc>
-      </w:tr>
-    </w:tbl>
-    <w:bookmarkStart w:id="38" w:name="X0ebe4ea0055657d0fde6dddb3c03c11905d0ce8"/>
-    <w:p>
-      <w:pPr>
-        <w:pStyle w:val="Heading3"/>
-      </w:pPr>
-      <w:r>
-        <w:t xml:space="preserve">11.1 Reconciliation with DBIZ2 (System Design v2.0)</w:t>
-      </w:r>
-    </w:p>
-    <w:p>
-      <w:pPr>
-        <w:pStyle w:val="FirstParagraph"/>
-      </w:pPr>
-      <w:r>
-        <w:t xml:space="preserve">Where the 20-screen design or this spec differs from the DBIZ2 Function List, the difference is written here instead of being silently changed.</w:t>
+        <w:t xml:space="preserve">7. Screens involved</w:t>
       </w:r>
     </w:p>
     <w:tbl>
@@ -7344,7 +6445,7 @@
                 <w:color w:val="1F2A5C"/>
                 <w:sz w:val="17"/>
               </w:rPr>
-              <w:t xml:space="preserve">Topic</w:t>
+              <w:t xml:space="preserve">Screen ID</w:t>
             </w:r>
           </w:p>
         </w:tc>
@@ -7363,7 +6464,7 @@
                 <w:color w:val="1F2A5C"/>
                 <w:sz w:val="17"/>
               </w:rPr>
-              <w:t xml:space="preserve">DBIZ2 / System Design v2.0</w:t>
+              <w:t xml:space="preserve">Screen name</w:t>
             </w:r>
           </w:p>
         </w:tc>
@@ -7382,7 +6483,7 @@
                 <w:color w:val="1F2A5C"/>
                 <w:sz w:val="17"/>
               </w:rPr>
-              <w:t xml:space="preserve">This spec</w:t>
+              <w:t xml:space="preserve">Priority</w:t>
             </w:r>
           </w:p>
         </w:tc>
@@ -7401,7 +6502,7 @@
                 <w:color w:val="1F2A5C"/>
                 <w:sz w:val="17"/>
               </w:rPr>
-              <w:t xml:space="preserve">Status</w:t>
+              <w:t xml:space="preserve">Screen Spec file</w:t>
             </w:r>
           </w:p>
         </w:tc>
@@ -7418,52 +6519,53 @@
               <w:rPr>
                 <w:sz w:val="17"/>
               </w:rPr>
-              <w:t xml:space="preserve">Document states</w:t>
-            </w:r>
-          </w:p>
-        </w:tc>
-        <w:tc>
-          <w:tcPr/>
-          <w:p>
-            <w:pPr>
-              <w:pStyle w:val="Compact"/>
-              <w:jc w:val="left"/>
-            </w:pPr>
-            <w:r>
-              <w:rPr>
-                <w:sz w:val="17"/>
-              </w:rPr>
-              <w:t xml:space="preserve">missing / uploaded / replaced</w:t>
-            </w:r>
-          </w:p>
-        </w:tc>
-        <w:tc>
-          <w:tcPr/>
-          <w:p>
-            <w:pPr>
-              <w:pStyle w:val="Compact"/>
-              <w:jc w:val="left"/>
-            </w:pPr>
-            <w:r>
-              <w:rPr>
-                <w:sz w:val="17"/>
-              </w:rPr>
-              <w:t xml:space="preserve">present / needs_fix / pending / missing (shared with SC-27)</w:t>
-            </w:r>
-          </w:p>
-        </w:tc>
-        <w:tc>
-          <w:tcPr/>
-          <w:p>
-            <w:pPr>
-              <w:pStyle w:val="Compact"/>
-              <w:jc w:val="left"/>
-            </w:pPr>
-            <w:r>
-              <w:rPr>
-                <w:sz w:val="17"/>
-              </w:rPr>
-              <w:t xml:space="preserve">Changed — Confirmed by the Client</w:t>
+              <w:t xml:space="preserve">SC-26</w:t>
+            </w:r>
+          </w:p>
+        </w:tc>
+        <w:tc>
+          <w:tcPr/>
+          <w:p>
+            <w:pPr>
+              <w:pStyle w:val="Compact"/>
+              <w:jc w:val="left"/>
+            </w:pPr>
+            <w:r>
+              <w:rPr>
+                <w:sz w:val="17"/>
+              </w:rPr>
+              <w:t xml:space="preserve">Document kit by segment</w:t>
+            </w:r>
+          </w:p>
+        </w:tc>
+        <w:tc>
+          <w:tcPr/>
+          <w:p>
+            <w:pPr>
+              <w:pStyle w:val="Compact"/>
+              <w:jc w:val="left"/>
+            </w:pPr>
+            <w:r>
+              <w:rPr>
+                <w:sz w:val="17"/>
+              </w:rPr>
+              <w:t xml:space="preserve">Must</w:t>
+            </w:r>
+          </w:p>
+        </w:tc>
+        <w:tc>
+          <w:tcPr/>
+          <w:p>
+            <w:pPr>
+              <w:pStyle w:val="Compact"/>
+              <w:jc w:val="left"/>
+            </w:pPr>
+            <w:r>
+              <w:rPr>
+                <w:rStyle w:val="VerbatimChar"/>
+                <w:sz w:val="17"/>
+              </w:rPr>
+              <w:t xml:space="preserve">docs/screens/screen-spec-SC-26.md</w:t>
             </w:r>
           </w:p>
         </w:tc>
@@ -7480,60 +6582,1898 @@
               <w:rPr>
                 <w:sz w:val="17"/>
               </w:rPr>
-              <w:t xml:space="preserve">Proofreading</w:t>
-            </w:r>
-          </w:p>
-        </w:tc>
-        <w:tc>
-          <w:tcPr/>
-          <w:p>
-            <w:pPr>
-              <w:pStyle w:val="Compact"/>
-              <w:jc w:val="left"/>
-            </w:pPr>
-            <w:r>
-              <w:rPr>
-                <w:sz w:val="17"/>
-              </w:rPr>
-              <w:t xml:space="preserve">Partner marks the whole document proofread</w:t>
-            </w:r>
-          </w:p>
-        </w:tc>
-        <w:tc>
-          <w:tcPr/>
-          <w:p>
-            <w:pPr>
-              <w:pStyle w:val="Compact"/>
-              <w:jc w:val="left"/>
-            </w:pPr>
-            <w:r>
-              <w:rPr>
-                <w:sz w:val="17"/>
-              </w:rPr>
-              <w:t xml:space="preserve">Paragraph-level proofreading in the editor + partner confirmation</w:t>
-            </w:r>
-          </w:p>
-        </w:tc>
-        <w:tc>
-          <w:tcPr/>
-          <w:p>
-            <w:pPr>
-              <w:pStyle w:val="Compact"/>
-              <w:jc w:val="left"/>
-            </w:pPr>
-            <w:r>
-              <w:rPr>
-                <w:sz w:val="17"/>
-              </w:rPr>
-              <w:t xml:space="preserve">Added — Confirmed by the Client</w:t>
+              <w:t xml:space="preserve">SC-28</w:t>
+            </w:r>
+          </w:p>
+        </w:tc>
+        <w:tc>
+          <w:tcPr/>
+          <w:p>
+            <w:pPr>
+              <w:pStyle w:val="Compact"/>
+              <w:jc w:val="left"/>
+            </w:pPr>
+            <w:r>
+              <w:rPr>
+                <w:sz w:val="17"/>
+              </w:rPr>
+              <w:t xml:space="preserve">Bilingual draft editor (Vietnamese–English)</w:t>
+            </w:r>
+          </w:p>
+        </w:tc>
+        <w:tc>
+          <w:tcPr/>
+          <w:p>
+            <w:pPr>
+              <w:pStyle w:val="Compact"/>
+              <w:jc w:val="left"/>
+            </w:pPr>
+            <w:r>
+              <w:rPr>
+                <w:sz w:val="17"/>
+              </w:rPr>
+              <w:t xml:space="preserve">Must</w:t>
+            </w:r>
+          </w:p>
+        </w:tc>
+        <w:tc>
+          <w:tcPr/>
+          <w:p>
+            <w:pPr>
+              <w:pStyle w:val="Compact"/>
+              <w:jc w:val="left"/>
+            </w:pPr>
+            <w:r>
+              <w:rPr>
+                <w:rStyle w:val="VerbatimChar"/>
+                <w:sz w:val="17"/>
+              </w:rPr>
+              <w:t xml:space="preserve">docs/screens/screen-spec-SC-28.md</w:t>
+            </w:r>
+          </w:p>
+        </w:tc>
+      </w:tr>
+      <w:tr>
+        <w:tc>
+          <w:tcPr/>
+          <w:p>
+            <w:pPr>
+              <w:pStyle w:val="Compact"/>
+              <w:jc w:val="left"/>
+            </w:pPr>
+            <w:r>
+              <w:rPr>
+                <w:sz w:val="17"/>
+              </w:rPr>
+              <w:t xml:space="preserve">SC-29</w:t>
+            </w:r>
+          </w:p>
+        </w:tc>
+        <w:tc>
+          <w:tcPr/>
+          <w:p>
+            <w:pPr>
+              <w:pStyle w:val="Compact"/>
+              <w:jc w:val="left"/>
+            </w:pPr>
+            <w:r>
+              <w:rPr>
+                <w:sz w:val="17"/>
+              </w:rPr>
+              <w:t xml:space="preserve">20-day countdown</w:t>
+            </w:r>
+          </w:p>
+        </w:tc>
+        <w:tc>
+          <w:tcPr/>
+          <w:p>
+            <w:pPr>
+              <w:pStyle w:val="Compact"/>
+              <w:jc w:val="left"/>
+            </w:pPr>
+            <w:r>
+              <w:rPr>
+                <w:sz w:val="17"/>
+              </w:rPr>
+              <w:t xml:space="preserve">Must</w:t>
+            </w:r>
+          </w:p>
+        </w:tc>
+        <w:tc>
+          <w:tcPr/>
+          <w:p>
+            <w:pPr>
+              <w:pStyle w:val="Compact"/>
+              <w:jc w:val="left"/>
+            </w:pPr>
+            <w:r>
+              <w:rPr>
+                <w:rStyle w:val="VerbatimChar"/>
+                <w:sz w:val="17"/>
+              </w:rPr>
+              <w:t xml:space="preserve">docs/screens/screen-spec-SC-29.md</w:t>
+            </w:r>
+          </w:p>
+        </w:tc>
+      </w:tr>
+    </w:tbl>
+    <w:bookmarkEnd w:id="35"/>
+    <w:bookmarkStart w:id="36" w:name="Xbe7985084ef4dfdbc7e9fba0a235022f75110b0"/>
+    <w:p>
+      <w:pPr>
+        <w:pStyle w:val="Heading2"/>
+      </w:pPr>
+      <w:r>
+        <w:t xml:space="preserve">8. Success criteria</w:t>
+      </w:r>
+    </w:p>
+    <w:tbl>
+      <w:tblPr>
+        <w:tblStyle w:val="Table"/>
+        <w:tblLook w:firstRow="1" w:lastRow="0" w:firstColumn="0" w:lastColumn="0" w:noHBand="0" w:noVBand="0" w:val="0020"/>
+        <w:jc w:val="start"/>
+        <w:tblBorders>
+          <w:top w:val="single" w:sz="4" w:color="C9CED6"/>
+          <w:left w:val="single" w:sz="4" w:color="C9CED6"/>
+          <w:bottom w:val="single" w:sz="4" w:color="C9CED6"/>
+          <w:right w:val="single" w:sz="4" w:color="C9CED6"/>
+          <w:insideH w:val="single" w:sz="4" w:color="C9CED6"/>
+          <w:insideV w:val="single" w:sz="4" w:color="C9CED6"/>
+        </w:tblBorders>
+        <w:tblW w:w="5000" w:type="pct"/>
+      </w:tblPr>
+      <w:tblGrid>
+        <w:gridCol w:w="3286"/>
+        <w:gridCol w:w="3286"/>
+        <w:gridCol w:w="3286"/>
+      </w:tblGrid>
+      <w:tr>
+        <w:trPr>
+          <w:tblHeader w:val="true"/>
+        </w:trPr>
+        <w:tc>
+          <w:tcPr>
+            <w:shd w:val="clear" w:color="auto" w:fill="E4ECF7"/>
+          </w:tcPr>
+          <w:p>
+            <w:pPr>
+              <w:pStyle w:val="Compact"/>
+              <w:jc w:val="left"/>
+            </w:pPr>
+            <w:r>
+              <w:rPr>
+                <w:b/>
+                <w:color w:val="1F2A5C"/>
+                <w:sz w:val="17"/>
+              </w:rPr>
+              <w:t xml:space="preserve">SC ID</w:t>
+            </w:r>
+          </w:p>
+        </w:tc>
+        <w:tc>
+          <w:tcPr>
+            <w:shd w:val="clear" w:color="auto" w:fill="E4ECF7"/>
+          </w:tcPr>
+          <w:p>
+            <w:pPr>
+              <w:pStyle w:val="Compact"/>
+              <w:jc w:val="left"/>
+            </w:pPr>
+            <w:r>
+              <w:rPr>
+                <w:b/>
+                <w:color w:val="1F2A5C"/>
+                <w:sz w:val="17"/>
+              </w:rPr>
+              <w:t xml:space="preserve">Criterion</w:t>
+            </w:r>
+          </w:p>
+        </w:tc>
+        <w:tc>
+          <w:tcPr>
+            <w:shd w:val="clear" w:color="auto" w:fill="E4ECF7"/>
+          </w:tcPr>
+          <w:p>
+            <w:pPr>
+              <w:pStyle w:val="Compact"/>
+              <w:jc w:val="left"/>
+            </w:pPr>
+            <w:r>
+              <w:rPr>
+                <w:b/>
+                <w:color w:val="1F2A5C"/>
+                <w:sz w:val="17"/>
+              </w:rPr>
+              <w:t xml:space="preserve">How it is measured</w:t>
+            </w:r>
+          </w:p>
+        </w:tc>
+      </w:tr>
+      <w:tr>
+        <w:tc>
+          <w:tcPr/>
+          <w:p>
+            <w:pPr>
+              <w:pStyle w:val="Compact"/>
+              <w:jc w:val="left"/>
+            </w:pPr>
+            <w:r>
+              <w:rPr>
+                <w:sz w:val="17"/>
+              </w:rPr>
+              <w:t xml:space="preserve">SC-001</w:t>
+            </w:r>
+          </w:p>
+        </w:tc>
+        <w:tc>
+          <w:tcPr/>
+          <w:p>
+            <w:pPr>
+              <w:pStyle w:val="Compact"/>
+              <w:jc w:val="left"/>
+            </w:pPr>
+            <w:r>
+              <w:rPr>
+                <w:sz w:val="17"/>
+              </w:rPr>
+              <w:t xml:space="preserve">A producer sees the full list of documents for their segment, with the reason for each, on the first visit.</w:t>
+            </w:r>
+          </w:p>
+        </w:tc>
+        <w:tc>
+          <w:tcPr/>
+          <w:p>
+            <w:pPr>
+              <w:pStyle w:val="Compact"/>
+              <w:jc w:val="left"/>
+            </w:pPr>
+            <w:r>
+              <w:rPr>
+                <w:sz w:val="17"/>
+              </w:rPr>
+              <w:t xml:space="preserve">Walkthrough with 5 producers: ask</w:t>
+            </w:r>
+            <w:r>
+              <w:rPr>
+                <w:sz w:val="17"/>
+              </w:rPr>
+              <w:t xml:space="preserve"> </w:t>
+            </w:r>
+            <w:r>
+              <w:rPr>
+                <w:iCs/>
+                <w:i/>
+                <w:sz w:val="17"/>
+              </w:rPr>
+              <w:t xml:space="preserve">why do you need item X?</w:t>
+            </w:r>
+          </w:p>
+        </w:tc>
+      </w:tr>
+      <w:tr>
+        <w:tc>
+          <w:tcPr/>
+          <w:p>
+            <w:pPr>
+              <w:pStyle w:val="Compact"/>
+              <w:jc w:val="left"/>
+            </w:pPr>
+            <w:r>
+              <w:rPr>
+                <w:sz w:val="17"/>
+              </w:rPr>
+              <w:t xml:space="preserve">SC-002</w:t>
+            </w:r>
+          </w:p>
+        </w:tc>
+        <w:tc>
+          <w:tcPr/>
+          <w:p>
+            <w:pPr>
+              <w:pStyle w:val="Compact"/>
+              <w:jc w:val="left"/>
+            </w:pPr>
+            <w:r>
+              <w:rPr>
+                <w:sz w:val="17"/>
+              </w:rPr>
+              <w:t xml:space="preserve">A Vietnamese partner proofreads a 14-paragraph draft in under 45 minutes.</w:t>
+            </w:r>
+          </w:p>
+        </w:tc>
+        <w:tc>
+          <w:tcPr/>
+          <w:p>
+            <w:pPr>
+              <w:pStyle w:val="Compact"/>
+              <w:jc w:val="left"/>
+            </w:pPr>
+            <w:r>
+              <w:rPr>
+                <w:sz w:val="17"/>
+              </w:rPr>
+              <w:t xml:space="preserve">Timed session with 2 partners.</w:t>
+            </w:r>
+          </w:p>
+        </w:tc>
+      </w:tr>
+      <w:tr>
+        <w:tc>
+          <w:tcPr/>
+          <w:p>
+            <w:pPr>
+              <w:pStyle w:val="Compact"/>
+              <w:jc w:val="left"/>
+            </w:pPr>
+            <w:r>
+              <w:rPr>
+                <w:sz w:val="17"/>
+              </w:rPr>
+              <w:t xml:space="preserve">SC-003</w:t>
+            </w:r>
+          </w:p>
+        </w:tc>
+        <w:tc>
+          <w:tcPr/>
+          <w:p>
+            <w:pPr>
+              <w:pStyle w:val="Compact"/>
+              <w:jc w:val="left"/>
+            </w:pPr>
+            <w:r>
+              <w:rPr>
+                <w:sz w:val="17"/>
+              </w:rPr>
+              <w:t xml:space="preserve">Every producer in testing can state their safe submission deadline after opening the countdown.</w:t>
+            </w:r>
+          </w:p>
+        </w:tc>
+        <w:tc>
+          <w:tcPr/>
+          <w:p>
+            <w:pPr>
+              <w:pStyle w:val="Compact"/>
+              <w:jc w:val="left"/>
+            </w:pPr>
+            <w:r>
+              <w:rPr>
+                <w:sz w:val="17"/>
+              </w:rPr>
+              <w:t xml:space="preserve">Task check with 5 producers.</w:t>
+            </w:r>
+          </w:p>
+        </w:tc>
+      </w:tr>
+    </w:tbl>
+    <w:bookmarkEnd w:id="36"/>
+    <w:bookmarkStart w:id="37" w:name="Xf0e84fbc24061432f3671343bf60d40f0e14ddf"/>
+    <w:p>
+      <w:pPr>
+        <w:pStyle w:val="Heading2"/>
+      </w:pPr>
+      <w:r>
+        <w:t xml:space="preserve">9. Assumptions</w:t>
+      </w:r>
+    </w:p>
+    <w:p>
+      <w:pPr>
+        <w:numPr>
+          <w:ilvl w:val="0"/>
+          <w:numId w:val="1008"/>
+        </w:numPr>
+        <w:pStyle w:val="Compact"/>
+      </w:pPr>
+      <w:r>
+        <w:t xml:space="preserve">The Vietnamese partner (or a Vietnamese-speaking team member) does the proofreading.</w:t>
+      </w:r>
+    </w:p>
+    <w:p>
+      <w:pPr>
+        <w:numPr>
+          <w:ilvl w:val="0"/>
+          <w:numId w:val="1008"/>
+        </w:numPr>
+        <w:pStyle w:val="Compact"/>
+      </w:pPr>
+      <w:r>
+        <w:t xml:space="preserve">Public holidays are loaded manually by VFDA each year.</w:t>
+      </w:r>
+    </w:p>
+    <w:p>
+      <w:pPr>
+        <w:numPr>
+          <w:ilvl w:val="0"/>
+          <w:numId w:val="1008"/>
+        </w:numPr>
+        <w:pStyle w:val="Compact"/>
+      </w:pPr>
+      <w:r>
+        <w:t xml:space="preserve">Test value used until VFDA answers §10 question 2: a project member, or a partner whose request for the project is accepted or confirmed, may proofread a paragraph; only a partner whose request is confirmed may confirm the whole document.</w:t>
+      </w:r>
+    </w:p>
+    <w:bookmarkEnd w:id="37"/>
+    <w:bookmarkStart w:id="38" w:name="X55a6565c84ac464289a534278fc4074fe00819d"/>
+    <w:p>
+      <w:pPr>
+        <w:pStyle w:val="Heading2"/>
+      </w:pPr>
+      <w:r>
+        <w:t xml:space="preserve">10. Open questions</w:t>
+      </w:r>
+    </w:p>
+    <w:tbl>
+      <w:tblPr>
+        <w:tblStyle w:val="Table"/>
+        <w:tblLook w:firstRow="1" w:lastRow="0" w:firstColumn="0" w:lastColumn="0" w:noHBand="0" w:noVBand="0" w:val="0020"/>
+        <w:jc w:val="start"/>
+        <w:tblBorders>
+          <w:top w:val="single" w:sz="4" w:color="C9CED6"/>
+          <w:left w:val="single" w:sz="4" w:color="C9CED6"/>
+          <w:bottom w:val="single" w:sz="4" w:color="C9CED6"/>
+          <w:right w:val="single" w:sz="4" w:color="C9CED6"/>
+          <w:insideH w:val="single" w:sz="4" w:color="C9CED6"/>
+          <w:insideV w:val="single" w:sz="4" w:color="C9CED6"/>
+        </w:tblBorders>
+        <w:tblW w:w="5000" w:type="pct"/>
+      </w:tblPr>
+      <w:tblGrid>
+        <w:gridCol w:w="1972"/>
+        <w:gridCol w:w="1972"/>
+        <w:gridCol w:w="1972"/>
+        <w:gridCol w:w="1972"/>
+        <w:gridCol w:w="1972"/>
+      </w:tblGrid>
+      <w:tr>
+        <w:trPr>
+          <w:tblHeader w:val="true"/>
+        </w:trPr>
+        <w:tc>
+          <w:tcPr>
+            <w:shd w:val="clear" w:color="auto" w:fill="E4ECF7"/>
+          </w:tcPr>
+          <w:p>
+            <w:pPr>
+              <w:pStyle w:val="Compact"/>
+              <w:jc w:val="left"/>
+            </w:pPr>
+            <w:r>
+              <w:rPr>
+                <w:b/>
+                <w:color w:val="1F2A5C"/>
+                <w:sz w:val="17"/>
+              </w:rPr>
+              <w:t xml:space="preserve">#</w:t>
+            </w:r>
+          </w:p>
+        </w:tc>
+        <w:tc>
+          <w:tcPr>
+            <w:shd w:val="clear" w:color="auto" w:fill="E4ECF7"/>
+          </w:tcPr>
+          <w:p>
+            <w:pPr>
+              <w:pStyle w:val="Compact"/>
+              <w:jc w:val="left"/>
+            </w:pPr>
+            <w:r>
+              <w:rPr>
+                <w:b/>
+                <w:color w:val="1F2A5C"/>
+                <w:sz w:val="17"/>
+              </w:rPr>
+              <w:t xml:space="preserve">Question</w:t>
+            </w:r>
+          </w:p>
+        </w:tc>
+        <w:tc>
+          <w:tcPr>
+            <w:shd w:val="clear" w:color="auto" w:fill="E4ECF7"/>
+          </w:tcPr>
+          <w:p>
+            <w:pPr>
+              <w:pStyle w:val="Compact"/>
+              <w:jc w:val="left"/>
+            </w:pPr>
+            <w:r>
+              <w:rPr>
+                <w:b/>
+                <w:color w:val="1F2A5C"/>
+                <w:sz w:val="17"/>
+              </w:rPr>
+              <w:t xml:space="preserve">Blocking?</w:t>
+            </w:r>
+          </w:p>
+        </w:tc>
+        <w:tc>
+          <w:tcPr>
+            <w:shd w:val="clear" w:color="auto" w:fill="E4ECF7"/>
+          </w:tcPr>
+          <w:p>
+            <w:pPr>
+              <w:pStyle w:val="Compact"/>
+              <w:jc w:val="left"/>
+            </w:pPr>
+            <w:r>
+              <w:rPr>
+                <w:b/>
+                <w:color w:val="1F2A5C"/>
+                <w:sz w:val="17"/>
+              </w:rPr>
+              <w:t xml:space="preserve">Owner</w:t>
+            </w:r>
+          </w:p>
+        </w:tc>
+        <w:tc>
+          <w:tcPr>
+            <w:shd w:val="clear" w:color="auto" w:fill="E4ECF7"/>
+          </w:tcPr>
+          <w:p>
+            <w:pPr>
+              <w:pStyle w:val="Compact"/>
+              <w:jc w:val="left"/>
+            </w:pPr>
+            <w:r>
+              <w:rPr>
+                <w:b/>
+                <w:color w:val="1F2A5C"/>
+                <w:sz w:val="17"/>
+              </w:rPr>
+              <w:t xml:space="preserve">Status</w:t>
+            </w:r>
+          </w:p>
+        </w:tc>
+      </w:tr>
+      <w:tr>
+        <w:tc>
+          <w:tcPr/>
+          <w:p>
+            <w:pPr>
+              <w:pStyle w:val="Compact"/>
+              <w:jc w:val="left"/>
+            </w:pPr>
+            <w:r>
+              <w:rPr>
+                <w:sz w:val="17"/>
+              </w:rPr>
+              <w:t xml:space="preserve">1</w:t>
+            </w:r>
+          </w:p>
+        </w:tc>
+        <w:tc>
+          <w:tcPr/>
+          <w:p>
+            <w:pPr>
+              <w:pStyle w:val="Compact"/>
+              <w:jc w:val="left"/>
+            </w:pPr>
+            <w:r>
+              <w:rPr>
+                <w:sz w:val="17"/>
+              </w:rPr>
+              <w:t xml:space="preserve">[NEEDS CLARIFICATION: Document list for segment C.]</w:t>
+            </w:r>
+            <w:r>
+              <w:rPr>
+                <w:sz w:val="17"/>
+              </w:rPr>
+              <w:t xml:space="preserve"> </w:t>
+            </w:r>
+            <w:r>
+              <w:rPr>
+                <w:iCs/>
+                <w:i/>
+                <w:sz w:val="17"/>
+              </w:rPr>
+              <w:t xml:space="preserve">(also raised in SC-26)</w:t>
+            </w:r>
+          </w:p>
+        </w:tc>
+        <w:tc>
+          <w:tcPr/>
+          <w:p>
+            <w:pPr>
+              <w:pStyle w:val="Compact"/>
+              <w:jc w:val="left"/>
+            </w:pPr>
+            <w:r>
+              <w:rPr>
+                <w:sz w:val="17"/>
+              </w:rPr>
+              <w:t xml:space="preserve">Yes</w:t>
+            </w:r>
+          </w:p>
+        </w:tc>
+        <w:tc>
+          <w:tcPr/>
+          <w:p>
+            <w:pPr>
+              <w:pStyle w:val="Compact"/>
+              <w:jc w:val="left"/>
+            </w:pPr>
+            <w:r>
+              <w:rPr>
+                <w:sz w:val="17"/>
+              </w:rPr>
+              <w:t xml:space="preserve">Client (VFDA Legal Board)</w:t>
+            </w:r>
+          </w:p>
+        </w:tc>
+        <w:tc>
+          <w:tcPr/>
+          <w:p>
+            <w:pPr>
+              <w:pStyle w:val="Compact"/>
+              <w:jc w:val="left"/>
+            </w:pPr>
+            <w:r>
+              <w:rPr>
+                <w:sz w:val="17"/>
+              </w:rPr>
+              <w:t xml:space="preserve">Open</w:t>
+            </w:r>
+          </w:p>
+        </w:tc>
+      </w:tr>
+      <w:tr>
+        <w:tc>
+          <w:tcPr/>
+          <w:p>
+            <w:pPr>
+              <w:pStyle w:val="Compact"/>
+              <w:jc w:val="left"/>
+            </w:pPr>
+            <w:r>
+              <w:rPr>
+                <w:sz w:val="17"/>
+              </w:rPr>
+              <w:t xml:space="preserve">2</w:t>
+            </w:r>
+          </w:p>
+        </w:tc>
+        <w:tc>
+          <w:tcPr/>
+          <w:p>
+            <w:pPr>
+              <w:pStyle w:val="Compact"/>
+              <w:jc w:val="left"/>
+            </w:pPr>
+            <w:r>
+              <w:rPr>
+                <w:sz w:val="17"/>
+              </w:rPr>
+              <w:t xml:space="preserve">[NEEDS CLARIFICATION: Who may mark a paragraph proofread: any project member, or only the confirmed Vietnamese partner?]</w:t>
+            </w:r>
+          </w:p>
+        </w:tc>
+        <w:tc>
+          <w:tcPr/>
+          <w:p>
+            <w:pPr>
+              <w:pStyle w:val="Compact"/>
+              <w:jc w:val="left"/>
+            </w:pPr>
+            <w:r>
+              <w:rPr>
+                <w:sz w:val="17"/>
+              </w:rPr>
+              <w:t xml:space="preserve">No</w:t>
+            </w:r>
+          </w:p>
+        </w:tc>
+        <w:tc>
+          <w:tcPr/>
+          <w:p>
+            <w:pPr>
+              <w:pStyle w:val="Compact"/>
+              <w:jc w:val="left"/>
+            </w:pPr>
+            <w:r>
+              <w:rPr>
+                <w:sz w:val="17"/>
+              </w:rPr>
+              <w:t xml:space="preserve">Client (VFDA)</w:t>
+            </w:r>
+          </w:p>
+        </w:tc>
+        <w:tc>
+          <w:tcPr/>
+          <w:p>
+            <w:pPr>
+              <w:pStyle w:val="Compact"/>
+              <w:jc w:val="left"/>
+            </w:pPr>
+            <w:r>
+              <w:rPr>
+                <w:sz w:val="17"/>
+              </w:rPr>
+              <w:t xml:space="preserve">Open</w:t>
+            </w:r>
+          </w:p>
+        </w:tc>
+      </w:tr>
+      <w:tr>
+        <w:tc>
+          <w:tcPr/>
+          <w:p>
+            <w:pPr>
+              <w:pStyle w:val="Compact"/>
+              <w:jc w:val="left"/>
+            </w:pPr>
+            <w:r>
+              <w:rPr>
+                <w:sz w:val="17"/>
+              </w:rPr>
+              <w:t xml:space="preserve">3</w:t>
+            </w:r>
+          </w:p>
+        </w:tc>
+        <w:tc>
+          <w:tcPr/>
+          <w:p>
+            <w:pPr>
+              <w:pStyle w:val="Compact"/>
+              <w:jc w:val="left"/>
+            </w:pPr>
+            <w:r>
+              <w:rPr>
+                <w:sz w:val="17"/>
+              </w:rPr>
+              <w:t xml:space="preserve">[NEEDS CLARIFICATION: Which translation service may process scripts, which are confidential?]</w:t>
+            </w:r>
+            <w:r>
+              <w:rPr>
+                <w:sz w:val="17"/>
+              </w:rPr>
+              <w:t xml:space="preserve"> </w:t>
+            </w:r>
+            <w:r>
+              <w:rPr>
+                <w:iCs/>
+                <w:i/>
+                <w:sz w:val="17"/>
+              </w:rPr>
+              <w:t xml:space="preserve">(also raised in SC-28)</w:t>
+            </w:r>
+          </w:p>
+        </w:tc>
+        <w:tc>
+          <w:tcPr/>
+          <w:p>
+            <w:pPr>
+              <w:pStyle w:val="Compact"/>
+              <w:jc w:val="left"/>
+            </w:pPr>
+            <w:r>
+              <w:rPr>
+                <w:sz w:val="17"/>
+              </w:rPr>
+              <w:t xml:space="preserve">Yes</w:t>
+            </w:r>
+          </w:p>
+        </w:tc>
+        <w:tc>
+          <w:tcPr/>
+          <w:p>
+            <w:pPr>
+              <w:pStyle w:val="Compact"/>
+              <w:jc w:val="left"/>
+            </w:pPr>
+            <w:r>
+              <w:rPr>
+                <w:sz w:val="17"/>
+              </w:rPr>
+              <w:t xml:space="preserve">Group C + Client</w:t>
+            </w:r>
+          </w:p>
+        </w:tc>
+        <w:tc>
+          <w:tcPr/>
+          <w:p>
+            <w:pPr>
+              <w:pStyle w:val="Compact"/>
+              <w:jc w:val="left"/>
+            </w:pPr>
+            <w:r>
+              <w:rPr>
+                <w:sz w:val="17"/>
+              </w:rPr>
+              <w:t xml:space="preserve">Open</w:t>
+            </w:r>
+          </w:p>
+        </w:tc>
+      </w:tr>
+      <w:tr>
+        <w:tc>
+          <w:tcPr/>
+          <w:p>
+            <w:pPr>
+              <w:pStyle w:val="Compact"/>
+              <w:jc w:val="left"/>
+            </w:pPr>
+            <w:r>
+              <w:rPr>
+                <w:sz w:val="17"/>
+              </w:rPr>
+              <w:t xml:space="preserve">4</w:t>
+            </w:r>
+          </w:p>
+        </w:tc>
+        <w:tc>
+          <w:tcPr/>
+          <w:p>
+            <w:pPr>
+              <w:pStyle w:val="Compact"/>
+              <w:jc w:val="left"/>
+            </w:pPr>
+            <w:r>
+              <w:rPr>
+                <w:sz w:val="17"/>
+              </w:rPr>
+              <w:t xml:space="preserve">[NEEDS CLARIFICATION: Are</w:t>
+            </w:r>
+            <w:r>
+              <w:rPr>
+                <w:sz w:val="17"/>
+              </w:rPr>
+              <w:t xml:space="preserve"> </w:t>
+            </w:r>
+            <w:r>
+              <w:rPr>
+                <w:iCs/>
+                <w:i/>
+                <w:sz w:val="17"/>
+              </w:rPr>
+              <w:t xml:space="preserve">foreign crew list</w:t>
+            </w:r>
+            <w:r>
+              <w:rPr>
+                <w:sz w:val="17"/>
+              </w:rPr>
+              <w:t xml:space="preserve"> </w:t>
+            </w:r>
+            <w:r>
+              <w:rPr>
+                <w:sz w:val="17"/>
+              </w:rPr>
+              <w:t xml:space="preserve">and</w:t>
+            </w:r>
+            <w:r>
+              <w:rPr>
+                <w:sz w:val="17"/>
+              </w:rPr>
+              <w:t xml:space="preserve"> </w:t>
+            </w:r>
+            <w:r>
+              <w:rPr>
+                <w:iCs/>
+                <w:i/>
+                <w:sz w:val="17"/>
+              </w:rPr>
+              <w:t xml:space="preserve">provincial notice</w:t>
+            </w:r>
+            <w:r>
+              <w:rPr>
+                <w:sz w:val="17"/>
+              </w:rPr>
+              <w:t xml:space="preserve"> </w:t>
+            </w:r>
+            <w:r>
+              <w:rPr>
+                <w:sz w:val="17"/>
+              </w:rPr>
+              <w:t xml:space="preserve">required anywhere, or only common practice?]</w:t>
+            </w:r>
+            <w:r>
+              <w:rPr>
+                <w:sz w:val="17"/>
+              </w:rPr>
+              <w:t xml:space="preserve"> </w:t>
+            </w:r>
+            <w:r>
+              <w:rPr>
+                <w:iCs/>
+                <w:i/>
+                <w:sz w:val="17"/>
+              </w:rPr>
+              <w:t xml:space="preserve">(also raised in SC-26)</w:t>
+            </w:r>
+          </w:p>
+        </w:tc>
+        <w:tc>
+          <w:tcPr/>
+          <w:p>
+            <w:pPr>
+              <w:pStyle w:val="Compact"/>
+              <w:jc w:val="left"/>
+            </w:pPr>
+            <w:r>
+              <w:rPr>
+                <w:sz w:val="17"/>
+              </w:rPr>
+              <w:t xml:space="preserve">No</w:t>
+            </w:r>
+          </w:p>
+        </w:tc>
+        <w:tc>
+          <w:tcPr/>
+          <w:p>
+            <w:pPr>
+              <w:pStyle w:val="Compact"/>
+              <w:jc w:val="left"/>
+            </w:pPr>
+            <w:r>
+              <w:rPr>
+                <w:sz w:val="17"/>
+              </w:rPr>
+              <w:t xml:space="preserve">Client (VFDA Legal Board)</w:t>
+            </w:r>
+          </w:p>
+        </w:tc>
+        <w:tc>
+          <w:tcPr/>
+          <w:p>
+            <w:pPr>
+              <w:pStyle w:val="Compact"/>
+              <w:jc w:val="left"/>
+            </w:pPr>
+            <w:r>
+              <w:rPr>
+                <w:sz w:val="17"/>
+              </w:rPr>
+              <w:t xml:space="preserve">Open</w:t>
+            </w:r>
+          </w:p>
+        </w:tc>
+      </w:tr>
+      <w:tr>
+        <w:tc>
+          <w:tcPr/>
+          <w:p>
+            <w:pPr>
+              <w:pStyle w:val="Compact"/>
+              <w:jc w:val="left"/>
+            </w:pPr>
+            <w:r>
+              <w:rPr>
+                <w:sz w:val="17"/>
+              </w:rPr>
+              <w:t xml:space="preserve">5</w:t>
+            </w:r>
+          </w:p>
+        </w:tc>
+        <w:tc>
+          <w:tcPr/>
+          <w:p>
+            <w:pPr>
+              <w:pStyle w:val="Compact"/>
+              <w:jc w:val="left"/>
+            </w:pPr>
+            <w:r>
+              <w:rPr>
+                <w:sz w:val="17"/>
+              </w:rPr>
+              <w:t xml:space="preserve">[NEEDS CLARIFICATION: Official Lunar New Year 2027 holiday dates.]</w:t>
+            </w:r>
+            <w:r>
+              <w:rPr>
+                <w:sz w:val="17"/>
+              </w:rPr>
+              <w:t xml:space="preserve"> </w:t>
+            </w:r>
+            <w:r>
+              <w:rPr>
+                <w:iCs/>
+                <w:i/>
+                <w:sz w:val="17"/>
+              </w:rPr>
+              <w:t xml:space="preserve">(also raised in SC-29)</w:t>
+            </w:r>
+          </w:p>
+        </w:tc>
+        <w:tc>
+          <w:tcPr/>
+          <w:p>
+            <w:pPr>
+              <w:pStyle w:val="Compact"/>
+              <w:jc w:val="left"/>
+            </w:pPr>
+            <w:r>
+              <w:rPr>
+                <w:sz w:val="17"/>
+              </w:rPr>
+              <w:t xml:space="preserve">No</w:t>
+            </w:r>
+          </w:p>
+        </w:tc>
+        <w:tc>
+          <w:tcPr/>
+          <w:p>
+            <w:pPr>
+              <w:pStyle w:val="Compact"/>
+              <w:jc w:val="left"/>
+            </w:pPr>
+            <w:r>
+              <w:rPr>
+                <w:sz w:val="17"/>
+              </w:rPr>
+              <w:t xml:space="preserve">Client (VFDA)</w:t>
+            </w:r>
+          </w:p>
+        </w:tc>
+        <w:tc>
+          <w:tcPr/>
+          <w:p>
+            <w:pPr>
+              <w:pStyle w:val="Compact"/>
+              <w:jc w:val="left"/>
+            </w:pPr>
+            <w:r>
+              <w:rPr>
+                <w:sz w:val="17"/>
+              </w:rPr>
+              <w:t xml:space="preserve">Open</w:t>
+            </w:r>
+          </w:p>
+        </w:tc>
+      </w:tr>
+      <w:tr>
+        <w:tc>
+          <w:tcPr/>
+          <w:p>
+            <w:pPr>
+              <w:pStyle w:val="Compact"/>
+              <w:jc w:val="left"/>
+            </w:pPr>
+            <w:r>
+              <w:rPr>
+                <w:sz w:val="17"/>
+              </w:rPr>
+              <w:t xml:space="preserve">6</w:t>
+            </w:r>
+          </w:p>
+        </w:tc>
+        <w:tc>
+          <w:tcPr/>
+          <w:p>
+            <w:pPr>
+              <w:pStyle w:val="Compact"/>
+              <w:jc w:val="left"/>
+            </w:pPr>
+            <w:r>
+              <w:rPr>
+                <w:sz w:val="17"/>
+              </w:rPr>
+              <w:t xml:space="preserve">[NEEDS CLARIFICATION: must the proofreader be Vietnamese / a certified translator, and must the proofreader be named in the submitted dossier]</w:t>
+            </w:r>
+            <w:r>
+              <w:rPr>
+                <w:sz w:val="17"/>
+              </w:rPr>
+              <w:t xml:space="preserve"> </w:t>
+            </w:r>
+            <w:r>
+              <w:rPr>
+                <w:iCs/>
+                <w:i/>
+                <w:sz w:val="17"/>
+              </w:rPr>
+              <w:t xml:space="preserve">(from SC-28)</w:t>
+            </w:r>
+          </w:p>
+        </w:tc>
+        <w:tc>
+          <w:tcPr/>
+          <w:p>
+            <w:pPr>
+              <w:pStyle w:val="Compact"/>
+              <w:jc w:val="left"/>
+            </w:pPr>
+            <w:r>
+              <w:rPr>
+                <w:sz w:val="17"/>
+              </w:rPr>
+              <w:t xml:space="preserve">No</w:t>
+            </w:r>
+          </w:p>
+        </w:tc>
+        <w:tc>
+          <w:tcPr/>
+          <w:p>
+            <w:pPr>
+              <w:pStyle w:val="Compact"/>
+              <w:jc w:val="left"/>
+            </w:pPr>
+            <w:r>
+              <w:rPr>
+                <w:sz w:val="17"/>
+              </w:rPr>
+              <w:t xml:space="preserve">Client (VFDA Legal Board)</w:t>
+            </w:r>
+          </w:p>
+        </w:tc>
+        <w:tc>
+          <w:tcPr/>
+          <w:p>
+            <w:pPr>
+              <w:pStyle w:val="Compact"/>
+              <w:jc w:val="left"/>
+            </w:pPr>
+            <w:r>
+              <w:rPr>
+                <w:sz w:val="17"/>
+              </w:rPr>
+              <w:t xml:space="preserve">Open</w:t>
+            </w:r>
+          </w:p>
+        </w:tc>
+      </w:tr>
+      <w:tr>
+        <w:tc>
+          <w:tcPr/>
+          <w:p>
+            <w:pPr>
+              <w:pStyle w:val="Compact"/>
+              <w:jc w:val="left"/>
+            </w:pPr>
+            <w:r>
+              <w:rPr>
+                <w:sz w:val="17"/>
+              </w:rPr>
+              <w:t xml:space="preserve">7</w:t>
+            </w:r>
+          </w:p>
+        </w:tc>
+        <w:tc>
+          <w:tcPr/>
+          <w:p>
+            <w:pPr>
+              <w:pStyle w:val="Compact"/>
+              <w:jc w:val="left"/>
+            </w:pPr>
+            <w:r>
+              <w:rPr>
+                <w:sz w:val="17"/>
+              </w:rPr>
+              <w:t xml:space="preserve">[NEEDS CLARIFICATION: are the "20 days" calendar days or working days — if working days, the safe deadline moves about 3 weeks earlier]</w:t>
+            </w:r>
+            <w:r>
+              <w:rPr>
+                <w:sz w:val="17"/>
+              </w:rPr>
+              <w:t xml:space="preserve"> </w:t>
+            </w:r>
+            <w:r>
+              <w:rPr>
+                <w:iCs/>
+                <w:i/>
+                <w:sz w:val="17"/>
+              </w:rPr>
+              <w:t xml:space="preserve">(from SC-29)</w:t>
+            </w:r>
+          </w:p>
+        </w:tc>
+        <w:tc>
+          <w:tcPr/>
+          <w:p>
+            <w:pPr>
+              <w:pStyle w:val="Compact"/>
+              <w:jc w:val="left"/>
+            </w:pPr>
+            <w:r>
+              <w:rPr>
+                <w:sz w:val="17"/>
+              </w:rPr>
+              <w:t xml:space="preserve">Yes</w:t>
+            </w:r>
+          </w:p>
+        </w:tc>
+        <w:tc>
+          <w:tcPr/>
+          <w:p>
+            <w:pPr>
+              <w:pStyle w:val="Compact"/>
+              <w:jc w:val="left"/>
+            </w:pPr>
+            <w:r>
+              <w:rPr>
+                <w:sz w:val="17"/>
+              </w:rPr>
+              <w:t xml:space="preserve">Client (VFDA Legal Board) — same question as spec-M2.md</w:t>
+            </w:r>
+          </w:p>
+        </w:tc>
+        <w:tc>
+          <w:tcPr/>
+          <w:p>
+            <w:pPr>
+              <w:pStyle w:val="Compact"/>
+              <w:jc w:val="left"/>
+            </w:pPr>
+            <w:r>
+              <w:rPr>
+                <w:sz w:val="17"/>
+              </w:rPr>
+              <w:t xml:space="preserve">Open</w:t>
             </w:r>
           </w:p>
         </w:tc>
       </w:tr>
     </w:tbl>
     <w:bookmarkEnd w:id="38"/>
+    <w:bookmarkStart w:id="40" w:name="Xfe89178ba2c1baf2da96240bc9850b678501375"/>
+    <w:p>
+      <w:pPr>
+        <w:pStyle w:val="Heading2"/>
+      </w:pPr>
+      <w:r>
+        <w:t xml:space="preserve">11. Traceability to DBIZ2</w:t>
+      </w:r>
+    </w:p>
+    <w:tbl>
+      <w:tblPr>
+        <w:tblStyle w:val="Table"/>
+        <w:tblLook w:firstRow="1" w:lastRow="0" w:firstColumn="0" w:lastColumn="0" w:noHBand="0" w:noVBand="0" w:val="0020"/>
+        <w:jc w:val="start"/>
+        <w:tblBorders>
+          <w:top w:val="single" w:sz="4" w:color="C9CED6"/>
+          <w:left w:val="single" w:sz="4" w:color="C9CED6"/>
+          <w:bottom w:val="single" w:sz="4" w:color="C9CED6"/>
+          <w:right w:val="single" w:sz="4" w:color="C9CED6"/>
+          <w:insideH w:val="single" w:sz="4" w:color="C9CED6"/>
+          <w:insideV w:val="single" w:sz="4" w:color="C9CED6"/>
+        </w:tblBorders>
+        <w:tblW w:w="5000" w:type="pct"/>
+      </w:tblPr>
+      <w:tblGrid>
+        <w:gridCol w:w="3286"/>
+        <w:gridCol w:w="3286"/>
+        <w:gridCol w:w="3286"/>
+      </w:tblGrid>
+      <w:tr>
+        <w:trPr>
+          <w:tblHeader w:val="true"/>
+        </w:trPr>
+        <w:tc>
+          <w:tcPr>
+            <w:shd w:val="clear" w:color="auto" w:fill="E4ECF7"/>
+          </w:tcPr>
+          <w:p>
+            <w:pPr>
+              <w:pStyle w:val="Compact"/>
+              <w:jc w:val="left"/>
+            </w:pPr>
+            <w:r>
+              <w:rPr>
+                <w:b/>
+                <w:color w:val="1F2A5C"/>
+                <w:sz w:val="17"/>
+              </w:rPr>
+              <w:t xml:space="preserve">Spec section</w:t>
+            </w:r>
+          </w:p>
+        </w:tc>
+        <w:tc>
+          <w:tcPr>
+            <w:shd w:val="clear" w:color="auto" w:fill="E4ECF7"/>
+          </w:tcPr>
+          <w:p>
+            <w:pPr>
+              <w:pStyle w:val="Compact"/>
+              <w:jc w:val="left"/>
+            </w:pPr>
+            <w:r>
+              <w:rPr>
+                <w:b/>
+                <w:color w:val="1F2A5C"/>
+                <w:sz w:val="17"/>
+              </w:rPr>
+              <w:t xml:space="preserve">DBIZ2 source</w:t>
+            </w:r>
+          </w:p>
+        </w:tc>
+        <w:tc>
+          <w:tcPr>
+            <w:shd w:val="clear" w:color="auto" w:fill="E4ECF7"/>
+          </w:tcPr>
+          <w:p>
+            <w:pPr>
+              <w:pStyle w:val="Compact"/>
+              <w:jc w:val="left"/>
+            </w:pPr>
+            <w:r>
+              <w:rPr>
+                <w:b/>
+                <w:color w:val="1F2A5C"/>
+                <w:sz w:val="17"/>
+              </w:rPr>
+              <w:t xml:space="preserve">Location</w:t>
+            </w:r>
+          </w:p>
+        </w:tc>
+      </w:tr>
+      <w:tr>
+        <w:tc>
+          <w:tcPr/>
+          <w:p>
+            <w:pPr>
+              <w:pStyle w:val="Compact"/>
+              <w:jc w:val="left"/>
+            </w:pPr>
+            <w:r>
+              <w:rPr>
+                <w:sz w:val="17"/>
+              </w:rPr>
+              <w:t xml:space="preserve">1. Purpose</w:t>
+            </w:r>
+          </w:p>
+        </w:tc>
+        <w:tc>
+          <w:tcPr/>
+          <w:p>
+            <w:pPr>
+              <w:pStyle w:val="Compact"/>
+              <w:jc w:val="left"/>
+            </w:pPr>
+            <w:r>
+              <w:rPr>
+                <w:sz w:val="17"/>
+              </w:rPr>
+              <w:t xml:space="preserve">System Design v2.0 — 1. Schematic, §1.2 (M5)</w:t>
+            </w:r>
+          </w:p>
+        </w:tc>
+        <w:tc>
+          <w:tcPr/>
+          <w:p>
+            <w:pPr>
+              <w:pStyle w:val="Compact"/>
+              <w:jc w:val="left"/>
+            </w:pPr>
+            <w:r>
+              <w:rPr>
+                <w:rStyle w:val="VerbatimChar"/>
+                <w:sz w:val="17"/>
+              </w:rPr>
+              <w:t xml:space="preserve">docs/architecture/context.md</w:t>
+            </w:r>
+          </w:p>
+        </w:tc>
+      </w:tr>
+      <w:tr>
+        <w:tc>
+          <w:tcPr/>
+          <w:p>
+            <w:pPr>
+              <w:pStyle w:val="Compact"/>
+              <w:jc w:val="left"/>
+            </w:pPr>
+            <w:r>
+              <w:rPr>
+                <w:sz w:val="17"/>
+              </w:rPr>
+              <w:t xml:space="preserve">4.1 Usage flow</w:t>
+            </w:r>
+          </w:p>
+        </w:tc>
+        <w:tc>
+          <w:tcPr/>
+          <w:p>
+            <w:pPr>
+              <w:pStyle w:val="Compact"/>
+              <w:jc w:val="left"/>
+            </w:pPr>
+            <w:r>
+              <w:rPr>
+                <w:sz w:val="17"/>
+              </w:rPr>
+              <w:t xml:space="preserve">FLOW-01 flow 1 (Figure 3) + Step 3 additions</w:t>
+            </w:r>
+          </w:p>
+        </w:tc>
+        <w:tc>
+          <w:tcPr/>
+          <w:p>
+            <w:pPr>
+              <w:pStyle w:val="Compact"/>
+              <w:jc w:val="left"/>
+            </w:pPr>
+            <w:r>
+              <w:rPr>
+                <w:rStyle w:val="VerbatimChar"/>
+                <w:sz w:val="17"/>
+              </w:rPr>
+              <w:t xml:space="preserve">docs/architecture/usage-flow.md</w:t>
+            </w:r>
+            <w:r>
+              <w:rPr>
+                <w:sz w:val="17"/>
+              </w:rPr>
+              <w:t xml:space="preserve"> </w:t>
+            </w:r>
+            <w:r>
+              <w:rPr>
+                <w:sz w:val="17"/>
+              </w:rPr>
+              <w:t xml:space="preserve">§1</w:t>
+            </w:r>
+          </w:p>
+        </w:tc>
+      </w:tr>
+      <w:tr>
+        <w:tc>
+          <w:tcPr/>
+          <w:p>
+            <w:pPr>
+              <w:pStyle w:val="Compact"/>
+              <w:jc w:val="left"/>
+            </w:pPr>
+            <w:r>
+              <w:rPr>
+                <w:sz w:val="17"/>
+              </w:rPr>
+              <w:t xml:space="preserve">4.2 Sequence</w:t>
+            </w:r>
+          </w:p>
+        </w:tc>
+        <w:tc>
+          <w:tcPr/>
+          <w:p>
+            <w:pPr>
+              <w:pStyle w:val="Compact"/>
+              <w:jc w:val="left"/>
+            </w:pPr>
+            <w:r>
+              <w:rPr>
+                <w:sz w:val="17"/>
+              </w:rPr>
+              <w:t xml:space="preserve">SEQ-10 (Figure 13)</w:t>
+            </w:r>
+          </w:p>
+        </w:tc>
+        <w:tc>
+          <w:tcPr/>
+          <w:p>
+            <w:pPr>
+              <w:pStyle w:val="Compact"/>
+              <w:jc w:val="left"/>
+            </w:pPr>
+            <w:r>
+              <w:rPr>
+                <w:rStyle w:val="VerbatimChar"/>
+                <w:sz w:val="17"/>
+              </w:rPr>
+              <w:t xml:space="preserve">docs/architecture/sequence-diagrams.md</w:t>
+            </w:r>
+            <w:r>
+              <w:rPr>
+                <w:sz w:val="17"/>
+              </w:rPr>
+              <w:t xml:space="preserve"> </w:t>
+            </w:r>
+            <w:r>
+              <w:rPr>
+                <w:sz w:val="17"/>
+              </w:rPr>
+              <w:t xml:space="preserve">— SEQ-10</w:t>
+            </w:r>
+          </w:p>
+        </w:tc>
+      </w:tr>
+      <w:tr>
+        <w:tc>
+          <w:tcPr/>
+          <w:p>
+            <w:pPr>
+              <w:pStyle w:val="Compact"/>
+              <w:jc w:val="left"/>
+            </w:pPr>
+            <w:r>
+              <w:rPr>
+                <w:sz w:val="17"/>
+              </w:rPr>
+              <w:t xml:space="preserve">5. Functional requirements</w:t>
+            </w:r>
+          </w:p>
+        </w:tc>
+        <w:tc>
+          <w:tcPr/>
+          <w:p>
+            <w:pPr>
+              <w:pStyle w:val="Compact"/>
+              <w:jc w:val="left"/>
+            </w:pPr>
+            <w:r>
+              <w:rPr>
+                <w:sz w:val="17"/>
+              </w:rPr>
+              <w:t xml:space="preserve">Function List rows 81–88</w:t>
+            </w:r>
+          </w:p>
+        </w:tc>
+        <w:tc>
+          <w:tcPr/>
+          <w:p>
+            <w:pPr>
+              <w:pStyle w:val="Compact"/>
+              <w:jc w:val="left"/>
+            </w:pPr>
+            <w:r>
+              <w:rPr>
+                <w:rStyle w:val="VerbatimChar"/>
+                <w:sz w:val="17"/>
+              </w:rPr>
+              <w:t xml:space="preserve">docs/function-list.md</w:t>
+            </w:r>
+            <w:r>
+              <w:rPr>
+                <w:sz w:val="17"/>
+              </w:rPr>
+              <w:t xml:space="preserve"> </w:t>
+            </w:r>
+            <w:r>
+              <w:rPr>
+                <w:sz w:val="17"/>
+              </w:rPr>
+              <w:t xml:space="preserve">rows 81–88</w:t>
+            </w:r>
+          </w:p>
+        </w:tc>
+      </w:tr>
+      <w:tr>
+        <w:tc>
+          <w:tcPr/>
+          <w:p>
+            <w:pPr>
+              <w:pStyle w:val="Compact"/>
+              <w:jc w:val="left"/>
+            </w:pPr>
+            <w:r>
+              <w:rPr>
+                <w:sz w:val="17"/>
+              </w:rPr>
+              <w:t xml:space="preserve">5.2 BR-002</w:t>
+            </w:r>
+          </w:p>
+        </w:tc>
+        <w:tc>
+          <w:tcPr/>
+          <w:p>
+            <w:pPr>
+              <w:pStyle w:val="Compact"/>
+              <w:jc w:val="left"/>
+            </w:pPr>
+            <w:r>
+              <w:rPr>
+                <w:sz w:val="17"/>
+              </w:rPr>
+              <w:t xml:space="preserve">Cinema Law 2022, Article 13 clause 3 (script in Vietnamese)</w:t>
+            </w:r>
+          </w:p>
+        </w:tc>
+        <w:tc>
+          <w:tcPr/>
+          <w:p>
+            <w:pPr>
+              <w:pStyle w:val="Compact"/>
+              <w:jc w:val="left"/>
+            </w:pPr>
+            <w:r>
+              <w:rPr>
+                <w:sz w:val="17"/>
+              </w:rPr>
+              <w:t xml:space="preserve">legal source</w:t>
+            </w:r>
+          </w:p>
+        </w:tc>
+      </w:tr>
+      <w:tr>
+        <w:tc>
+          <w:tcPr/>
+          <w:p>
+            <w:pPr>
+              <w:pStyle w:val="Compact"/>
+              <w:jc w:val="left"/>
+            </w:pPr>
+            <w:r>
+              <w:rPr>
+                <w:sz w:val="17"/>
+              </w:rPr>
+              <w:t xml:space="preserve">7. Screens</w:t>
+            </w:r>
+          </w:p>
+        </w:tc>
+        <w:tc>
+          <w:tcPr/>
+          <w:p>
+            <w:pPr>
+              <w:pStyle w:val="Compact"/>
+              <w:jc w:val="left"/>
+            </w:pPr>
+            <w:r>
+              <w:rPr>
+                <w:sz w:val="17"/>
+              </w:rPr>
+              <w:t xml:space="preserve">Screen List SC-26, SC-28, SC-29</w:t>
+            </w:r>
+          </w:p>
+        </w:tc>
+        <w:tc>
+          <w:tcPr/>
+          <w:p>
+            <w:pPr>
+              <w:pStyle w:val="Compact"/>
+              <w:jc w:val="left"/>
+            </w:pPr>
+            <w:r>
+              <w:rPr>
+                <w:rStyle w:val="VerbatimChar"/>
+                <w:sz w:val="17"/>
+              </w:rPr>
+              <w:t xml:space="preserve">docs/screen-list.md</w:t>
+            </w:r>
+            <w:r>
+              <w:rPr>
+                <w:sz w:val="17"/>
+              </w:rPr>
+              <w:t xml:space="preserve"> </w:t>
+            </w:r>
+            <w:r>
+              <w:rPr>
+                <w:sz w:val="17"/>
+              </w:rPr>
+              <w:t xml:space="preserve">§1</w:t>
+            </w:r>
+          </w:p>
+        </w:tc>
+      </w:tr>
+    </w:tbl>
+    <w:bookmarkStart w:id="39" w:name="X0ebe4ea0055657d0fde6dddb3c03c11905d0ce8"/>
+    <w:p>
+      <w:pPr>
+        <w:pStyle w:val="Heading3"/>
+      </w:pPr>
+      <w:r>
+        <w:t xml:space="preserve">11.1 Reconciliation with DBIZ2 (System Design v2.0)</w:t>
+      </w:r>
+    </w:p>
+    <w:p>
+      <w:pPr>
+        <w:pStyle w:val="FirstParagraph"/>
+      </w:pPr>
+      <w:r>
+        <w:t xml:space="preserve">Where the 20-screen design or this spec differs from the DBIZ2 Function List, the difference is written here instead of being silently changed.</w:t>
+      </w:r>
+    </w:p>
+    <w:tbl>
+      <w:tblPr>
+        <w:tblStyle w:val="Table"/>
+        <w:tblLook w:firstRow="1" w:lastRow="0" w:firstColumn="0" w:lastColumn="0" w:noHBand="0" w:noVBand="0" w:val="0020"/>
+        <w:jc w:val="start"/>
+        <w:tblBorders>
+          <w:top w:val="single" w:sz="4" w:color="C9CED6"/>
+          <w:left w:val="single" w:sz="4" w:color="C9CED6"/>
+          <w:bottom w:val="single" w:sz="4" w:color="C9CED6"/>
+          <w:right w:val="single" w:sz="4" w:color="C9CED6"/>
+          <w:insideH w:val="single" w:sz="4" w:color="C9CED6"/>
+          <w:insideV w:val="single" w:sz="4" w:color="C9CED6"/>
+        </w:tblBorders>
+        <w:tblW w:w="5000" w:type="pct"/>
+      </w:tblPr>
+      <w:tblGrid>
+        <w:gridCol w:w="2465"/>
+        <w:gridCol w:w="2465"/>
+        <w:gridCol w:w="2465"/>
+        <w:gridCol w:w="2465"/>
+      </w:tblGrid>
+      <w:tr>
+        <w:trPr>
+          <w:tblHeader w:val="true"/>
+        </w:trPr>
+        <w:tc>
+          <w:tcPr>
+            <w:shd w:val="clear" w:color="auto" w:fill="E4ECF7"/>
+          </w:tcPr>
+          <w:p>
+            <w:pPr>
+              <w:pStyle w:val="Compact"/>
+              <w:jc w:val="left"/>
+            </w:pPr>
+            <w:r>
+              <w:rPr>
+                <w:b/>
+                <w:color w:val="1F2A5C"/>
+                <w:sz w:val="17"/>
+              </w:rPr>
+              <w:t xml:space="preserve">Topic</w:t>
+            </w:r>
+          </w:p>
+        </w:tc>
+        <w:tc>
+          <w:tcPr>
+            <w:shd w:val="clear" w:color="auto" w:fill="E4ECF7"/>
+          </w:tcPr>
+          <w:p>
+            <w:pPr>
+              <w:pStyle w:val="Compact"/>
+              <w:jc w:val="left"/>
+            </w:pPr>
+            <w:r>
+              <w:rPr>
+                <w:b/>
+                <w:color w:val="1F2A5C"/>
+                <w:sz w:val="17"/>
+              </w:rPr>
+              <w:t xml:space="preserve">DBIZ2 / System Design v2.0</w:t>
+            </w:r>
+          </w:p>
+        </w:tc>
+        <w:tc>
+          <w:tcPr>
+            <w:shd w:val="clear" w:color="auto" w:fill="E4ECF7"/>
+          </w:tcPr>
+          <w:p>
+            <w:pPr>
+              <w:pStyle w:val="Compact"/>
+              <w:jc w:val="left"/>
+            </w:pPr>
+            <w:r>
+              <w:rPr>
+                <w:b/>
+                <w:color w:val="1F2A5C"/>
+                <w:sz w:val="17"/>
+              </w:rPr>
+              <w:t xml:space="preserve">This spec</w:t>
+            </w:r>
+          </w:p>
+        </w:tc>
+        <w:tc>
+          <w:tcPr>
+            <w:shd w:val="clear" w:color="auto" w:fill="E4ECF7"/>
+          </w:tcPr>
+          <w:p>
+            <w:pPr>
+              <w:pStyle w:val="Compact"/>
+              <w:jc w:val="left"/>
+            </w:pPr>
+            <w:r>
+              <w:rPr>
+                <w:b/>
+                <w:color w:val="1F2A5C"/>
+                <w:sz w:val="17"/>
+              </w:rPr>
+              <w:t xml:space="preserve">Status</w:t>
+            </w:r>
+          </w:p>
+        </w:tc>
+      </w:tr>
+      <w:tr>
+        <w:tc>
+          <w:tcPr/>
+          <w:p>
+            <w:pPr>
+              <w:pStyle w:val="Compact"/>
+              <w:jc w:val="left"/>
+            </w:pPr>
+            <w:r>
+              <w:rPr>
+                <w:sz w:val="17"/>
+              </w:rPr>
+              <w:t xml:space="preserve">Document states</w:t>
+            </w:r>
+          </w:p>
+        </w:tc>
+        <w:tc>
+          <w:tcPr/>
+          <w:p>
+            <w:pPr>
+              <w:pStyle w:val="Compact"/>
+              <w:jc w:val="left"/>
+            </w:pPr>
+            <w:r>
+              <w:rPr>
+                <w:sz w:val="17"/>
+              </w:rPr>
+              <w:t xml:space="preserve">missing / uploaded / replaced</w:t>
+            </w:r>
+          </w:p>
+        </w:tc>
+        <w:tc>
+          <w:tcPr/>
+          <w:p>
+            <w:pPr>
+              <w:pStyle w:val="Compact"/>
+              <w:jc w:val="left"/>
+            </w:pPr>
+            <w:r>
+              <w:rPr>
+                <w:sz w:val="17"/>
+              </w:rPr>
+              <w:t xml:space="preserve">present / needs_fix / pending / missing (shared with SC-27)</w:t>
+            </w:r>
+          </w:p>
+        </w:tc>
+        <w:tc>
+          <w:tcPr/>
+          <w:p>
+            <w:pPr>
+              <w:pStyle w:val="Compact"/>
+              <w:jc w:val="left"/>
+            </w:pPr>
+            <w:r>
+              <w:rPr>
+                <w:sz w:val="17"/>
+              </w:rPr>
+              <w:t xml:space="preserve">Changed — Confirmed by the Client</w:t>
+            </w:r>
+          </w:p>
+        </w:tc>
+      </w:tr>
+      <w:tr>
+        <w:tc>
+          <w:tcPr/>
+          <w:p>
+            <w:pPr>
+              <w:pStyle w:val="Compact"/>
+              <w:jc w:val="left"/>
+            </w:pPr>
+            <w:r>
+              <w:rPr>
+                <w:sz w:val="17"/>
+              </w:rPr>
+              <w:t xml:space="preserve">Proofreading</w:t>
+            </w:r>
+          </w:p>
+        </w:tc>
+        <w:tc>
+          <w:tcPr/>
+          <w:p>
+            <w:pPr>
+              <w:pStyle w:val="Compact"/>
+              <w:jc w:val="left"/>
+            </w:pPr>
+            <w:r>
+              <w:rPr>
+                <w:sz w:val="17"/>
+              </w:rPr>
+              <w:t xml:space="preserve">Partner marks the whole document proofread</w:t>
+            </w:r>
+          </w:p>
+        </w:tc>
+        <w:tc>
+          <w:tcPr/>
+          <w:p>
+            <w:pPr>
+              <w:pStyle w:val="Compact"/>
+              <w:jc w:val="left"/>
+            </w:pPr>
+            <w:r>
+              <w:rPr>
+                <w:sz w:val="17"/>
+              </w:rPr>
+              <w:t xml:space="preserve">Paragraph-level proofreading in the editor + partner confirmation</w:t>
+            </w:r>
+          </w:p>
+        </w:tc>
+        <w:tc>
+          <w:tcPr/>
+          <w:p>
+            <w:pPr>
+              <w:pStyle w:val="Compact"/>
+              <w:jc w:val="left"/>
+            </w:pPr>
+            <w:r>
+              <w:rPr>
+                <w:sz w:val="17"/>
+              </w:rPr>
+              <w:t xml:space="preserve">Added — Confirmed by the Client</w:t>
+            </w:r>
+          </w:p>
+        </w:tc>
+      </w:tr>
+    </w:tbl>
     <w:bookmarkEnd w:id="39"/>
-    <w:bookmarkStart w:id="40" w:name="completion-checklist"/>
+    <w:bookmarkEnd w:id="40"/>
+    <w:bookmarkStart w:id="41" w:name="completion-checklist"/>
     <w:p>
       <w:pPr>
         <w:pStyle w:val="Heading2"/>
@@ -7722,8 +8662,8 @@
         <w:t xml:space="preserve">, mapped onto the DBIZ2 Product Design Package. DBIZ3, VJCBI College — FTU. Group C · CINEMATCH.</w:t>
       </w:r>
     </w:p>
-    <w:bookmarkEnd w:id="40"/>
     <w:bookmarkEnd w:id="41"/>
+    <w:bookmarkEnd w:id="42"/>
     <w:sectPr>
       <w:pgMar w:bottom="1020" w:left="1020" w:right="1020" w:top="1020"/>
     </w:sectPr>

--- a/docs/word/specs/spec-M5.docx
+++ b/docs/word/specs/spec-M5.docx
@@ -2,7 +2,7 @@
 <file path=word/document.xml><?xml version="1.0" encoding="utf-8"?>
 <w:document xmlns:w="http://schemas.openxmlformats.org/wordprocessingml/2006/main" xmlns:m="http://schemas.openxmlformats.org/officeDocument/2006/math" xmlns:r="http://schemas.openxmlformats.org/officeDocument/2006/relationships" xmlns:o="urn:schemas-microsoft-com:office:office" xmlns:v="urn:schemas-microsoft-com:vml" xmlns:w10="urn:schemas-microsoft-com:office:word" xmlns:a="http://schemas.openxmlformats.org/drawingml/2006/main" xmlns:pic="http://schemas.openxmlformats.org/drawingml/2006/picture" xmlns:wp="http://schemas.openxmlformats.org/drawingml/2006/wordprocessingDrawing">
   <w:body>
-    <w:bookmarkStart w:id="42" w:name="X545deba644daf0850f0350c4e7b3a447cd1ccf7"/>
+    <w:bookmarkStart w:id="44" w:name="X545deba644daf0850f0350c4e7b3a447cd1ccf7"/>
     <w:p>
       <w:pPr>
         <w:pStyle w:val="Heading1"/>
@@ -340,7 +340,76 @@
         </w:tc>
       </w:tr>
     </w:tbl>
-    <w:bookmarkStart w:id="20" w:name="X4666c8db187a468bd7c4d1efd69e1ca31a62544"/>
+    <w:bookmarkStart w:id="21" w:name="clarifications"/>
+    <w:p>
+      <w:pPr>
+        <w:pStyle w:val="Heading2"/>
+      </w:pPr>
+      <w:r>
+        <w:t xml:space="preserve">Clarifications</w:t>
+      </w:r>
+    </w:p>
+    <w:bookmarkStart w:id="20" w:name="Xf89618e9cb7f126f51da04256cab1648125083e"/>
+    <w:p>
+      <w:pPr>
+        <w:pStyle w:val="Heading3"/>
+      </w:pPr>
+      <w:r>
+        <w:t xml:space="preserve">Session 2026-10-28 (Group C, provisional — the owner in §10 confirms before launch)</w:t>
+      </w:r>
+    </w:p>
+    <w:p>
+      <w:pPr>
+        <w:numPr>
+          <w:ilvl w:val="0"/>
+          <w:numId w:val="1001"/>
+        </w:numPr>
+        <w:pStyle w:val="Compact"/>
+      </w:pPr>
+      <w:r>
+        <w:t xml:space="preserve">Q1: Document list for segment C. → A: Minimum list for segment C: crew passports and visas, service contract with the Vietnamese partner, shooting schedule with locations, and a local permit when shooting in a public place. Marked</w:t>
+      </w:r>
+      <w:r>
+        <w:t xml:space="preserve"> </w:t>
+      </w:r>
+      <w:r>
+        <w:rPr>
+          <w:iCs/>
+          <w:i/>
+        </w:rPr>
+        <w:t xml:space="preserve">awaiting VFDA confirmation</w:t>
+      </w:r>
+      <w:r>
+        <w:t xml:space="preserve">.</w:t>
+      </w:r>
+    </w:p>
+    <w:p>
+      <w:pPr>
+        <w:numPr>
+          <w:ilvl w:val="0"/>
+          <w:numId w:val="1001"/>
+        </w:numPr>
+        <w:pStyle w:val="Compact"/>
+      </w:pPr>
+      <w:r>
+        <w:t xml:space="preserve">Q3: Which translation service may process scripts, which are confidential? → A: Only the paid Google Gemini API (data not used for training) may process real scripts, and only after the user ticks a consent box. The free tier is used with synthetic sample scripts only.</w:t>
+      </w:r>
+    </w:p>
+    <w:p>
+      <w:pPr>
+        <w:numPr>
+          <w:ilvl w:val="0"/>
+          <w:numId w:val="1001"/>
+        </w:numPr>
+        <w:pStyle w:val="Compact"/>
+      </w:pPr>
+      <w:r>
+        <w:t xml:space="preserve">Q7: are the "20 days" calendar days or working days — if working days, the safe deadline moves about 3 weeks earlier → A: Working days (weekends and PUBLIC_HOLIDAY excluded). Same decision as M2 question 1.</w:t>
+      </w:r>
+    </w:p>
+    <w:bookmarkEnd w:id="20"/>
+    <w:bookmarkEnd w:id="21"/>
+    <w:bookmarkStart w:id="22" w:name="X4666c8db187a468bd7c4d1efd69e1ca31a62544"/>
     <w:p>
       <w:pPr>
         <w:pStyle w:val="Heading2"/>
@@ -373,7 +442,7 @@
       <w:pPr>
         <w:numPr>
           <w:ilvl w:val="0"/>
-          <w:numId w:val="1001"/>
+          <w:numId w:val="1002"/>
         </w:numPr>
         <w:pStyle w:val="Compact"/>
       </w:pPr>
@@ -385,7 +454,7 @@
       <w:pPr>
         <w:numPr>
           <w:ilvl w:val="0"/>
-          <w:numId w:val="1001"/>
+          <w:numId w:val="1002"/>
         </w:numPr>
         <w:pStyle w:val="Compact"/>
       </w:pPr>
@@ -397,7 +466,7 @@
       <w:pPr>
         <w:numPr>
           <w:ilvl w:val="0"/>
-          <w:numId w:val="1001"/>
+          <w:numId w:val="1002"/>
         </w:numPr>
         <w:pStyle w:val="Compact"/>
       </w:pPr>
@@ -409,7 +478,7 @@
       <w:pPr>
         <w:numPr>
           <w:ilvl w:val="0"/>
-          <w:numId w:val="1001"/>
+          <w:numId w:val="1002"/>
         </w:numPr>
         <w:pStyle w:val="Compact"/>
       </w:pPr>
@@ -433,7 +502,7 @@
       <w:pPr>
         <w:numPr>
           <w:ilvl w:val="0"/>
-          <w:numId w:val="1002"/>
+          <w:numId w:val="1003"/>
         </w:numPr>
         <w:pStyle w:val="Compact"/>
       </w:pPr>
@@ -445,7 +514,7 @@
       <w:pPr>
         <w:numPr>
           <w:ilvl w:val="0"/>
-          <w:numId w:val="1002"/>
+          <w:numId w:val="1003"/>
         </w:numPr>
         <w:pStyle w:val="Compact"/>
       </w:pPr>
@@ -457,7 +526,7 @@
       <w:pPr>
         <w:numPr>
           <w:ilvl w:val="0"/>
-          <w:numId w:val="1002"/>
+          <w:numId w:val="1003"/>
         </w:numPr>
         <w:pStyle w:val="Compact"/>
       </w:pPr>
@@ -481,7 +550,7 @@
       <w:pPr>
         <w:numPr>
           <w:ilvl w:val="0"/>
-          <w:numId w:val="1003"/>
+          <w:numId w:val="1004"/>
         </w:numPr>
         <w:pStyle w:val="Compact"/>
       </w:pPr>
@@ -493,7 +562,7 @@
       <w:pPr>
         <w:numPr>
           <w:ilvl w:val="0"/>
-          <w:numId w:val="1003"/>
+          <w:numId w:val="1004"/>
         </w:numPr>
         <w:pStyle w:val="Compact"/>
       </w:pPr>
@@ -505,7 +574,7 @@
       <w:pPr>
         <w:numPr>
           <w:ilvl w:val="0"/>
-          <w:numId w:val="1003"/>
+          <w:numId w:val="1004"/>
         </w:numPr>
         <w:pStyle w:val="Compact"/>
       </w:pPr>
@@ -517,7 +586,7 @@
       <w:pPr>
         <w:numPr>
           <w:ilvl w:val="0"/>
-          <w:numId w:val="1003"/>
+          <w:numId w:val="1004"/>
         </w:numPr>
         <w:pStyle w:val="Compact"/>
       </w:pPr>
@@ -529,7 +598,7 @@
       <w:pPr>
         <w:numPr>
           <w:ilvl w:val="0"/>
-          <w:numId w:val="1003"/>
+          <w:numId w:val="1004"/>
         </w:numPr>
         <w:pStyle w:val="Compact"/>
       </w:pPr>
@@ -537,8 +606,8 @@
         <w:t xml:space="preserve">External: language model API, Supabase Storage</w:t>
       </w:r>
     </w:p>
-    <w:bookmarkEnd w:id="20"/>
-    <w:bookmarkStart w:id="21" w:name="X572f76d4414d525199501e7085f189788c65188"/>
+    <w:bookmarkEnd w:id="22"/>
+    <w:bookmarkStart w:id="23" w:name="X572f76d4414d525199501e7085f189788c65188"/>
     <w:p>
       <w:pPr>
         <w:pStyle w:val="Heading2"/>
@@ -771,8 +840,8 @@
         </w:tc>
       </w:tr>
     </w:tbl>
-    <w:bookmarkEnd w:id="21"/>
-    <w:bookmarkStart w:id="26" w:name="X6e9f8def7ab98f65fc162bbf7fd6dd9285f3897"/>
+    <w:bookmarkEnd w:id="23"/>
+    <w:bookmarkStart w:id="28" w:name="X6e9f8def7ab98f65fc162bbf7fd6dd9285f3897"/>
     <w:p>
       <w:pPr>
         <w:pStyle w:val="Heading2"/>
@@ -781,7 +850,7 @@
         <w:t xml:space="preserve">3. User scenarios and acceptance criteria</w:t>
       </w:r>
     </w:p>
-    <w:bookmarkStart w:id="22" w:name="Xb30e3059b1b257801b0af13ff2a91434916a0d7"/>
+    <w:bookmarkStart w:id="24" w:name="Xb30e3059b1b257801b0af13ff2a91434916a0d7"/>
     <w:p>
       <w:pPr>
         <w:pStyle w:val="Heading3"/>
@@ -824,7 +893,7 @@
       <w:pPr>
         <w:numPr>
           <w:ilvl w:val="0"/>
-          <w:numId w:val="1004"/>
+          <w:numId w:val="1005"/>
         </w:numPr>
         <w:pStyle w:val="Compact"/>
       </w:pPr>
@@ -923,7 +992,7 @@
       <w:pPr>
         <w:numPr>
           <w:ilvl w:val="0"/>
-          <w:numId w:val="1004"/>
+          <w:numId w:val="1005"/>
         </w:numPr>
         <w:pStyle w:val="Compact"/>
       </w:pPr>
@@ -989,8 +1058,8 @@
         <w:t xml:space="preserve">item for that permit appears.</w:t>
       </w:r>
     </w:p>
-    <w:bookmarkEnd w:id="22"/>
-    <w:bookmarkStart w:id="23" w:name="X76956644e178073bcf91e19ac37834c671e01a3"/>
+    <w:bookmarkEnd w:id="24"/>
+    <w:bookmarkStart w:id="25" w:name="X76956644e178073bcf91e19ac37834c671e01a3"/>
     <w:p>
       <w:pPr>
         <w:pStyle w:val="Heading3"/>
@@ -1033,7 +1102,7 @@
       <w:pPr>
         <w:numPr>
           <w:ilvl w:val="0"/>
-          <w:numId w:val="1005"/>
+          <w:numId w:val="1006"/>
         </w:numPr>
         <w:pStyle w:val="Compact"/>
       </w:pPr>
@@ -1113,7 +1182,7 @@
       <w:pPr>
         <w:numPr>
           <w:ilvl w:val="0"/>
-          <w:numId w:val="1005"/>
+          <w:numId w:val="1006"/>
         </w:numPr>
         <w:pStyle w:val="Compact"/>
       </w:pPr>
@@ -1180,7 +1249,7 @@
       <w:pPr>
         <w:numPr>
           <w:ilvl w:val="0"/>
-          <w:numId w:val="1005"/>
+          <w:numId w:val="1006"/>
         </w:numPr>
         <w:pStyle w:val="Compact"/>
       </w:pPr>
@@ -1243,8 +1312,8 @@
         <w:t xml:space="preserve">.</w:t>
       </w:r>
     </w:p>
-    <w:bookmarkEnd w:id="23"/>
-    <w:bookmarkStart w:id="24" w:name="us-3-p1-see-my-latest-safe-filing-date"/>
+    <w:bookmarkEnd w:id="25"/>
+    <w:bookmarkStart w:id="26" w:name="us-3-p1-see-my-latest-safe-filing-date"/>
     <w:p>
       <w:pPr>
         <w:pStyle w:val="Heading3"/>
@@ -1287,7 +1356,7 @@
       <w:pPr>
         <w:numPr>
           <w:ilvl w:val="0"/>
-          <w:numId w:val="1006"/>
+          <w:numId w:val="1007"/>
         </w:numPr>
         <w:pStyle w:val="Compact"/>
       </w:pPr>
@@ -1341,7 +1410,7 @@
       <w:pPr>
         <w:numPr>
           <w:ilvl w:val="0"/>
-          <w:numId w:val="1006"/>
+          <w:numId w:val="1007"/>
         </w:numPr>
         <w:pStyle w:val="Compact"/>
       </w:pPr>
@@ -1407,8 +1476,8 @@
         <w:t xml:space="preserve">until official dates are published.</w:t>
       </w:r>
     </w:p>
-    <w:bookmarkEnd w:id="24"/>
-    <w:bookmarkStart w:id="25" w:name="edge-cases"/>
+    <w:bookmarkEnd w:id="26"/>
+    <w:bookmarkStart w:id="27" w:name="edge-cases"/>
     <w:p>
       <w:pPr>
         <w:pStyle w:val="Heading3"/>
@@ -1421,7 +1490,7 @@
       <w:pPr>
         <w:numPr>
           <w:ilvl w:val="0"/>
-          <w:numId w:val="1007"/>
+          <w:numId w:val="1008"/>
         </w:numPr>
         <w:pStyle w:val="Compact"/>
       </w:pPr>
@@ -1433,7 +1502,7 @@
       <w:pPr>
         <w:numPr>
           <w:ilvl w:val="0"/>
-          <w:numId w:val="1007"/>
+          <w:numId w:val="1008"/>
         </w:numPr>
         <w:pStyle w:val="Compact"/>
       </w:pPr>
@@ -1445,7 +1514,7 @@
       <w:pPr>
         <w:numPr>
           <w:ilvl w:val="0"/>
-          <w:numId w:val="1007"/>
+          <w:numId w:val="1008"/>
         </w:numPr>
         <w:pStyle w:val="Compact"/>
       </w:pPr>
@@ -1470,7 +1539,7 @@
       <w:pPr>
         <w:numPr>
           <w:ilvl w:val="0"/>
-          <w:numId w:val="1007"/>
+          <w:numId w:val="1008"/>
         </w:numPr>
         <w:pStyle w:val="Compact"/>
       </w:pPr>
@@ -1491,9 +1560,9 @@
         <w:t xml:space="preserve">.</w:t>
       </w:r>
     </w:p>
-    <w:bookmarkEnd w:id="25"/>
-    <w:bookmarkEnd w:id="26"/>
-    <w:bookmarkStart w:id="29" w:name="X642f26008f14b2e5af562a7ed56d7333412cc34"/>
+    <w:bookmarkEnd w:id="27"/>
+    <w:bookmarkEnd w:id="28"/>
+    <w:bookmarkStart w:id="31" w:name="X642f26008f14b2e5af562a7ed56d7333412cc34"/>
     <w:p>
       <w:pPr>
         <w:pStyle w:val="Heading2"/>
@@ -1502,7 +1571,7 @@
         <w:t xml:space="preserve">4. Flows</w:t>
       </w:r>
     </w:p>
-    <w:bookmarkStart w:id="27" w:name="X1ee6c31a0eb1019164fd58905c8c906d841fb12"/>
+    <w:bookmarkStart w:id="29" w:name="X1ee6c31a0eb1019164fd58905c8c906d841fb12"/>
     <w:p>
       <w:pPr>
         <w:pStyle w:val="Heading3"/>
@@ -1590,8 +1659,8 @@
         <w:t xml:space="preserve">    Q4 -- Yes --&gt; NOTI([M7 · Notify provincial People's Committee])</w:t>
       </w:r>
     </w:p>
-    <w:bookmarkEnd w:id="27"/>
-    <w:bookmarkStart w:id="28" w:name="X94ffecfc9f77fdd13df6f466cfebbb8693e6ff4"/>
+    <w:bookmarkEnd w:id="29"/>
+    <w:bookmarkStart w:id="30" w:name="X94ffecfc9f77fdd13df6f466cfebbb8693e6ff4"/>
     <w:p>
       <w:pPr>
         <w:pStyle w:val="Heading3"/>
@@ -1793,9 +1862,9 @@
         <w:t xml:space="preserve">    Note over EF: Never submits automatically - the end product is a file for a person to handle</w:t>
       </w:r>
     </w:p>
-    <w:bookmarkEnd w:id="28"/>
-    <w:bookmarkEnd w:id="29"/>
-    <w:bookmarkStart w:id="32" w:name="X052d9d50bef594c4dcaeeac6011093e4925597a"/>
+    <w:bookmarkEnd w:id="30"/>
+    <w:bookmarkEnd w:id="31"/>
+    <w:bookmarkStart w:id="34" w:name="X052d9d50bef594c4dcaeeac6011093e4925597a"/>
     <w:p>
       <w:pPr>
         <w:pStyle w:val="Heading2"/>
@@ -2569,7 +2638,7 @@
         </w:tc>
       </w:tr>
     </w:tbl>
-    <w:bookmarkStart w:id="30" w:name="X0b60481e9d94c018d9ee6d90566933e257614bf"/>
+    <w:bookmarkStart w:id="32" w:name="X0b60481e9d94c018d9ee6d90566933e257614bf"/>
     <w:p>
       <w:pPr>
         <w:pStyle w:val="Heading3"/>
@@ -4539,8 +4608,8 @@
         </w:tc>
       </w:tr>
     </w:tbl>
-    <w:bookmarkEnd w:id="30"/>
-    <w:bookmarkStart w:id="31" w:name="Xf08c5fac6d146dfbd969d3549b1b5c53dd98aa2"/>
+    <w:bookmarkEnd w:id="32"/>
+    <w:bookmarkStart w:id="33" w:name="Xf08c5fac6d146dfbd969d3549b1b5c53dd98aa2"/>
     <w:p>
       <w:pPr>
         <w:pStyle w:val="Heading3"/>
@@ -5044,9 +5113,9 @@
         </w:tc>
       </w:tr>
     </w:tbl>
-    <w:bookmarkEnd w:id="31"/>
-    <w:bookmarkEnd w:id="32"/>
-    <w:bookmarkStart w:id="34" w:name="Xd4a7e4930d01b3f2af150543fa31b412e6715be"/>
+    <w:bookmarkEnd w:id="33"/>
+    <w:bookmarkEnd w:id="34"/>
+    <w:bookmarkStart w:id="36" w:name="Xd4a7e4930d01b3f2af150543fa31b412e6715be"/>
     <w:p>
       <w:pPr>
         <w:pStyle w:val="Heading2"/>
@@ -5467,7 +5536,7 @@
         </w:tc>
       </w:tr>
     </w:tbl>
-    <w:bookmarkStart w:id="33" w:name="Xbecd423f5882972d65b0bceed9cc4371cda5552"/>
+    <w:bookmarkStart w:id="35" w:name="Xbecd423f5882972d65b0bceed9cc4371cda5552"/>
     <w:p>
       <w:pPr>
         <w:pStyle w:val="Heading3"/>
@@ -6394,9 +6463,9 @@
         </w:tc>
       </w:tr>
     </w:tbl>
-    <w:bookmarkEnd w:id="33"/>
-    <w:bookmarkEnd w:id="34"/>
-    <w:bookmarkStart w:id="35" w:name="Xd2a645a1673f9c3c0ba35362f9a4e8652055502"/>
+    <w:bookmarkEnd w:id="35"/>
+    <w:bookmarkEnd w:id="36"/>
+    <w:bookmarkStart w:id="37" w:name="Xd2a645a1673f9c3c0ba35362f9a4e8652055502"/>
     <w:p>
       <w:pPr>
         <w:pStyle w:val="Heading2"/>
@@ -6697,8 +6766,8 @@
         </w:tc>
       </w:tr>
     </w:tbl>
-    <w:bookmarkEnd w:id="35"/>
-    <w:bookmarkStart w:id="36" w:name="Xbe7985084ef4dfdbc7e9fba0a235022f75110b0"/>
+    <w:bookmarkEnd w:id="37"/>
+    <w:bookmarkStart w:id="38" w:name="Xbe7985084ef4dfdbc7e9fba0a235022f75110b0"/>
     <w:p>
       <w:pPr>
         <w:pStyle w:val="Heading2"/>
@@ -6945,8 +7014,8 @@
         </w:tc>
       </w:tr>
     </w:tbl>
-    <w:bookmarkEnd w:id="36"/>
-    <w:bookmarkStart w:id="37" w:name="Xf0e84fbc24061432f3671343bf60d40f0e14ddf"/>
+    <w:bookmarkEnd w:id="38"/>
+    <w:bookmarkStart w:id="39" w:name="Xf0e84fbc24061432f3671343bf60d40f0e14ddf"/>
     <w:p>
       <w:pPr>
         <w:pStyle w:val="Heading2"/>
@@ -6959,7 +7028,7 @@
       <w:pPr>
         <w:numPr>
           <w:ilvl w:val="0"/>
-          <w:numId w:val="1008"/>
+          <w:numId w:val="1009"/>
         </w:numPr>
         <w:pStyle w:val="Compact"/>
       </w:pPr>
@@ -6971,7 +7040,7 @@
       <w:pPr>
         <w:numPr>
           <w:ilvl w:val="0"/>
-          <w:numId w:val="1008"/>
+          <w:numId w:val="1009"/>
         </w:numPr>
         <w:pStyle w:val="Compact"/>
       </w:pPr>
@@ -6983,7 +7052,7 @@
       <w:pPr>
         <w:numPr>
           <w:ilvl w:val="0"/>
-          <w:numId w:val="1008"/>
+          <w:numId w:val="1009"/>
         </w:numPr>
         <w:pStyle w:val="Compact"/>
       </w:pPr>
@@ -6991,8 +7060,8 @@
         <w:t xml:space="preserve">Test value used until VFDA answers §10 question 2: a project member, or a partner whose request for the project is accepted or confirmed, may proofread a paragraph; only a partner whose request is confirmed may confirm the whole document.</w:t>
       </w:r>
     </w:p>
-    <w:bookmarkEnd w:id="37"/>
-    <w:bookmarkStart w:id="38" w:name="X55a6565c84ac464289a534278fc4074fe00819d"/>
+    <w:bookmarkEnd w:id="39"/>
+    <w:bookmarkStart w:id="40" w:name="X55a6565c84ac464289a534278fc4074fe00819d"/>
     <w:p>
       <w:pPr>
         <w:pStyle w:val="Heading2"/>
@@ -7209,7 +7278,7 @@
               <w:rPr>
                 <w:sz w:val="17"/>
               </w:rPr>
-              <w:t xml:space="preserve">Open</w:t>
+              <w:t xml:space="preserve">Decided (provisional, VFDA to confirm) — see Clarifications</w:t>
             </w:r>
           </w:p>
         </w:tc>
@@ -7377,7 +7446,7 @@
               <w:rPr>
                 <w:sz w:val="17"/>
               </w:rPr>
-              <w:t xml:space="preserve">Open</w:t>
+              <w:t xml:space="preserve">Decided (provisional, VFDA to confirm) — see Clarifications</w:t>
             </w:r>
           </w:p>
         </w:tc>
@@ -7793,14 +7862,14 @@
               <w:rPr>
                 <w:sz w:val="17"/>
               </w:rPr>
-              <w:t xml:space="preserve">Open</w:t>
+              <w:t xml:space="preserve">Decided (provisional, VFDA to confirm) — see Clarifications</w:t>
             </w:r>
           </w:p>
         </w:tc>
       </w:tr>
     </w:tbl>
-    <w:bookmarkEnd w:id="38"/>
-    <w:bookmarkStart w:id="40" w:name="Xfe89178ba2c1baf2da96240bc9850b678501375"/>
+    <w:bookmarkEnd w:id="40"/>
+    <w:bookmarkStart w:id="42" w:name="Xfe89178ba2c1baf2da96240bc9850b678501375"/>
     <w:p>
       <w:pPr>
         <w:pStyle w:val="Heading2"/>
@@ -8227,7 +8296,7 @@
         </w:tc>
       </w:tr>
     </w:tbl>
-    <w:bookmarkStart w:id="39" w:name="X0ebe4ea0055657d0fde6dddb3c03c11905d0ce8"/>
+    <w:bookmarkStart w:id="41" w:name="X0ebe4ea0055657d0fde6dddb3c03c11905d0ce8"/>
     <w:p>
       <w:pPr>
         <w:pStyle w:val="Heading3"/>
@@ -8471,9 +8540,9 @@
         </w:tc>
       </w:tr>
     </w:tbl>
-    <w:bookmarkEnd w:id="39"/>
-    <w:bookmarkEnd w:id="40"/>
-    <w:bookmarkStart w:id="41" w:name="completion-checklist"/>
+    <w:bookmarkEnd w:id="41"/>
+    <w:bookmarkEnd w:id="42"/>
+    <w:bookmarkStart w:id="43" w:name="completion-checklist"/>
     <w:p>
       <w:pPr>
         <w:pStyle w:val="Heading2"/>
@@ -8486,7 +8555,7 @@
       <w:pPr>
         <w:numPr>
           <w:ilvl w:val="0"/>
-          <w:numId w:val="1009"/>
+          <w:numId w:val="1010"/>
         </w:numPr>
         <w:pStyle w:val="Compact"/>
       </w:pPr>
@@ -8498,7 +8567,7 @@
       <w:pPr>
         <w:numPr>
           <w:ilvl w:val="0"/>
-          <w:numId w:val="1009"/>
+          <w:numId w:val="1010"/>
         </w:numPr>
         <w:pStyle w:val="Compact"/>
       </w:pPr>
@@ -8510,7 +8579,7 @@
       <w:pPr>
         <w:numPr>
           <w:ilvl w:val="0"/>
-          <w:numId w:val="1009"/>
+          <w:numId w:val="1010"/>
         </w:numPr>
         <w:pStyle w:val="Compact"/>
       </w:pPr>
@@ -8522,7 +8591,7 @@
       <w:pPr>
         <w:numPr>
           <w:ilvl w:val="0"/>
-          <w:numId w:val="1009"/>
+          <w:numId w:val="1010"/>
         </w:numPr>
         <w:pStyle w:val="Compact"/>
       </w:pPr>
@@ -8550,7 +8619,7 @@
       <w:pPr>
         <w:numPr>
           <w:ilvl w:val="0"/>
-          <w:numId w:val="1009"/>
+          <w:numId w:val="1010"/>
         </w:numPr>
         <w:pStyle w:val="Compact"/>
       </w:pPr>
@@ -8562,7 +8631,7 @@
       <w:pPr>
         <w:numPr>
           <w:ilvl w:val="0"/>
-          <w:numId w:val="1009"/>
+          <w:numId w:val="1010"/>
         </w:numPr>
         <w:pStyle w:val="Compact"/>
       </w:pPr>
@@ -8574,7 +8643,7 @@
       <w:pPr>
         <w:numPr>
           <w:ilvl w:val="0"/>
-          <w:numId w:val="1009"/>
+          <w:numId w:val="1010"/>
         </w:numPr>
         <w:pStyle w:val="Compact"/>
       </w:pPr>
@@ -8586,7 +8655,7 @@
       <w:pPr>
         <w:numPr>
           <w:ilvl w:val="0"/>
-          <w:numId w:val="1009"/>
+          <w:numId w:val="1010"/>
         </w:numPr>
         <w:pStyle w:val="Compact"/>
       </w:pPr>
@@ -8613,7 +8682,7 @@
       <w:pPr>
         <w:numPr>
           <w:ilvl w:val="0"/>
-          <w:numId w:val="1009"/>
+          <w:numId w:val="1010"/>
         </w:numPr>
         <w:pStyle w:val="Compact"/>
       </w:pPr>
@@ -8662,8 +8731,8 @@
         <w:t xml:space="preserve">, mapped onto the DBIZ2 Product Design Package. DBIZ3, VJCBI College — FTU. Group C · CINEMATCH.</w:t>
       </w:r>
     </w:p>
-    <w:bookmarkEnd w:id="41"/>
-    <w:bookmarkEnd w:id="42"/>
+    <w:bookmarkEnd w:id="43"/>
+    <w:bookmarkEnd w:id="44"/>
     <w:sectPr>
       <w:pgMar w:bottom="1020" w:left="1020" w:right="1020" w:top="1020"/>
     </w:sectPr>
@@ -8946,34 +9015,7 @@
     <w:abstractNumId w:val="991"/>
   </w:num>
   <w:num w:numId="1004">
-    <w:abstractNumId w:val="99411"/>
-    <w:lvlOverride w:ilvl="0">
-      <w:startOverride w:val="1"/>
-    </w:lvlOverride>
-    <w:lvlOverride w:ilvl="1">
-      <w:startOverride w:val="1"/>
-    </w:lvlOverride>
-    <w:lvlOverride w:ilvl="2">
-      <w:startOverride w:val="1"/>
-    </w:lvlOverride>
-    <w:lvlOverride w:ilvl="3">
-      <w:startOverride w:val="1"/>
-    </w:lvlOverride>
-    <w:lvlOverride w:ilvl="4">
-      <w:startOverride w:val="1"/>
-    </w:lvlOverride>
-    <w:lvlOverride w:ilvl="5">
-      <w:startOverride w:val="1"/>
-    </w:lvlOverride>
-    <w:lvlOverride w:ilvl="6">
-      <w:startOverride w:val="1"/>
-    </w:lvlOverride>
-    <w:lvlOverride w:ilvl="7">
-      <w:startOverride w:val="1"/>
-    </w:lvlOverride>
-    <w:lvlOverride w:ilvl="8">
-      <w:startOverride w:val="1"/>
-    </w:lvlOverride>
+    <w:abstractNumId w:val="991"/>
   </w:num>
   <w:num w:numId="1005">
     <w:abstractNumId w:val="99411"/>
@@ -9036,12 +9078,42 @@
     </w:lvlOverride>
   </w:num>
   <w:num w:numId="1007">
-    <w:abstractNumId w:val="991"/>
+    <w:abstractNumId w:val="99411"/>
+    <w:lvlOverride w:ilvl="0">
+      <w:startOverride w:val="1"/>
+    </w:lvlOverride>
+    <w:lvlOverride w:ilvl="1">
+      <w:startOverride w:val="1"/>
+    </w:lvlOverride>
+    <w:lvlOverride w:ilvl="2">
+      <w:startOverride w:val="1"/>
+    </w:lvlOverride>
+    <w:lvlOverride w:ilvl="3">
+      <w:startOverride w:val="1"/>
+    </w:lvlOverride>
+    <w:lvlOverride w:ilvl="4">
+      <w:startOverride w:val="1"/>
+    </w:lvlOverride>
+    <w:lvlOverride w:ilvl="5">
+      <w:startOverride w:val="1"/>
+    </w:lvlOverride>
+    <w:lvlOverride w:ilvl="6">
+      <w:startOverride w:val="1"/>
+    </w:lvlOverride>
+    <w:lvlOverride w:ilvl="7">
+      <w:startOverride w:val="1"/>
+    </w:lvlOverride>
+    <w:lvlOverride w:ilvl="8">
+      <w:startOverride w:val="1"/>
+    </w:lvlOverride>
   </w:num>
   <w:num w:numId="1008">
     <w:abstractNumId w:val="991"/>
   </w:num>
   <w:num w:numId="1009">
+    <w:abstractNumId w:val="991"/>
+  </w:num>
+  <w:num w:numId="1010">
     <w:abstractNumId w:val="991"/>
   </w:num>
 </w:numbering>
